--- a/docs/Lessons/Lesson 00 - Standards/Book_Notes_and_ToDo.docx
+++ b/docs/Lessons/Lesson 00 - Standards/Book_Notes_and_ToDo.docx
@@ -783,6 +783,36 @@
         <w:t xml:space="preserve">☐ </w:t>
       </w:r>
       <w:r>
+        <w:t xml:space="preserve">Reflex habits: testing, documentation and refactoring as things students do without thinking of them as separate tasks (Robert's goal, raised at the Lesson 11 review after his own GameMaker project drifted from the Keys): see the separate document Reflex_Habits_Design_Notes.docx (this folder). It holds Robert's problem statement, Claude's first-pass commentary (yes at beginner level if taught as three plain habits: try it, say it, tidy it, in the last five minutes of lab), a draft candidate Rule 16 (Done Means Tried, Named and Tidy), concrete mechanisms, options for fixing the instructor's own drift, a long spitballing list, risks, and the decisions needed. Nothing in it is adopted yet.</w:t>
+      </w:r>
+      <w:r>
+        <w:rPr>
+          <w:i/>
+          <w:iCs/>
+          <w:color w:val="777777"/>
+          <w:sz w:val="18"/>
+          <w:szCs w:val="18"/>
+        </w:rPr>
+        <w:t xml:space="preserve">  (raised by Robert at the Lesson 11 review; decision pending on candidate Rule 16)</w:t>
+      </w:r>
+    </w:p>
+    <w:p>
+      <w:pPr>
+        <w:pStyle w:val="ListParagraph"/>
+        <w:numPr>
+          <w:ilvl w:val="0"/>
+          <w:numId w:val="2"/>
+        </w:numPr>
+        <w:spacing w:after="80"/>
+      </w:pPr>
+      <w:r>
+        <w:rPr>
+          <w:b/>
+          <w:bCs/>
+        </w:rPr>
+        <w:t xml:space="preserve">☐ </w:t>
+      </w:r>
+      <w:r>
         <w:t xml:space="preserve">Name the bug: "the Stalemate" (book edition, Robert's decision at the Lesson 11 review): refer to the win/lose gap bug by this name everywhere in the book and course materials from now on. Definition for the manuscript: a round that ends with no win, no loss and no restart, because escapes lower lives but never lower enemies_remaining. The name should appear the first time the bug is reported (Lesson 10's Level 3), be used in Lesson 11's wave discussion, and in any Semester 2 repeat of the bug-hunt exercise. The name also appears in Lesson 10 and Lesson 11 handouts and Teacher's Keys as of Lesson 11 (Lesson 10's own Level 3 text does not name it yet, only the Lesson 11 materials do; decide whether to add the name to Lesson 10's Level 3 in the book).</w:t>
       </w:r>
       <w:r>
@@ -2162,7 +2192,7 @@
         <w:spacing w:after="160"/>
       </w:pPr>
       <w:r>
-        <w:t xml:space="preserve">First entry, written the same week as the Unreal Lesson 2/3/4/13 rebuild and the first pass of Cross_Engine_Consistency_Reference.docx. Updated the same week to add Standards Rule 6 (SuperStretch/Refinement and Style/visual-scripting reuse) and scope, but not begin, the question of retrofitting it into Lessons 1-15. Updated again to add Standards Rule 13 (dedicated manager object for shared state), the Lesson 6 GameManager retrofit, and Lesson 7's full compliance pass (GameManager routing, Rule 11 naming-drift fixes, the new Rule 9 diagram set, and Unity Visual Scripting prose tightening). Updated again to add a GameManager mini-lecture to Lesson 7's live slide deck (placed at the start of the lab section, separate from the main lecture) plus the paired ToDo to relocate that discussion to Lecture 06 once the book manuscript reaches it. Updated again to add Lesson 8's own full compliance pass (the lives/has_lost GameManager retrofit, Rule 11/12 TIC-80 and Scratch naming fixes, Rule 7 visual-path explicitness fixes, a new Rule 9 diagram set with a newly-documented Handout-vs-Key placement convention for the three dual-track engines, and the Rule 10/Rule 8 slide deck fixes correcting a Godot-leftover demo reference and adding its first six speaker-notes entries), and to narrow the Rule 7/8/9/13 retrofit ToDo items' remaining scope accordingly. Updated again to add Lesson 9's own full compliance pass (a four-engine Rule 13 GameManager retrofit for score - GameMaker, Scratch, Godot, and Unreal - plus a Rule 11/12 Scratch naming fix, a Rule 7 Unity Visual Scripting explicitness fix, a new Rule 9 diagram set reusing the established Handout-vs-Key placement convention, and the Rule 10/Rule 8 slide deck fixes correcting a Godot-leftover demo reference and adding its six speaker-notes entries), and to narrow the Rule 7/8/9/13 retrofit ToDo items' remaining scope to Lessons 10-15 accordingly. Updated again to record the GameMaker __dnd_lives/__dnd_score correction (Lessons 8-9) and five follow-up To-Do items (Lessons 10-15 review, obj.variable vs. Target drop-down, an If Lives comparison sidebar, GameMaker Prefabs, and dropping asset-name prefixes). Updated again to record the Unity static-members items, the cross-engine name normalization To-Do and the canonical bug-hunt decision, plus the Lesson 10 compliance pass and the cross-engine design-drift To-Do (HUD object, prefabs). Updated again at the Lesson 11 review to record the name "the Stalemate" for the win/lose gap bug and the Lesson 11 compliance pass (active engines only). Add to this document as the course continues; do a dedicated consolidation pass every so often rather than continuously.</w:t>
+        <w:t xml:space="preserve">First entry, written the same week as the Unreal Lesson 2/3/4/13 rebuild and the first pass of Cross_Engine_Consistency_Reference.docx. Updated the same week to add Standards Rule 6 (SuperStretch/Refinement and Style/visual-scripting reuse) and scope, but not begin, the question of retrofitting it into Lessons 1-15. Updated again to add Standards Rule 13 (dedicated manager object for shared state), the Lesson 6 GameManager retrofit, and Lesson 7's full compliance pass (GameManager routing, Rule 11 naming-drift fixes, the new Rule 9 diagram set, and Unity Visual Scripting prose tightening). Updated again to add a GameManager mini-lecture to Lesson 7's live slide deck (placed at the start of the lab section, separate from the main lecture) plus the paired ToDo to relocate that discussion to Lecture 06 once the book manuscript reaches it. Updated again to add Lesson 8's own full compliance pass (the lives/has_lost GameManager retrofit, Rule 11/12 TIC-80 and Scratch naming fixes, Rule 7 visual-path explicitness fixes, a new Rule 9 diagram set with a newly-documented Handout-vs-Key placement convention for the three dual-track engines, and the Rule 10/Rule 8 slide deck fixes correcting a Godot-leftover demo reference and adding its first six speaker-notes entries), and to narrow the Rule 7/8/9/13 retrofit ToDo items' remaining scope accordingly. Updated again to add Lesson 9's own full compliance pass (a four-engine Rule 13 GameManager retrofit for score - GameMaker, Scratch, Godot, and Unreal - plus a Rule 11/12 Scratch naming fix, a Rule 7 Unity Visual Scripting explicitness fix, a new Rule 9 diagram set reusing the established Handout-vs-Key placement convention, and the Rule 10/Rule 8 slide deck fixes correcting a Godot-leftover demo reference and adding its six speaker-notes entries), and to narrow the Rule 7/8/9/13 retrofit ToDo items' remaining scope to Lessons 10-15 accordingly. Updated again to record the GameMaker __dnd_lives/__dnd_score correction (Lessons 8-9) and five follow-up To-Do items (Lessons 10-15 review, obj.variable vs. Target drop-down, an If Lives comparison sidebar, GameMaker Prefabs, and dropping asset-name prefixes). Updated again to record the Unity static-members items, the cross-engine name normalization To-Do and the canonical bug-hunt decision, plus the Lesson 10 compliance pass and the cross-engine design-drift To-Do (HUD object, prefabs). Updated again at the Lesson 11 review to point to the new Reflex Habits design-notes document and to record the name "the Stalemate" for the win/lose gap bug and the Lesson 11 compliance pass (active engines only). Add to this document as the course continues; do a dedicated consolidation pass every so often rather than continuously.</w:t>
       </w:r>
     </w:p>
     <w:sectPr>

--- a/docs/Lessons/Lesson 00 - Standards/Book_Notes_and_ToDo.docx
+++ b/docs/Lessons/Lesson 00 - Standards/Book_Notes_and_ToDo.docx
@@ -1728,6 +1728,96 @@
     </w:p>
     <w:p>
       <w:pPr>
+        <w:pStyle w:val="ListParagraph"/>
+        <w:numPr>
+          <w:ilvl w:val="0"/>
+          <w:numId w:val="2"/>
+        </w:numPr>
+        <w:spacing w:after="80"/>
+      </w:pPr>
+      <w:r>
+        <w:rPr>
+          <w:b/>
+          <w:bCs/>
+        </w:rPr>
+        <w:t xml:space="preserve">☐ </w:t>
+      </w:r>
+      <w:r>
+        <w:t xml:space="preserve">New companion book/class concept, spitballed, not scoped or scheduled: "Debugging 101" - a course/book built around a pre-loaded code repository seeded with a variety of deliberately planted bugs, modeled directly on real categories this very project has hit: flat-out broken code that doesn't compile/run, failed edge cases, a new feature that breaks an existing one, a mismatch between the design doc and the actual code, a broken refactoring, and a misinterpreted feature (built to spec as written, but not to what was actually meant). Natural companion idea: "Testing 101" - the inverse situation, an existing codebase plus a design doc but NO test cases, where the student's job is to build the test suite from scratch. A possible third, combined course: "Testing/Debugging 201", merging both - use the act of writing test cases as the mechanism that both finds the bugs AND proves each fix actually worked (red test before the fix, green test after), rather than teaching testing and debugging as separate skills. All three are genuinely downstream of THIS project specifically: the bug categories map directly onto real bugs found while building this course (see the Notes &amp; Commentary entries on the spawn-loop self-collision bug, the GameMaker Visual targeting saga, the dropped Level 3 sounds, the WaveAnnouncementText/WaveText naming mismatch, and the Stalemate itself), which is exactly the kind of real-world-grounded material this idea would need. Not scoped, not scheduled, no engine/language/audience decided yet - purely a note-it-before-it's-lost entry; see the matching Notes &amp; Commentary entry for the fuller framing.</w:t>
+      </w:r>
+      <w:r>
+        <w:rPr>
+          <w:i/>
+          <w:iCs/>
+          <w:color w:val="777777"/>
+          <w:sz w:val="18"/>
+          <w:szCs w:val="18"/>
+        </w:rPr>
+        <w:t xml:space="preserve">  (Robert's idea, spitballed; companion concept to the main Video Game Creation course, not yet scoped)</w:t>
+      </w:r>
+    </w:p>
+    <w:p>
+      <w:pPr>
+        <w:pStyle w:val="ListParagraph"/>
+        <w:numPr>
+          <w:ilvl w:val="0"/>
+          <w:numId w:val="2"/>
+        </w:numPr>
+        <w:spacing w:after="80"/>
+      </w:pPr>
+      <w:r>
+        <w:rPr>
+          <w:b/>
+          <w:bCs/>
+        </w:rPr>
+        <w:t xml:space="preserve">☐ </w:t>
+      </w:r>
+      <w:r>
+        <w:t xml:space="preserve">GameMaker GML Visual audit: confirm whether any existing Visual-path content assumes an "Else If" node/block exists. It appears GML Visual has no such block - a three-or-more-way branch (if / else-if / else-if / else) has to be built by nesting a second If Variable (or equivalent) block inside the first one's Else slot, one level deeper each time, rather than chaining same-level blocks the way code's else if does. Any Handout, Key, or diagram instructing a student to "add an Else If block" in GML Visual is describing a block that may not exist and needs rewriting as nested If/Else instead; any node diagram showing a flat else-if chain for GameMaker Visual needs the same correction, drawn as actual nesting. Not yet audited against the shipped lessons - verify at the keyboard which lessons' GML Visual content has a 3-plus-way branch (Lessons 8-9's lives-vs-enemies-remaining check and Lesson 11's wave-cleared check are the most likely candidates) and confirm whether they already nest correctly or need fixing.</w:t>
+      </w:r>
+      <w:r>
+        <w:rPr>
+          <w:i/>
+          <w:iCs/>
+          <w:color w:val="777777"/>
+          <w:sz w:val="18"/>
+          <w:szCs w:val="18"/>
+        </w:rPr>
+        <w:t xml:space="preserve">  (raised by Robert; verify at the keyboard before concluding which lessons are affected)</w:t>
+      </w:r>
+    </w:p>
+    <w:p>
+      <w:pPr>
+        <w:pStyle w:val="ListParagraph"/>
+        <w:numPr>
+          <w:ilvl w:val="0"/>
+          <w:numId w:val="2"/>
+        </w:numPr>
+        <w:spacing w:after="80"/>
+      </w:pPr>
+      <w:r>
+        <w:rPr>
+          <w:b/>
+          <w:bCs/>
+        </w:rPr>
+        <w:t xml:space="preserve">☐ </w:t>
+      </w:r>
+      <w:r>
+        <w:t xml:space="preserve">Extend Standards Rule 12 (cross-engine consistency) to cover pop-up/overlay text presentation, not just variable and function naming: wave announcements, win/lose banners, and other HUD or momentary-message text should look as similar as reasonably possible from engine to engine - specifically including things like centering on screen, vertical placement, and text size, which the course has so far let drift silently (Robert's own words: "I've silently deviated on a few things like text placement, size, and such"). Proposed shape of the fix: define one simple, explicit set of reasonable defaults (e.g., centered horizontally, a consistent vertical band for a given message role, a consistent relative size for "HUD counter" text vs. "big announcement" text) and apply it as the baseline in every engine's Handout/Key, while still leaving room for a student to deviate on these small things if they want to. Robert's explicit design goal for how this should read in the lesson materials: it should take very little callout in the lesson plans themselves - the consistency should mostly just BE there, quietly, rather than being taught as its own topic - while still being fairly obvious to a student who looks at the actual steps what the convention is and why those particular values were chosen. A secondary benefit Robert flagged on purpose: nailing down one specific way to do a small, otherwise-you'd-have-to-look-it-up task (centering text on screen in each engine, for instance) functions as a tiny, free lesson in that engine's own text/UI API that the course doesn't have to spend any lecture time on, but that saves a student from going and searching for it themselves. Needs: an actual audit of every existing pop-up/HUD text element across the shipped lessons to find where defaults have already silently diverged, a decided set of default values per message role, and a lightweight way to state the convention in each engine's Setup/instructions without it reading as a big teaching moment.</w:t>
+      </w:r>
+      <w:r>
+        <w:rPr>
+          <w:i/>
+          <w:iCs/>
+          <w:color w:val="777777"/>
+          <w:sz w:val="18"/>
+          <w:szCs w:val="18"/>
+        </w:rPr>
+        <w:t xml:space="preserve">  (raised by Robert; extends Rule 12's existing scope from naming/structure to visual presentation of HUD/overlay text; not yet audited or decided)</w:t>
+      </w:r>
+    </w:p>
+    <w:p>
+      <w:pPr>
         <w:pStyle w:val="Heading1"/>
       </w:pPr>
       <w:r>
@@ -2181,6 +2271,44 @@
     </w:p>
     <w:p>
       <w:pPr>
+        <w:spacing w:after="200"/>
+      </w:pPr>
+      <w:r>
+        <w:rPr>
+          <w:b/>
+          <w:bCs/>
+          <w:color w:val="1C4A86"/>
+        </w:rPr>
+        <w:t xml:space="preserve">GML Visual has no Else If block - a genuine engine-specific gotcha, not yet retrofitted: </w:t>
+      </w:r>
+      <w:r>
+        <w:t xml:space="preserve">Robert's observation: GameMaker's GML Visual (drag-and-drop) toolbox appears to have no "Else If" node/block at all, unlike the code path's natural else if chain. The only way to express a third (or later) branch of a multi-way decision in Visual is to nest another If-style block one level deeper, inside the previous block's Else slot - so a three-way decision isn't three same-level blocks in a row, it's an If, whose Else contains another If, whose Else contains the final branch, and so on for each additional case. This is exactly the kind of engine-specific gotcha the project has already flagged as good troubleshooting-sidebar material elsewhere (see the earlier note on engine-specific gotchas as a candidate for a "common pitfalls" chapter): a student who's only ever written else if in text code will very reasonably go looking for an Else If block in GameMaker Visual, not find one, and assume the tool can't do what they want rather than realizing the shape is just different. Not yet checked against the shipped course content - see the matching To-Do item for which lessons (Lessons 8, 9, and 11 are the likely candidates, anywhere a lesson's logic needs to tell apart three or more outcomes - lives hitting zero vs. enemies hitting zero vs. neither, or a wave clearing vs. the whole round being won) actually have a three-or-more-way branch in their GML Visual content, and whether that content already nests correctly or was written as if a flat Else If existed.</w:t>
+      </w:r>
+      <w:r>
+        <w:t xml:space="preserve"/>
+      </w:r>
+    </w:p>
+    <w:p>
+      <w:pPr>
+        <w:spacing w:after="200"/>
+      </w:pPr>
+      <w:r>
+        <w:rPr>
+          <w:b/>
+          <w:bCs/>
+          <w:color w:val="1C4A86"/>
+        </w:rPr>
+        <w:t xml:space="preserve">Debugging 101 / Testing 101 / Testing-Debugging 201 - a companion course family, spitballed from this project's own bug history: </w:t>
+      </w:r>
+      <w:r>
+        <w:t xml:space="preserve">Robert's idea, raised as a sideways thought rather than a scoped proposal: a new book/class, "Debugging 101," built around a code repository pre-loaded with a variety of deliberately planted bugs for students to find and fix. The named bug categories he gave map with unusual precision onto bugs this very project actually produced and recorded: flat-out broken code that doesn't compile or run; a failed edge case (the Stalemate is exactly this - kills and escapes are each handled correctly in isolation, but the combination where some of each happen in one round was never considered); a new feature breaking an existing one (the dropped Level 3 sounds - a Rule 14 "complete method" regeneration for a later lesson silently deleted working Level 3 code from an earlier one); a mismatch between a design doc and the actual code (the WaveAnnouncementText/WaveText naming mismatch between a Handout's prose and its Teacher's Key); a broken refactoring (the GameMaker Visual targeting saga - a generic block was swapped for another generic block, then finally a purpose-built one, with two of the three attempts subtly wrong in a way only hands-on testing surfaced); and a misinterpreted feature (built to a literal reading of a spec, but not to what was actually intended - the enemy-vs-enemy self-collision bug is a plausible fit here too, where a generic "anything touched this" trigger was technically working as coded but not as meant). The parallel idea, "Testing 101": the inverse situation - an existing codebase plus a design doc, but no test suite at all, where the student's job is to write the tests. A possible synthesis, "Testing/Debugging 201": combine both so that writing a test case IS the mechanism that proves a fix actually worked, not just a separate skill taught alongside debugging - red test before the fix, green test after. None of this is scoped: no decision yet on audience (same Middle/High School homeschool audience as Video Game Creation, or a different one entirely), language/engine (the bug-category list reads as language-agnostic, but the actual repository would need a concrete stack), length (a standalone book, a short course, a unit folded into an existing one), or relationship to the main course (standalone companion vs. a Semester 2/Year 2 extension of Video Game Creation itself, given how directly its source material comes from this project). Recorded here purely so the idea isn't lost before it's had time to develop; revisit once Semester 1 of Video Game Creation is further along or complete.</w:t>
+      </w:r>
+      <w:r>
+        <w:t xml:space="preserve"/>
+      </w:r>
+    </w:p>
+    <w:p>
+      <w:pPr>
         <w:pStyle w:val="Heading1"/>
       </w:pPr>
       <w:r>
@@ -2192,12 +2320,12 @@
         <w:spacing w:after="160"/>
       </w:pPr>
       <w:r>
-        <w:t xml:space="preserve">First entry, written the same week as the Unreal Lesson 2/3/4/13 rebuild and the first pass of Cross_Engine_Consistency_Reference.docx. Updated the same week to add Standards Rule 6 (SuperStretch/Refinement and Style/visual-scripting reuse) and scope, but not begin, the question of retrofitting it into Lessons 1-15. Updated again to add Standards Rule 13 (dedicated manager object for shared state), the Lesson 6 GameManager retrofit, and Lesson 7's full compliance pass (GameManager routing, Rule 11 naming-drift fixes, the new Rule 9 diagram set, and Unity Visual Scripting prose tightening). Updated again to add a GameManager mini-lecture to Lesson 7's live slide deck (placed at the start of the lab section, separate from the main lecture) plus the paired ToDo to relocate that discussion to Lecture 06 once the book manuscript reaches it. Updated again to add Lesson 8's own full compliance pass (the lives/has_lost GameManager retrofit, Rule 11/12 TIC-80 and Scratch naming fixes, Rule 7 visual-path explicitness fixes, a new Rule 9 diagram set with a newly-documented Handout-vs-Key placement convention for the three dual-track engines, and the Rule 10/Rule 8 slide deck fixes correcting a Godot-leftover demo reference and adding its first six speaker-notes entries), and to narrow the Rule 7/8/9/13 retrofit ToDo items' remaining scope accordingly. Updated again to add Lesson 9's own full compliance pass (a four-engine Rule 13 GameManager retrofit for score - GameMaker, Scratch, Godot, and Unreal - plus a Rule 11/12 Scratch naming fix, a Rule 7 Unity Visual Scripting explicitness fix, a new Rule 9 diagram set reusing the established Handout-vs-Key placement convention, and the Rule 10/Rule 8 slide deck fixes correcting a Godot-leftover demo reference and adding its six speaker-notes entries), and to narrow the Rule 7/8/9/13 retrofit ToDo items' remaining scope to Lessons 10-15 accordingly. Updated again to record the GameMaker __dnd_lives/__dnd_score correction (Lessons 8-9) and five follow-up To-Do items (Lessons 10-15 review, obj.variable vs. Target drop-down, an If Lives comparison sidebar, GameMaker Prefabs, and dropping asset-name prefixes). Updated again to record the Unity static-members items, the cross-engine name normalization To-Do and the canonical bug-hunt decision, plus the Lesson 10 compliance pass and the cross-engine design-drift To-Do (HUD object, prefabs). Updated again at the Lesson 11 review to point to the new Reflex Habits design-notes document and to record the name "the Stalemate" for the win/lose gap bug and the Lesson 11 compliance pass (active engines only). Add to this document as the course continues; do a dedicated consolidation pass every so often rather than continuously.</w:t>
+        <w:t xml:space="preserve">First entry, written the same week as the Unreal Lesson 2/3/4/13 rebuild and the first pass of Cross_Engine_Consistency_Reference.docx. Updated the same week to add Standards Rule 6 (SuperStretch/Refinement and Style/visual-scripting reuse) and scope, but not begin, the question of retrofitting it into Lessons 1-15. Updated again to add Standards Rule 13 (dedicated manager object for shared state), the Lesson 6 GameManager retrofit, and Lesson 7's full compliance pass (GameManager routing, Rule 11 naming-drift fixes, the new Rule 9 diagram set, and Unity Visual Scripting prose tightening). Updated again to add a GameManager mini-lecture to Lesson 7's live slide deck (placed at the start of the lab section, separate from the main lecture) plus the paired ToDo to relocate that discussion to Lecture 06 once the book manuscript reaches it. Updated again to add Lesson 8's own full compliance pass (the lives/has_lost GameManager retrofit, Rule 11/12 TIC-80 and Scratch naming fixes, Rule 7 visual-path explicitness fixes, a new Rule 9 diagram set with a newly-documented Handout-vs-Key placement convention for the three dual-track engines, and the Rule 10/Rule 8 slide deck fixes correcting a Godot-leftover demo reference and adding its first six speaker-notes entries), and to narrow the Rule 7/8/9/13 retrofit ToDo items' remaining scope accordingly. Updated again to add Lesson 9's own full compliance pass (a four-engine Rule 13 GameManager retrofit for score - GameMaker, Scratch, Godot, and Unreal - plus a Rule 11/12 Scratch naming fix, a Rule 7 Unity Visual Scripting explicitness fix, a new Rule 9 diagram set reusing the established Handout-vs-Key placement convention, and the Rule 10/Rule 8 slide deck fixes correcting a Godot-leftover demo reference and adding its six speaker-notes entries), and to narrow the Rule 7/8/9/13 retrofit ToDo items' remaining scope to Lessons 10-15 accordingly. Updated again to record the GameMaker __dnd_lives/__dnd_score correction (Lessons 8-9) and five follow-up To-Do items (Lessons 10-15 review, obj.variable vs. Target drop-down, an If Lives comparison sidebar, GameMaker Prefabs, and dropping asset-name prefixes). Updated again to record the Unity static-members items, the cross-engine name normalization To-Do and the canonical bug-hunt decision, plus the Lesson 10 compliance pass and the cross-engine design-drift To-Do (HUD object, prefabs). Updated again at the Lesson 11 review to point to the new Reflex Habits design-notes document and to record the name "the Stalemate" for the win/lose gap bug and the Lesson 11 compliance pass (active engines only). Updated again to record a spitballed new companion course family - Debugging 101, Testing 101, and a combined Testing/Debugging 201 - raised by Robert as a sideways idea, not yet scoped. Updated again to record the GML Visual "no Else If block" gotcha (not yet audited against shipped content) and to extend Standards Rule 12's scope to cross-engine pop-up/HUD text presentation (centering, placement, size), with reasonable shared defaults proposed but not yet decided or audited. Add to this document as the course continues; do a dedicated consolidation pass every so often rather than continuously.</w:t>
       </w:r>
     </w:p>
     <w:sectPr>
-      <w:headerReference w:type="default" r:id="rId6"/>
-      <w:footerReference w:type="default" r:id="rId7"/>
+      <w:headerReference w:type="default" r:id="rId7"/>
+      <w:footerReference w:type="default" r:id="rId8"/>
       <w:pgSz w:w="12240" w:h="15840" w:orient="portrait"/>
       <w:pgMar w:top="1440" w:right="1440" w:bottom="1440" w:left="1440" w:header="708" w:footer="708" w:gutter="0"/>
       <w:pgNumType/>
@@ -2205,6 +2333,10 @@
     </w:sectPr>
   </w:body>
 </w:document>
+</file>
+
+<file path=word/comments.xml><?xml version="1.0" encoding="utf-8"?>
+<w:comments xmlns:cx="http://schemas.microsoft.com/office/drawing/2014/chartex" xmlns:cx1="http://schemas.microsoft.com/office/drawing/2015/9/8/chartex" xmlns:cx2="http://schemas.microsoft.com/office/drawing/2015/10/21/chartex" xmlns:cx3="http://schemas.microsoft.com/office/drawing/2016/5/9/chartex" xmlns:cx4="http://schemas.microsoft.com/office/drawing/2016/5/10/chartex" xmlns:cx5="http://schemas.microsoft.com/office/drawing/2016/5/11/chartex" xmlns:cx6="http://schemas.microsoft.com/office/drawing/2016/5/12/chartex" xmlns:cx7="http://schemas.microsoft.com/office/drawing/2016/5/13/chartex" xmlns:cx8="http://schemas.microsoft.com/office/drawing/2016/5/14/chartex" xmlns:mc="http://schemas.openxmlformats.org/markup-compatibility/2006" xmlns:aink="http://schemas.microsoft.com/office/drawing/2016/ink" xmlns:am3d="http://schemas.microsoft.com/office/drawing/2017/model3d" xmlns:o="urn:schemas-microsoft-com:office:office" xmlns:r="http://schemas.openxmlformats.org/officeDocument/2006/relationships" xmlns:m="http://schemas.openxmlformats.org/officeDocument/2006/math" xmlns:v="urn:schemas-microsoft-com:vml" xmlns:wp14="http://schemas.microsoft.com/office/word/2010/wordprocessingDrawing" xmlns:wp="http://schemas.openxmlformats.org/drawingml/2006/wordprocessingDrawing" xmlns:w10="urn:schemas-microsoft-com:office:word" xmlns:w="http://schemas.openxmlformats.org/wordprocessingml/2006/main" xmlns:w14="http://schemas.microsoft.com/office/word/2010/wordml" xmlns:w15="http://schemas.microsoft.com/office/word/2012/wordml" xmlns:w16cex="http://schemas.microsoft.com/office/word/2018/wordml/cex" xmlns:w16cid="http://schemas.microsoft.com/office/word/2016/wordml/cid" xmlns:w16="http://schemas.microsoft.com/office/word/2018/wordml" xmlns:w16sdtdh="http://schemas.microsoft.com/office/word/2020/wordml/sdtdatahash" xmlns:w16se="http://schemas.microsoft.com/office/word/2015/wordml/symex" xmlns:wpg="http://schemas.microsoft.com/office/word/2010/wordprocessingGroup" xmlns:wpi="http://schemas.microsoft.com/office/word/2010/wordprocessingInk" xmlns:wne="http://schemas.microsoft.com/office/word/2006/wordml" xmlns:wps="http://schemas.microsoft.com/office/word/2010/wordprocessingShape"/>
 </file>
 
 <file path=word/endnotes.xml><?xml version="1.0" encoding="utf-8"?>
@@ -2353,7 +2485,7 @@
 <w:numbering xmlns:wpc="http://schemas.microsoft.com/office/word/2010/wordprocessingCanvas" xmlns:mc="http://schemas.openxmlformats.org/markup-compatibility/2006" xmlns:o="urn:schemas-microsoft-com:office:office" xmlns:r="http://schemas.openxmlformats.org/officeDocument/2006/relationships" xmlns:m="http://schemas.openxmlformats.org/officeDocument/2006/math" xmlns:v="urn:schemas-microsoft-com:vml" xmlns:wp14="http://schemas.microsoft.com/office/word/2010/wordprocessingDrawing" xmlns:wp="http://schemas.openxmlformats.org/drawingml/2006/wordprocessingDrawing" xmlns:w10="urn:schemas-microsoft-com:office:word" xmlns:w="http://schemas.openxmlformats.org/wordprocessingml/2006/main" xmlns:w14="http://schemas.microsoft.com/office/word/2010/wordml" xmlns:w15="http://schemas.microsoft.com/office/word/2012/wordml" xmlns:wpg="http://schemas.microsoft.com/office/word/2010/wordprocessingGroup" xmlns:wpi="http://schemas.microsoft.com/office/word/2010/wordprocessingInk" xmlns:wne="http://schemas.microsoft.com/office/word/2006/wordml" xmlns:wps="http://schemas.microsoft.com/office/word/2010/wordprocessingShape" mc:Ignorable="w14 w15 wp14">
   <w:abstractNum w:abstractNumId="1" w15:restartNumberingAfterBreak="0">
     <w:multiLevelType w:val="hybridMultilevel"/>
-    <w:lvl w:ilvl="0" w:tentative="1">
+    <w:lvl w:ilvl="0" w15:tentative="1">
       <w:start w:val="1"/>
       <w:numFmt w:val="bullet"/>
       <w:lvlText w:val="●"/>
@@ -2362,7 +2494,7 @@
         <w:ind w:left="720" w:hanging="360"/>
       </w:pPr>
     </w:lvl>
-    <w:lvl w:ilvl="1" w:tentative="1">
+    <w:lvl w:ilvl="1" w15:tentative="1">
       <w:start w:val="1"/>
       <w:numFmt w:val="bullet"/>
       <w:lvlText w:val="○"/>
@@ -2371,7 +2503,7 @@
         <w:ind w:left="1440" w:hanging="360"/>
       </w:pPr>
     </w:lvl>
-    <w:lvl w:ilvl="2" w:tentative="1">
+    <w:lvl w:ilvl="2" w15:tentative="1">
       <w:start w:val="1"/>
       <w:numFmt w:val="bullet"/>
       <w:lvlText w:val="■"/>
@@ -2380,7 +2512,7 @@
         <w:ind w:left="2160" w:hanging="360"/>
       </w:pPr>
     </w:lvl>
-    <w:lvl w:ilvl="3" w:tentative="1">
+    <w:lvl w:ilvl="3" w15:tentative="1">
       <w:start w:val="1"/>
       <w:numFmt w:val="bullet"/>
       <w:lvlText w:val="●"/>
@@ -2389,7 +2521,7 @@
         <w:ind w:left="2880" w:hanging="360"/>
       </w:pPr>
     </w:lvl>
-    <w:lvl w:ilvl="4" w:tentative="1">
+    <w:lvl w:ilvl="4" w15:tentative="1">
       <w:start w:val="1"/>
       <w:numFmt w:val="bullet"/>
       <w:lvlText w:val="○"/>
@@ -2398,7 +2530,7 @@
         <w:ind w:left="3600" w:hanging="360"/>
       </w:pPr>
     </w:lvl>
-    <w:lvl w:ilvl="5" w:tentative="1">
+    <w:lvl w:ilvl="5" w15:tentative="1">
       <w:start w:val="1"/>
       <w:numFmt w:val="bullet"/>
       <w:lvlText w:val="■"/>
@@ -2407,7 +2539,7 @@
         <w:ind w:left="4320" w:hanging="360"/>
       </w:pPr>
     </w:lvl>
-    <w:lvl w:ilvl="6" w:tentative="1">
+    <w:lvl w:ilvl="6" w15:tentative="1">
       <w:start w:val="1"/>
       <w:numFmt w:val="bullet"/>
       <w:lvlText w:val="●"/>
@@ -2416,7 +2548,7 @@
         <w:ind w:left="5040" w:hanging="360"/>
       </w:pPr>
     </w:lvl>
-    <w:lvl w:ilvl="7" w:tentative="1">
+    <w:lvl w:ilvl="7" w15:tentative="1">
       <w:start w:val="1"/>
       <w:numFmt w:val="bullet"/>
       <w:lvlText w:val="●"/>
@@ -2425,7 +2557,7 @@
         <w:ind w:left="5760" w:hanging="360"/>
       </w:pPr>
     </w:lvl>
-    <w:lvl w:ilvl="8" w:tentative="1">
+    <w:lvl w:ilvl="8" w15:tentative="1">
       <w:start w:val="1"/>
       <w:numFmt w:val="bullet"/>
       <w:lvlText w:val="●"/>
@@ -2437,7 +2569,7 @@
   </w:abstractNum>
   <w:abstractNum w:abstractNumId="2" w15:restartNumberingAfterBreak="0">
     <w:multiLevelType w:val="hybridMultilevel"/>
-    <w:lvl w:ilvl="0" w:tentative="1">
+    <w:lvl w:ilvl="0" w15:tentative="1">
       <w:start w:val="1"/>
       <w:numFmt w:val="bullet"/>
       <w:lvlText w:val="•"/>
@@ -2449,7 +2581,7 @@
   </w:abstractNum>
   <w:abstractNum w:abstractNumId="3" w15:restartNumberingAfterBreak="0">
     <w:multiLevelType w:val="hybridMultilevel"/>
-    <w:lvl w:ilvl="0" w:tentative="1">
+    <w:lvl w:ilvl="0" w15:tentative="1">
       <w:start w:val="1"/>
       <w:numFmt w:val="decimal"/>
       <w:lvlText w:val="%1."/>
@@ -2486,25 +2618,6 @@
     </w:rPrDefault>
     <w:pPrDefault/>
   </w:docDefaults>
-  <w:style w:type="paragraph" w:styleId="Normal" w:default="1">
-    <w:name w:val="Normal"/>
-    <w:qFormat/>
-  </w:style>
-  <w:style w:type="table" w:styleId="TableNormal" w:default="true">
-    <w:name w:val="Normal Table"/>
-    <w:uiPriority w:val="99"/>
-    <w:semiHidden/>
-    <w:unhideWhenUsed/>
-    <w:tblPr>
-      <w:tblInd w:type="dxa" w:w="0"/>
-      <w:tblCellMar>
-        <w:top w:type="dxa" w:w="0"/>
-        <w:left w:type="dxa" w:w="108"/>
-        <w:bottom w:type="dxa" w:w="0"/>
-        <w:right w:type="dxa" w:w="108"/>
-      </w:tblCellMar>
-    </w:tblPr>
-  </w:style>
   <w:style w:type="paragraph" w:styleId="Title">
     <w:name w:val="Title"/>
     <w:basedOn w:val="Normal"/>
@@ -2513,6 +2626,39 @@
     <w:rPr>
       <w:sz w:val="56"/>
       <w:szCs w:val="56"/>
+    </w:rPr>
+  </w:style>
+  <w:style w:type="paragraph" w:styleId="Heading1">
+    <w:name w:val="Heading 1"/>
+    <w:basedOn w:val="Normal"/>
+    <w:next w:val="Normal"/>
+    <w:qFormat/>
+    <w:rPr>
+      <w:color w:val="2E74B5"/>
+      <w:sz w:val="32"/>
+      <w:szCs w:val="32"/>
+    </w:rPr>
+  </w:style>
+  <w:style w:type="paragraph" w:styleId="Heading2">
+    <w:name w:val="Heading 2"/>
+    <w:basedOn w:val="Normal"/>
+    <w:next w:val="Normal"/>
+    <w:qFormat/>
+    <w:rPr>
+      <w:color w:val="2E74B5"/>
+      <w:sz w:val="26"/>
+      <w:szCs w:val="26"/>
+    </w:rPr>
+  </w:style>
+  <w:style w:type="paragraph" w:styleId="Heading3">
+    <w:name w:val="Heading 3"/>
+    <w:basedOn w:val="Normal"/>
+    <w:next w:val="Normal"/>
+    <w:qFormat/>
+    <w:rPr>
+      <w:color w:val="1F4D78"/>
+      <w:sz w:val="24"/>
+      <w:szCs w:val="24"/>
     </w:rPr>
   </w:style>
   <w:style w:type="paragraph" w:styleId="Heading4">
@@ -2698,294 +2844,4 @@
     </w:rPr>
   </w:style>
 </w:styles>
-</file>
-
-<file path=word/theme/theme1.xml><?xml version="1.0" encoding="utf-8"?>
-<a:theme xmlns:a="http://schemas.openxmlformats.org/drawingml/2006/main" name="Office Theme">
-  <a:themeElements>
-    <a:clrScheme name="Office">
-      <a:dk1>
-        <a:sysClr val="windowText" lastClr="000000"/>
-      </a:dk1>
-      <a:lt1>
-        <a:sysClr val="window" lastClr="FFFFFF"/>
-      </a:lt1>
-      <a:dk2>
-        <a:srgbClr val="44546A"/>
-      </a:dk2>
-      <a:lt2>
-        <a:srgbClr val="E7E6E6"/>
-      </a:lt2>
-      <a:accent1>
-        <a:srgbClr val="4472C4"/>
-      </a:accent1>
-      <a:accent2>
-        <a:srgbClr val="ED7D31"/>
-      </a:accent2>
-      <a:accent3>
-        <a:srgbClr val="A5A5A5"/>
-      </a:accent3>
-      <a:accent4>
-        <a:srgbClr val="FFC000"/>
-      </a:accent4>
-      <a:accent5>
-        <a:srgbClr val="5B9BD5"/>
-      </a:accent5>
-      <a:accent6>
-        <a:srgbClr val="70AD47"/>
-      </a:accent6>
-      <a:hlink>
-        <a:srgbClr val="0563C1"/>
-      </a:hlink>
-      <a:folHlink>
-        <a:srgbClr val="954F72"/>
-      </a:folHlink>
-    </a:clrScheme>
-    <a:fontScheme name="Office">
-      <a:majorFont>
-        <a:latin typeface="Calibri Light" panose="020F0302020204030204"/>
-        <a:ea typeface=""/>
-        <a:cs typeface=""/>
-        <a:font script="Jpan" typeface="游ゴシック Light"/>
-        <a:font script="Hang" typeface="맑은 고딕"/>
-        <a:font script="Hans" typeface="等线 Light"/>
-        <a:font script="Hant" typeface="新細明體"/>
-        <a:font script="Arab" typeface="Times New Roman"/>
-        <a:font script="Hebr" typeface="Times New Roman"/>
-        <a:font script="Thai" typeface="Angsana New"/>
-        <a:font script="Ethi" typeface="Nyala"/>
-        <a:font script="Beng" typeface="Vrinda"/>
-        <a:font script="Gujr" typeface="Shruti"/>
-        <a:font script="Khmr" typeface="MoolBoran"/>
-        <a:font script="Knda" typeface="Tunga"/>
-        <a:font script="Guru" typeface="Raavi"/>
-        <a:font script="Cans" typeface="Euphemia"/>
-        <a:font script="Cher" typeface="Plantagenet Cherokee"/>
-        <a:font script="Yiii" typeface="Microsoft Yi Baiti"/>
-        <a:font script="Tibt" typeface="Microsoft Himalaya"/>
-        <a:font script="Thaa" typeface="MV Boli"/>
-        <a:font script="Deva" typeface="Mangal"/>
-        <a:font script="Telu" typeface="Gautami"/>
-        <a:font script="Taml" typeface="Latha"/>
-        <a:font script="Syrc" typeface="Estrangelo Edessa"/>
-        <a:font script="Orya" typeface="Kalinga"/>
-        <a:font script="Mlym" typeface="Kartika"/>
-        <a:font script="Laoo" typeface="DokChampa"/>
-        <a:font script="Sinh" typeface="Iskoola Pota"/>
-        <a:font script="Mong" typeface="Mongolian Baiti"/>
-        <a:font script="Viet" typeface="Times New Roman"/>
-        <a:font script="Uigh" typeface="Microsoft Uighur"/>
-        <a:font script="Geor" typeface="Sylfaen"/>
-        <a:font script="Armn" typeface="Arial"/>
-        <a:font script="Bugi" typeface="Leelawadee UI"/>
-        <a:font script="Bopo" typeface="Microsoft JhengHei"/>
-        <a:font script="Java" typeface="Javanese Text"/>
-        <a:font script="Lisu" typeface="Segoe UI"/>
-        <a:font script="Mymr" typeface="Myanmar Text"/>
-        <a:font script="Nkoo" typeface="Ebrima"/>
-        <a:font script="Olck" typeface="Nirmala UI"/>
-        <a:font script="Osma" typeface="Ebrima"/>
-        <a:font script="Phag" typeface="Phagspa"/>
-        <a:font script="Syrn" typeface="Estrangelo Edessa"/>
-        <a:font script="Syrj" typeface="Estrangelo Edessa"/>
-        <a:font script="Syre" typeface="Estrangelo Edessa"/>
-        <a:font script="Sora" typeface="Nirmala UI"/>
-        <a:font script="Tale" typeface="Microsoft Tai Le"/>
-        <a:font script="Talu" typeface="Microsoft New Tai Lue"/>
-        <a:font script="Tfng" typeface="Ebrima"/>
-      </a:majorFont>
-      <a:minorFont>
-        <a:latin typeface="Calibri" panose="020F0502020204030204"/>
-        <a:ea typeface=""/>
-        <a:cs typeface=""/>
-        <a:font script="Jpan" typeface="游明朝"/>
-        <a:font script="Hang" typeface="맑은 고딕"/>
-        <a:font script="Hans" typeface="等线"/>
-        <a:font script="Hant" typeface="新細明體"/>
-        <a:font script="Arab" typeface="Arial"/>
-        <a:font script="Hebr" typeface="Arial"/>
-        <a:font script="Thai" typeface="Cordia New"/>
-        <a:font script="Ethi" typeface="Nyala"/>
-        <a:font script="Beng" typeface="Vrinda"/>
-        <a:font script="Gujr" typeface="Shruti"/>
-        <a:font script="Khmr" typeface="DaunPenh"/>
-        <a:font script="Knda" typeface="Tunga"/>
-        <a:font script="Guru" typeface="Raavi"/>
-        <a:font script="Cans" typeface="Euphemia"/>
-        <a:font script="Cher" typeface="Plantagenet Cherokee"/>
-        <a:font script="Yiii" typeface="Microsoft Yi Baiti"/>
-        <a:font script="Tibt" typeface="Microsoft Himalaya"/>
-        <a:font script="Thaa" typeface="MV Boli"/>
-        <a:font script="Deva" typeface="Mangal"/>
-        <a:font script="Telu" typeface="Gautami"/>
-        <a:font script="Taml" typeface="Latha"/>
-        <a:font script="Syrc" typeface="Estrangelo Edessa"/>
-        <a:font script="Orya" typeface="Kalinga"/>
-        <a:font script="Mlym" typeface="Kartika"/>
-        <a:font script="Laoo" typeface="DokChampa"/>
-        <a:font script="Sinh" typeface="Iskoola Pota"/>
-        <a:font script="Mong" typeface="Mongolian Baiti"/>
-        <a:font script="Viet" typeface="Arial"/>
-        <a:font script="Uigh" typeface="Microsoft Uighur"/>
-        <a:font script="Geor" typeface="Sylfaen"/>
-        <a:font script="Armn" typeface="Arial"/>
-        <a:font script="Bugi" typeface="Leelawadee UI"/>
-        <a:font script="Bopo" typeface="Microsoft JhengHei"/>
-        <a:font script="Java" typeface="Javanese Text"/>
-        <a:font script="Lisu" typeface="Segoe UI"/>
-        <a:font script="Mymr" typeface="Myanmar Text"/>
-        <a:font script="Nkoo" typeface="Ebrima"/>
-        <a:font script="Olck" typeface="Nirmala UI"/>
-        <a:font script="Osma" typeface="Ebrima"/>
-        <a:font script="Phag" typeface="Phagspa"/>
-        <a:font script="Syrn" typeface="Estrangelo Edessa"/>
-        <a:font script="Syrj" typeface="Estrangelo Edessa"/>
-        <a:font script="Syre" typeface="Estrangelo Edessa"/>
-        <a:font script="Sora" typeface="Nirmala UI"/>
-        <a:font script="Tale" typeface="Microsoft Tai Le"/>
-        <a:font script="Talu" typeface="Microsoft New Tai Lue"/>
-        <a:font script="Tfng" typeface="Ebrima"/>
-      </a:minorFont>
-    </a:fontScheme>
-    <a:fmtScheme name="Office">
-      <a:fillStyleLst>
-        <a:solidFill>
-          <a:schemeClr val="phClr"/>
-        </a:solidFill>
-        <a:gradFill rotWithShape="true">
-          <a:gsLst>
-            <a:gs pos="0">
-              <a:schemeClr val="phClr">
-                <a:lumMod val="110000"/>
-                <a:satMod val="105000"/>
-                <a:tint val="67000"/>
-              </a:schemeClr>
-            </a:gs>
-            <a:gs pos="50000">
-              <a:schemeClr val="phClr">
-                <a:lumMod val="105000"/>
-                <a:satMod val="103000"/>
-                <a:tint val="73000"/>
-              </a:schemeClr>
-            </a:gs>
-            <a:gs pos="100000">
-              <a:schemeClr val="phClr">
-                <a:lumMod val="105000"/>
-                <a:satMod val="109000"/>
-                <a:tint val="81000"/>
-              </a:schemeClr>
-            </a:gs>
-          </a:gsLst>
-          <a:lin ang="5400000" scaled="false"/>
-        </a:gradFill>
-        <a:gradFill rotWithShape="true">
-          <a:gsLst>
-            <a:gs pos="0">
-              <a:schemeClr val="phClr">
-                <a:satMod val="103000"/>
-                <a:lumMod val="102000"/>
-                <a:tint val="94000"/>
-              </a:schemeClr>
-            </a:gs>
-            <a:gs pos="50000">
-              <a:schemeClr val="phClr">
-                <a:satMod val="110000"/>
-                <a:lumMod val="100000"/>
-                <a:shade val="100000"/>
-              </a:schemeClr>
-            </a:gs>
-            <a:gs pos="100000">
-              <a:schemeClr val="phClr">
-                <a:lumMod val="99000"/>
-                <a:satMod val="120000"/>
-                <a:shade val="78000"/>
-              </a:schemeClr>
-            </a:gs>
-          </a:gsLst>
-          <a:lin ang="5400000" scaled="false"/>
-        </a:gradFill>
-      </a:fillStyleLst>
-      <a:lnStyleLst>
-        <a:ln w="6350" cap="flat" cmpd="sng" algn="ctr">
-          <a:solidFill>
-            <a:schemeClr val="phClr"/>
-          </a:solidFill>
-          <a:prstDash val="solid"/>
-          <a:miter lim="800000"/>
-        </a:ln>
-        <a:ln w="12700" cap="flat" cmpd="sng" algn="ctr">
-          <a:solidFill>
-            <a:schemeClr val="phClr"/>
-          </a:solidFill>
-          <a:prstDash val="solid"/>
-          <a:miter lim="800000"/>
-        </a:ln>
-        <a:ln w="19050" cap="flat" cmpd="sng" algn="ctr">
-          <a:solidFill>
-            <a:schemeClr val="phClr"/>
-          </a:solidFill>
-          <a:prstDash val="solid"/>
-          <a:miter lim="800000"/>
-        </a:ln>
-      </a:lnStyleLst>
-      <a:effectStyleLst>
-        <a:effectStyle>
-          <a:effectLst/>
-        </a:effectStyle>
-        <a:effectStyle>
-          <a:effectLst/>
-        </a:effectStyle>
-        <a:effectStyle>
-          <a:effectLst>
-            <a:outerShdw blurRad="57150" dist="19050" dir="5400000" algn="ctr" rotWithShape="false">
-              <a:srgbClr val="000000">
-                <a:alpha val="63000"/>
-              </a:srgbClr>
-            </a:outerShdw>
-          </a:effectLst>
-        </a:effectStyle>
-      </a:effectStyleLst>
-      <a:bgFillStyleLst>
-        <a:solidFill>
-          <a:schemeClr val="phClr"/>
-        </a:solidFill>
-        <a:solidFill>
-          <a:schemeClr val="phClr">
-            <a:tint val="95000"/>
-            <a:satMod val="170000"/>
-          </a:schemeClr>
-        </a:solidFill>
-        <a:gradFill rotWithShape="true">
-          <a:gsLst>
-            <a:gs pos="0">
-              <a:schemeClr val="phClr">
-                <a:tint val="93000"/>
-                <a:satMod val="150000"/>
-                <a:shade val="98000"/>
-                <a:lumMod val="102000"/>
-              </a:schemeClr>
-            </a:gs>
-            <a:gs pos="50000">
-              <a:schemeClr val="phClr">
-                <a:tint val="98000"/>
-                <a:satMod val="130000"/>
-                <a:shade val="90000"/>
-                <a:lumMod val="103000"/>
-              </a:schemeClr>
-            </a:gs>
-            <a:gs pos="100000">
-              <a:schemeClr val="phClr">
-                <a:shade val="63000"/>
-                <a:satMod val="120000"/>
-              </a:schemeClr>
-            </a:gs>
-          </a:gsLst>
-          <a:lin ang="5400000" scaled="false"/>
-        </a:gradFill>
-      </a:bgFillStyleLst>
-    </a:fmtScheme>
-  </a:themeElements>
-  <a:objectDefaults/>
-  <a:extraClrSchemeLst/>
-</a:theme>
 </file>
--- a/docs/Lessons/Lesson 00 - Standards/Book_Notes_and_ToDo.docx
+++ b/docs/Lessons/Lesson 00 - Standards/Book_Notes_and_ToDo.docx
@@ -303,17 +303,17 @@
         <w:t xml:space="preserve">☐ </w:t>
       </w:r>
       <w:r>
-        <w:t xml:space="preserve">Final deliverable for BOTH the course and the book: a Complete Script Document per engine and coding style - the entire finished Semester 1 project in one place (every object, script, event, function, graph, or block sequence in full, organized by object in build order, with the lesson that introduced each piece noted). Generate it from the same lesson build scripts so it cannot drift. Needed because lessons now show only the methods they add or modify (Standards Rule 14).</w:t>
-      </w:r>
-      <w:r>
-        <w:rPr>
-          <w:i/>
-          <w:iCs/>
-          <w:color w:val="777777"/>
-          <w:sz w:val="18"/>
-          <w:szCs w:val="18"/>
-        </w:rPr>
-        <w:t xml:space="preserve">  (decision by Robert; Standards doc now lists it as a Final Deliverable)</w:t>
+        <w:t xml:space="preserve">Final deliverable for BOTH the course and the book: a Complete Script Document per engine and coding style - the entire finished Semester 1 project in one place (every object, script, event, function, graph, or block sequence in full, organized by object in build order, with the lesson that introduced each piece noted). Generate it from the same lesson build scripts so it cannot drift. Needed because lessons now show only the methods they add or modify (Standards Rule 14). SCOPE NOW FINALIZED as a live-course Lesson 15 deliverable (see the dedicated ToDo item below for the full decision and its explicit dependency on reviewing the remaining lessons first) - this entry now serves mainly as the original decision record; see the newer entry for the actual build plan.</w:t>
+      </w:r>
+      <w:r>
+        <w:rPr>
+          <w:i/>
+          <w:iCs/>
+          <w:color w:val="777777"/>
+          <w:sz w:val="18"/>
+          <w:szCs w:val="18"/>
+        </w:rPr>
+        <w:t xml:space="preserve">  (decision by Robert; Standards doc now lists it as a Final Deliverable; superseded in scope by the Lesson 15 Complete Codebase ToDo below)</w:t>
       </w:r>
     </w:p>
     <w:p>
@@ -1353,6 +1353,36 @@
         <w:t xml:space="preserve">☐ </w:t>
       </w:r>
       <w:r>
+        <w:t xml:space="preserve">Reminder for Robert, not a course-content item: re-check his Scratch project's two enemy boundary values (the escape check at y position &lt; -180 instead of the Key's -170, and the enemy spawn y of 130 instead of the Key's 150) by actually playtesting at full screen rather than only in the editor's small inset play window, since both were flagged as "observed placement" that may read differently at a larger render size. Worth noting for when he does: Scratch's own stage coordinate system (x: -240 to 240, y: -180 to 180) is fixed regardless of window size - only the rendered pixel scale changes, not the logical boundaries - so if -180 does cause a visible pop, it is equally true in both the small window and full screen; what's likely to change with screen size is how NOTICEABLE a small pop is, not whether the numbers themselves are correct. Worth keeping both possibilities open when he retests.</w:t>
+      </w:r>
+      <w:r>
+        <w:rPr>
+          <w:i/>
+          <w:iCs/>
+          <w:color w:val="777777"/>
+          <w:sz w:val="18"/>
+          <w:szCs w:val="18"/>
+        </w:rPr>
+        <w:t xml:space="preserve">  (personal test-project follow-up, not a document edit; Scratch coordinate-system clarification included for when Robert revisits it)</w:t>
+      </w:r>
+    </w:p>
+    <w:p>
+      <w:pPr>
+        <w:pStyle w:val="ListParagraph"/>
+        <w:numPr>
+          <w:ilvl w:val="0"/>
+          <w:numId w:val="2"/>
+        </w:numPr>
+        <w:spacing w:after="80"/>
+      </w:pPr>
+      <w:r>
+        <w:rPr>
+          <w:b/>
+          <w:bCs/>
+        </w:rPr>
+        <w:t xml:space="preserve">☐ </w:t>
+      </w:r>
+      <w:r>
         <w:t xml:space="preserve">Retrofit past lessons' visual-scripting alternate-path Handouts and Teacher's Keys against Standards Rule 7 (name every block, category, and field - not just the shape of the logic). GameMaker's Lesson 5 GML Visual altPath was the first case caught and fixed, while testing his own reference project surfaced two real gaps: the setup step didn't distinguish deleting a room instance from deleting the object asset, and the altPath's note wrongly implied the Level 3 color-switch idea needed no changes from the code path when it actually needed its own block sequence. Audit every other lesson's GML Visual, Unity Visual Scripting, GDevelop, 001 Game Creator, and Unreal Blueprint alt-path content the same way - unlike Rule 6, Robert has directed this one to be retrofitted, not deferred to book-writing time.</w:t>
       </w:r>
       <w:r>
@@ -1593,7 +1623,7 @@
         <w:t xml:space="preserve">☐ </w:t>
       </w:r>
       <w:r>
-        <w:t xml:space="preserve">Run a dedicated, coordinated pass reconciling BOTH variable/function naming AND code/graph structure across all 8 engines and all 3 coding styles, per new Standards Rule 12 - broader in scope than the existing opportunistic, per-lesson-as-tested Rule 11 naming workflow (above), which only catches naming, one engine at a time, as Robert happens to test it. This pass should also resolve every deliberately-deferred word-choice and structural conflict surfaced along the way rather than fixing any one of them in isolation. Known cases so far, all in Lesson 5's spawn-loop concept alone: Unity's enemyCount (existing total-to-spawn field) vs. enemyIndex (the Rule-11-compliant but non-matching loop counter name used to avoid shadowing it); Scratch's enemy_number vs. the enemy_count used everywhere else (Robert's decision: enemy_count wins, tracked as its own ToDo above); GDevelop's EnemyIndex, meaningful but a different word choice ("index") than the "count" used by GameMaker/Godot/Scratch-once-renamed; and Unreal Blueprint's spawned-actor reference, which is never promoted to a named variable at all (wired directly from Spawn Actor from Class's Return Value), unlike every other engine's named new_enemy/newEnemy - a structural gap, not just a naming one. This pass should also settle the open PascalCase-vs-camelCase-vs-snake_case question once and for all (see the separate ToDo item on that question) so the coordinated naming pass has one settled convention to apply rather than re-litigating case style engine by engine.</w:t>
+        <w:t xml:space="preserve">Run a dedicated, coordinated pass reconciling BOTH variable/function naming AND code/graph structure across all 8 engines and all 3 coding styles, per new Standards Rule 12 - broader in scope than the existing opportunistic, per-lesson-as-tested Rule 11 naming workflow (above), which only catches naming, one engine at a time, as Robert happens to test it. This pass should also resolve every deliberately-deferred word-choice and structural conflict surfaced along the way rather than fixing any one of them in isolation. Known cases so far, all in Lesson 5's spawn-loop concept alone: Unity's enemyCount (existing total-to-spawn field) vs. enemyIndex (the Rule-11-compliant but non-matching loop counter name used to avoid shadowing it); Scratch's enemy_number vs. the enemy_count used everywhere else (Robert's decision: enemy_count wins, tracked as its own ToDo above); GDevelop's EnemyIndex, meaningful but a different word choice ("index") than the "count" used by GameMaker/Godot/Scratch-once-renamed; and Unreal Blueprint's spawned-actor reference, which is never promoted to a named variable at all (wired directly from Spawn Actor from Class's Return Value), unlike every other engine's named new_enemy/newEnemy - a structural gap, not just a naming one. Also now known: which object owns bullet/enemy collision detection and response is opposite between GameMaker and Godot - GameMaker's obj_bullet has the Collision event and destroys the enemy (and itself) from the bullet's side, while Godot's enemy.tscn owns an Area2D Hitbox (area_entered signal) and destroys the bullet (and itself) from the enemy's side. Neither is wrong on its own, but nobody ever decided which object should own this across engines - it just landed differently as each lesson was authored. Robert's own refactoring preference (each object cleans up after itself / is self-reporting, surfaced while reviewing his GameMaker and Godot projects) points toward a third option worth considering in the eventual pass - the thing that dies announces its own death - rather than simply picking one engine's existing side to standardize on. Robert's explicit decision when this was raised: track it only, do not unwind it for current students now - that reconciliation is real but belongs entirely to this eventual coordinated pass. Also now known, found while Robert reconciled his own Godot project: spawn_enemies() has the same NAME in GameMaker and Godot but a different OWNER - GameMaker's is scr_spawn_enemies, a free-standing global Script resource belonging to no object, callable directly by anything (the bullet, start_game(), wave_cleared()); Godot's is a method on main.gd, owned specifically by the Main scene node, with GameManager having to reach it via get_parent().spawn_enemies(). This is tangled up with a second asymmetry that cuts both ways: Godot has no parallel to GameMaker's obj_spawner, but GameMaker equally has no parallel to Godot's main.gd - GameMaker has no scripted scene-root object at all (the Room is unscripted; obj_gamemanager is just a peer object in it), so main.gd isn't really standing in for obj_spawner, it's filling a role (scene-root ownership of the spawn routine) that doesn't exist as a GameMaker concept at all. Note this partly resolves on the GameMaker side once the planned obj_spawner retirement (see the six-candidate-refactorings ToDo item) happens - at that point GameMaker's spawn-related logic becomes entirely global-Script-resource-based with nothing object-owned, while Godot's would still be split across two node scripts - a real design-philosophy fork (centralize all shared logic on one manager, vs. let each engine's own scene-ownership idiom decide where code lives) worth its own discussion in the eventual Rule 12 write-up, separate from simple naming mismatches. Robert has also asked, once this reconciliation pass happens, to extend the same alignment effort to Scratch's objects/events/broadcasts - matching Scratch's existing GameManager sprite and broadcast-message names to the equivalent function/event names used in the other 7 engines as closely as Scratch's own block-based model allows, acknowledging this may land more as explicit cross-references in the Data Dictionary (broadcast message X = function Y in engines A/B/C) than as literal renaming, since Scratch's own mechanisms won't map one-to-one. Updated again to record that Robert's own GameMaker/Godot ownership-reassignment drift (see the dedicated ToDo item above) is the same underlying pattern as this collision-ownership asymmetry for those two engines - Robert's own projects actively explored both directions (bullet-owns vs. enemy-owns) before this Rule 12 question was ever raised formally. Updated again to add a FOURTH engine data point, found while Robert reconciled his own Unity project: his Bullet.cs's Start() plays its own fire/shoot sound via a private AudioSource field - a deliberate ownership choice, confirmed explicitly by Robert and kept as-is (not reconciled to canonical's Player-owns-the-shot-sound placement) specifically so it can be documented later for the "Doing It the Doers of Stuff Way" chapter - and his Enemy.cs had taken over OnTriggerEnter2D collision detection/response (RegisterKill(), hit sound, destroying both objects) that canonical keeps exclusively on Bullet.cs, the same bullet-vs-enemy ownership swap already tracked for GameMaker and Godot above. Unlike the fire-sound placement, Robert asked for the collision-ownership split to be reconciled back to canonical for the current course version, which was done (collision detection, the hit AudioClip, and RegisterKill() moved back onto Bullet.cs; Enemy.cs now only moves, checks the off-screen threshold, and calls RegisterEscape()). CORRECTION, same session: Scratch is NOT an example of Robert's drift the way GameMaker and Godot are - Scratch's own shipped Key deliberately switches from bullet-owns (Lessons 3-4) to enemy-owns (Lesson 5 onward) ON PURPOSE, for a genuine Scratch-specific technical reason stated directly in the Lesson 5 Key: Scratch clones have no unique ID, so only the Enemy clone being touched can identify and delete itself - the Bullet side has no way to know which specific Enemy clone it hit. This makes Scratch a THIRD real data point for this list (enemy-owns, like Godot, but for a completely different and well-documented reason), and it also means Scratch's own Lesson 3-4 vs. Lesson 5+ materials are themselves internally inconsistent about which object the Handouts/Keys show owning collision - worth flagging as its own small audit item (do Lessons 3-4's materials still read as if that design persists forward, or do they already set reader expectations correctly for the Lesson 5 change) during the eventual Rule 12 pass. Robert's stated reasoning: the goal throughout is enabling students on different engines to help each other, which is worth pursuing mindfully even where a perfect one-to-one mapping isn't possible. This pass should also settle the open PascalCase-vs-camelCase-vs-snake_case question once and for all (see the separate ToDo item on that question) so the coordinated naming pass has one settled convention to apply rather than re-litigating case style engine by engine. Updated again to record a new, confirmed case found during Lesson 14's compliance pass: TIC-80 genuinely and correctly calls its spawn routine spawn_wave() - NOT spawn_enemies() like Godot, GameMaker, and Scratch, and NOT SpawnEnemies() like Unity. This was discovered specifically because fixing a spawn_wave()-vs-spawn_enemies() drift bug that affected four OTHER engines required definitively confirming TIC-80's own correct name before leaving it alone, which surfaced a real, previously undocumented two-way split (spawn_wave vs. spawn_enemies/SpawnEnemies) worth folding into the eventual coordinated pass alongside the existing cases.</w:t>
       </w:r>
       <w:r>
         <w:rPr>
@@ -1683,6 +1713,156 @@
         <w:t xml:space="preserve">☐ </w:t>
       </w:r>
       <w:r>
+        <w:t xml:space="preserve">Decide, for the book, whether Unity's early lessons should introduce [SerializeField] private fields instead of (or alongside) plain public fields for Inspector-exposed values. Raised while Robert reconciled his own Unity project (EnemySpawner.cs uses [SerializeField] private enemyPrefab/enemyCount where canonical uses public). Robert's explicit framing: he changed it in his own project because he knows the distinction, but deliberately did NOT ask for the canonical course materials to be changed, because he isn't convinced the encapsulation conversation is worth it for a beginner class - it may belong in the "Doing It the Doers of Stuff Way" refactoring chapter instead, or nowhere at this course's level. His current leaning: keep canonical on plain public fields for simplicity, but he wants this decided intentionally, as its own discussion, not defaulted into either way. Not yet decided.</w:t>
+      </w:r>
+      <w:r>
+        <w:rPr>
+          <w:i/>
+          <w:iCs/>
+          <w:color w:val="777777"/>
+          <w:sz w:val="18"/>
+          <w:szCs w:val="18"/>
+        </w:rPr>
+        <w:t xml:space="preserve">  (raised while reconciling Robert's EnemySpawner.cs; Robert's own project differs from canonical on this point by his own deliberate, informed choice - not drift to fix)</w:t>
+      </w:r>
+    </w:p>
+    <w:p>
+      <w:pPr>
+        <w:pStyle w:val="ListParagraph"/>
+        <w:numPr>
+          <w:ilvl w:val="0"/>
+          <w:numId w:val="2"/>
+        </w:numPr>
+        <w:spacing w:after="80"/>
+      </w:pPr>
+      <w:r>
+        <w:rPr>
+          <w:b/>
+          <w:bCs/>
+        </w:rPr>
+        <w:t xml:space="preserve">☐ </w:t>
+      </w:r>
+      <w:r>
+        <w:t xml:space="preserve">Reminder for Robert, not a course-content item: re-drag the Inspector field references (spriteDefault/Left/Right/Up/Down, sr, walkingBeep, xBoundary, yBoundary) onto the reconciled PlayerMovement.cs and playtest - the restructured single-moving-check version (fixing the diagonal-movement blink-rate bug and the missing walkingBeep.Stop()) has not yet been verified at the keyboard.</w:t>
+      </w:r>
+      <w:r>
+        <w:rPr>
+          <w:i/>
+          <w:iCs/>
+          <w:color w:val="777777"/>
+          <w:sz w:val="18"/>
+          <w:szCs w:val="18"/>
+        </w:rPr>
+        <w:t xml:space="preserve">  (personal test-project follow-up, not a document edit; last file in the Unity reconciliation sequence)</w:t>
+      </w:r>
+    </w:p>
+    <w:p>
+      <w:pPr>
+        <w:pStyle w:val="ListParagraph"/>
+        <w:numPr>
+          <w:ilvl w:val="0"/>
+          <w:numId w:val="2"/>
+        </w:numPr>
+        <w:spacing w:after="80"/>
+      </w:pPr>
+      <w:r>
+        <w:rPr>
+          <w:b/>
+          <w:bCs/>
+        </w:rPr>
+        <w:t xml:space="preserve">☐ </w:t>
+      </w:r>
+      <w:r>
+        <w:t xml:space="preserve">Fix the shipped Lesson 4 Unity Handout/Key for the book: AudioSource.PlayClipAtPoint(hitSound, transform.position) should be AudioSource.PlayClipAtPoint(hitSound, Camera.main.transform.position). This is a genuine, confirmed bug (PlayClipAtPoint() always creates a 3D-blend temporary audio source with real distance rolloff, so a sound played at the enemy's own position is quietly, almost inaudibly wrong, unlike every other PlayClipAtPoint call in the course, all of which already use Camera.main.transform.position) - found while Robert debugged his own quiet hit sound. Robert's explicit decision: do NOT fix the live Lesson 4 materials now, mark for book correction only. Lesson 13 forward was checked and fixed separately (see the matching Notes &amp; Commentary entry) since it's live, current content.</w:t>
+      </w:r>
+      <w:r>
+        <w:rPr>
+          <w:i/>
+          <w:iCs/>
+          <w:color w:val="777777"/>
+          <w:sz w:val="18"/>
+          <w:szCs w:val="18"/>
+        </w:rPr>
+        <w:t xml:space="preserve">  (confirmed bug, found via Robert's own project; Lesson 4 itself deliberately left unfixed per Robert's instruction, Lesson 13 already fixed)</w:t>
+      </w:r>
+    </w:p>
+    <w:p>
+      <w:pPr>
+        <w:pStyle w:val="ListParagraph"/>
+        <w:numPr>
+          <w:ilvl w:val="0"/>
+          <w:numId w:val="2"/>
+        </w:numPr>
+        <w:spacing w:after="80"/>
+      </w:pPr>
+      <w:r>
+        <w:rPr>
+          <w:b/>
+          <w:bCs/>
+        </w:rPr>
+        <w:t xml:space="preserve">☐ </w:t>
+      </w:r>
+      <w:r>
+        <w:t xml:space="preserve">Write a Unity troubleshooting-sidebar entry on AudioSource.PlayClipAtPoint()'s quiet-sound trap: it always spawns its temporary audio source with 3D spatial blend and real distance rolloff, so a sound played anywhere other than Camera.main.transform.position (or very close to the camera) can end up nearly inaudible - and the optional volumeScale argument can't fix it, since it's a 0-1 percentage of the clip's own volume, not a boost, and can never compensate for rolloff. The practical fix used throughout this course is simply to always call PlayClipAtPoint at Camera.main.transform.position, the same pattern GameManager's round-ending sounds already used from the start. Good candidate for the same category of "common pitfalls" sidebar content already tracked for the color-multiply-by-white bug.</w:t>
+      </w:r>
+      <w:r>
+        <w:rPr>
+          <w:i/>
+          <w:iCs/>
+          <w:color w:val="777777"/>
+          <w:sz w:val="18"/>
+          <w:szCs w:val="18"/>
+        </w:rPr>
+        <w:t xml:space="preserve">  (raised while fixing Robert's quiet Bullet.cs hit sound and the matching Lesson 4/13 course bug)</w:t>
+      </w:r>
+    </w:p>
+    <w:p>
+      <w:pPr>
+        <w:pStyle w:val="ListParagraph"/>
+        <w:numPr>
+          <w:ilvl w:val="0"/>
+          <w:numId w:val="2"/>
+        </w:numPr>
+        <w:spacing w:after="80"/>
+      </w:pPr>
+      <w:r>
+        <w:rPr>
+          <w:b/>
+          <w:bCs/>
+        </w:rPr>
+        <w:t xml:space="preserve">☐ </w:t>
+      </w:r>
+      <w:r>
+        <w:t xml:space="preserve">Fix a genuine continuity bug in the shipped Lesson 13 Unity materials: the content describes hit-detection as having always lived on "the Enemy prefab's script," but canonical Lessons 4-12 confirm it has always been on Bullet.cs. Missed during Lesson 13's own compliance pass; found while reconciling Robert's personal Unity project back to canonical (collision ownership there had also drifted onto Enemy, unrelated to this specific wording bug). Low priority - doesn't block any current work.</w:t>
+      </w:r>
+      <w:r>
+        <w:rPr>
+          <w:i/>
+          <w:iCs/>
+          <w:color w:val="777777"/>
+          <w:sz w:val="18"/>
+          <w:szCs w:val="18"/>
+        </w:rPr>
+        <w:t xml:space="preserve">  (found while reconciling Robert's Unity Bullet.cs/Enemy.cs against canonical; not yet fixed)</w:t>
+      </w:r>
+    </w:p>
+    <w:p>
+      <w:pPr>
+        <w:pStyle w:val="ListParagraph"/>
+        <w:numPr>
+          <w:ilvl w:val="0"/>
+          <w:numId w:val="2"/>
+        </w:numPr>
+        <w:spacing w:after="80"/>
+      </w:pPr>
+      <w:r>
+        <w:rPr>
+          <w:b/>
+          <w:bCs/>
+        </w:rPr>
+        <w:t xml:space="preserve">☐ </w:t>
+      </w:r>
+      <w:r>
         <w:t xml:space="preserve">Standards Rule 13 (dedicated manager object for shared/global state) has only been retrofitted into Lessons 6, 7, 8, and 9 so far (Scratch, Godot, GameMaker, and Unreal gained a GameManager-equivalent object; Unity already had one, which is what prompted the rule; Lesson 8 additionally retrofitted the lives/has_lost lose-condition state onto the same object, and Lesson 9 retrofitted score the same way across GameMaker, Scratch, Godot, and Unreal). Lessons 10-15 haven't been audited yet for the same pattern - any lesson whose Handouts/Keys have a spawner, player, or other object directly owning a shared counter (a win/lose flag, a score, a lives count) rather than routing it through a dedicated manager object is a Rule 13 candidate. Audit opportunistically, the same adopted workflow as Rule 11's naming retrofit, rather than as a dedicated sweep, unless Robert says otherwise.</w:t>
       </w:r>
       <w:r>
@@ -1713,6 +1893,36 @@
         <w:t xml:space="preserve">☐ </w:t>
       </w:r>
       <w:r>
+        <w:t xml:space="preserve">Godot-specific (no real parallel in the other 7 engines, per Robert): decide, for the book, which way of connecting a signal is better/more idiomatic/more consistent/easier to track and debug - writing the connection explicitly in code (e.g. $Hitbox.area_entered.connect(_on_hitbox_area_entered) inside _ready(), the way the shipped Keys show it) versus wiring it point-and-click through the Editor's Signals tab (which Robert's own project uses instead - the connection then lives in the scene file's metadata, not as a visible line in the script at all). Raised while Robert reconciled his own Godot project's enemy.gd against the Lesson 6 Key and noticed his version had no .connect() line because he'd wired it through the Signals tab instead. Explicitly deferred - track only for now, do not change the live course's current approach (code-based .connect(), as already shipped) while reconciling Robert's own project.</w:t>
+      </w:r>
+      <w:r>
+        <w:rPr>
+          <w:i/>
+          <w:iCs/>
+          <w:color w:val="777777"/>
+          <w:sz w:val="18"/>
+          <w:szCs w:val="18"/>
+        </w:rPr>
+        <w:t xml:space="preserve">  (raised by Robert while reconciling his Godot project; Godot-only, no cross-engine parallel; deferred to the book pass)</w:t>
+      </w:r>
+    </w:p>
+    <w:p>
+      <w:pPr>
+        <w:pStyle w:val="ListParagraph"/>
+        <w:numPr>
+          <w:ilvl w:val="0"/>
+          <w:numId w:val="2"/>
+        </w:numPr>
+        <w:spacing w:after="80"/>
+      </w:pPr>
+      <w:r>
+        <w:rPr>
+          <w:b/>
+          <w:bCs/>
+        </w:rPr>
+        <w:t xml:space="preserve">☐ </w:t>
+      </w:r>
+      <w:r>
         <w:t xml:space="preserve">For the book manuscript, move the GameManager mini-lecture ("Before We Start: Meet the GameManager" / "Why a Dedicated Manager Object?") from where it's live-taught to where it actually belongs conceptually: Lecture 06, not Lecture 07. The two slides live in Lesson 7's deck right now purely for production-timeline reasons - the retrofit was designed and caught after Lesson 6 already shipped, so it had to land as a lab-time catch-up notice in the next lesson taught, not the lesson the object was actually introduced in. The book isn't bound by that same live-classroom constraint, so this content should be written into Lecture 06's chapter instead, presented as part of introducing the win condition and shared state in the first place, with Lesson 7's chapter only needing a brief backward reference rather than the full explanation. Keep the two slides in Lesson 7's live deck as-is; this is a book-only reorganization, not a live-course change.</w:t>
       </w:r>
       <w:r>
@@ -1818,6 +2028,246 @@
     </w:p>
     <w:p>
       <w:pPr>
+        <w:pStyle w:val="ListParagraph"/>
+        <w:numPr>
+          <w:ilvl w:val="0"/>
+          <w:numId w:val="2"/>
+        </w:numPr>
+        <w:spacing w:after="80"/>
+      </w:pPr>
+      <w:r>
+        <w:rPr>
+          <w:b/>
+          <w:bCs/>
+        </w:rPr>
+        <w:t xml:space="preserve">☐ </w:t>
+      </w:r>
+      <w:r>
+        <w:t xml:space="preserve">Book retrofit (Robert's decision, raised while reviewing Lesson 12): remove ALL sound assets and sound programming currently scattered as optional Level 3 ideas across the earlier lessons (the movement blip in Lesson 2, the shoot sound in Lesson 3, the hit/explosion sound in Lesson 4, the victory sound in Lesson 6, the life-lost/game-over sounds in Lesson 8), and reserve sound entirely for a dedicated Lesson 12 that teaches it properly as its own concept, not as a scattered series of optional add-ons. Robert may still choose to keep some of these as stretch/Level 3 goals in individual earlier lessons, but the explicit design intent either way is to make a conscious effort to "pull it all together" in Lesson 12 rather than let sound arrive piecemeal. This is a book-only retrofit - the live course's Lessons 2-11 already shipped with the scattered-optional-sound design and are not being changed retroactively; Lesson 12 itself was already corrected this session to assume every one of those sounds might be either freshly built or already present (see the Lesson 12 compliance pass note above), so the live course's actual Lesson 12 content does not need to change for this decision - only the earlier lessons' content would, in the book version. See the matching Notes &amp; Commentary entry for Robert's full reasoning and its connection to the Level 1/2/3 framework question also raised in this same message.</w:t>
+      </w:r>
+      <w:r>
+        <w:rPr>
+          <w:i/>
+          <w:iCs/>
+          <w:color w:val="777777"/>
+          <w:sz w:val="18"/>
+          <w:szCs w:val="18"/>
+        </w:rPr>
+        <w:t xml:space="preserve">  (Robert's decision, raised reviewing Lesson 12; book retrofit only, live course Lessons 2-11 unaffected)</w:t>
+      </w:r>
+    </w:p>
+    <w:p>
+      <w:pPr>
+        <w:pStyle w:val="ListParagraph"/>
+        <w:numPr>
+          <w:ilvl w:val="0"/>
+          <w:numId w:val="2"/>
+        </w:numPr>
+        <w:spacing w:after="80"/>
+      </w:pPr>
+      <w:r>
+        <w:rPr>
+          <w:b/>
+          <w:bCs/>
+        </w:rPr>
+        <w:t xml:space="preserve">☐ </w:t>
+      </w:r>
+      <w:r>
+        <w:t xml:space="preserve">Clarify and document the intended PURPOSE distinction between Level 1 and Level 2 across the whole course (Robert's framing, raised alongside the sound-consolidation decision above): Level 1 (Minimal/MVP) exists specifically so a classroom-paced student has a safety net - something they can reach quickly enough to not fall so far behind the live class cadence that they can no longer reasonably absorb the next lesson. Level 2 (Complete) is the actual PREFERRED accomplishment level, especially for self-paced/individual study, because it represents a more realistic, complete feature set and deliberately mixes "spoon-fed" instruction with "think on your own" challenge in a way Level 1 alone does not. This reframes Level 1 as a classroom-pacing safety valve rather than the course's real target, with Level 2 being the actual goal the course is designed around - worth stating explicitly in the book's framework chapter (see the existing "Level 1/2/3 framework as the book's spine" Notes &amp; Commentary entry) rather than leaving the Level 1 vs. Level 2 relationship implicit. A direct consequence for the sound-consolidation decision above: Robert is fairly sure Level 2 should NOT include sound effects once sound is consolidated into Lesson 12, since Level 2 is the realistic/preferred target students should reach across the earlier lessons, and sound doesn't belong there until its own dedicated lesson - not yet finalized, but stated as a strong leaning.</w:t>
+      </w:r>
+      <w:r>
+        <w:rPr>
+          <w:i/>
+          <w:iCs/>
+          <w:color w:val="777777"/>
+          <w:sz w:val="18"/>
+          <w:szCs w:val="18"/>
+        </w:rPr>
+        <w:t xml:space="preserve">  (Robert's framing, raised alongside the sound-consolidation decision; affects how Level 1/2/3 goals are worded across the book, not yet drafted)</w:t>
+      </w:r>
+    </w:p>
+    <w:p>
+      <w:pPr>
+        <w:pStyle w:val="ListParagraph"/>
+        <w:numPr>
+          <w:ilvl w:val="0"/>
+          <w:numId w:val="2"/>
+        </w:numPr>
+        <w:spacing w:after="80"/>
+      </w:pPr>
+      <w:r>
+        <w:rPr>
+          <w:b/>
+          <w:bCs/>
+        </w:rPr>
+        <w:t xml:space="preserve">☐ </w:t>
+      </w:r>
+      <w:r>
+        <w:t xml:space="preserve">Six candidate refactorings for the "Doing It the Doers of Stuff Way" final chapter (Robert, spotted while reconciling his own GameMaker Script project back into compliance with the shipped Lesson 12 code): (1) enemies_remaining should be incremented directly inside each enemy's own Create event rather than set via a fixed count inside the spawn loop that creates them - lets each enemy be self-reporting rather than relying on the spawner to know the total. (2) The number of enemies to spawn (currently a "mystery number" - 5 - hardcoded inside the spawn loop) should instead be a named variable (something like enemies_per_wave), so the value's meaning is visible at the point it's used, not just inferable from context. (3) enemies_remaining checks/decrements are currently scattered across multiple locations (obj_bullet's Collision event, obj_enemy's Step event, both now also routed through wave_cleared()) - Robert thinks most or all of this logic should consolidate onto a single, dedicated location: obj_enemy's own Destroy event, so that however an enemy goes away (hit or escape), the SAME one place is responsible for updating the count, rather than each removal path updating it independently. (4) The player-lives check (currently __dnd_lives, read/written from obj_enemy's Step event on an escape) arguably doesn't belong on obj_enemy at all - Robert leans toward it living on either obj_player or obj_gamemanager instead, since lives is fundamentally about the player/game state, not something the enemy itself should be reaching in to modify. (5) obj_player's Step event has accumulated enough logic over the semester (movement, firing, and whatever else has landed there) that moving movement specifically into its own separate script would reduce clutter and give Step a single, easier-to-scan responsibility. (6) obj_spawner's sole remaining job as of Lesson 10 is a single-line Create event (start_game();) - eventually that one call could move onto obj_gamemanager's own Create event instead, retiring obj_spawner as a distinct object entirely, since it no longer does anything a GameManager couldn't just as easily do for itself. Robert specifically noted that obj_spawner's own HISTORY across the course - starting as the object that owns the entire spawn loop (Lesson 5), shrinking to a single delegated function call once start_game() existed as its own Script resource (Lesson 10), and potentially being retired altogether as a final step - is itself a good, concrete, already-real example of incremental refactoring for the final chapter to walk through, not just the end-state change. None of these six are being implemented now - explicitly captured as raw material for the eventual dedicated refactoring-walkthrough chapter, where the WHY behind each one (self-reporting objects, named vs. magic numbers, single point of responsibility for a shared counter, state living on the object it actually belongs to, extracting a script to reduce event clutter, and retiring an object once its responsibilities have all been absorbed elsewhere) can get the full discussion Robert wants that chapter to have. Confirmed cross-engine while reconciling his Scratch project: Robert had already independently built candidate (1) (self-reporting enemy count) there too - each Enemy clone broadcast its own creation to GameManager, which incremented enemies_remaining per-clone rather than a flat set-to-5 - and said he "probably did this in every engine." This is being reconciled back to the canonical flat-set design in the live course materials (not kept), per Robert's explicit decision, but confirms the idea wasn't a one-off thought - he built toward it independently and repeatedly before it was ever written down here, which is itself worth mentioning when the final chapter discusses candidate (1).</w:t>
+      </w:r>
+      <w:r>
+        <w:rPr>
+          <w:i/>
+          <w:iCs/>
+          <w:color w:val="777777"/>
+          <w:sz w:val="18"/>
+          <w:szCs w:val="18"/>
+        </w:rPr>
+        <w:t xml:space="preserve">  (Robert's own refactoring observations, raised while reconciling his GameMaker project; explicitly for the final refactoring chapter, not implemented now; item 6 doubles as a real example of incremental (not one-shot) refactoring; candidate (1) independently confirmed built (then reconciled away) in Scratch too)</w:t>
+      </w:r>
+    </w:p>
+    <w:p>
+      <w:pPr>
+        <w:pStyle w:val="ListParagraph"/>
+        <w:numPr>
+          <w:ilvl w:val="0"/>
+          <w:numId w:val="2"/>
+        </w:numPr>
+        <w:spacing w:after="80"/>
+      </w:pPr>
+      <w:r>
+        <w:rPr>
+          <w:b/>
+          <w:bCs/>
+        </w:rPr>
+        <w:t xml:space="preserve">☐ </w:t>
+      </w:r>
+      <w:r>
+        <w:t xml:space="preserve">GameMaker Lesson 12 sound calls given at the Level 1 architecture (inline win/wave-advance if/else in obj_bullet, direct spawn_enemies() call) may need reconciling against a project that's already past Level 1 - specifically, one that has the Lesson 10/11 Level 3 "Stalemate" fix in place (a shared wave_cleared() function, called from both obj_bullet's hit path and obj_enemy's escape path, so an escape can also clear a wave). If wave_cleared() already exists in a given project, Lesson 12's sfx_wave call belongs ONCE, inside wave_cleared()'s else branch, not duplicated/left inline in obj_bullet's Collision event. Raised while Robert was reconciling his own GameMaker Script project (which has deviated furthest from the shipped course materials of any engine) against the corrected Lesson 12 Key. Explicit decision: do NOT retrofit this now, in either the live course's shipped Lesson 12 materials or Robert's own test project. Leave it be, and handle it one of two ways later - either as an explicit refactor if a later lesson's own progression genuinely requires the wave_cleared() consolidation to exist by that point, or fold it into the planned "Doing It the Doers of Stuff Way" final refactoring chapter as a worked example (a shared-function extraction prompted by a second call site appearing, which is a very natural refactoring story to walk through).</w:t>
+      </w:r>
+      <w:r>
+        <w:rPr>
+          <w:i/>
+          <w:iCs/>
+          <w:color w:val="777777"/>
+          <w:sz w:val="18"/>
+          <w:szCs w:val="18"/>
+        </w:rPr>
+        <w:t xml:space="preserve">  (raised while Robert reconciled his own drifted GameMaker project against the Lesson 12 Key; explicitly not retrofitted now)</w:t>
+      </w:r>
+    </w:p>
+    <w:p>
+      <w:pPr>
+        <w:pStyle w:val="ListParagraph"/>
+        <w:numPr>
+          <w:ilvl w:val="0"/>
+          <w:numId w:val="2"/>
+        </w:numPr>
+        <w:spacing w:after="80"/>
+      </w:pPr>
+      <w:r>
+        <w:rPr>
+          <w:b/>
+          <w:bCs/>
+        </w:rPr>
+        <w:t xml:space="preserve">☐ </w:t>
+      </w:r>
+      <w:r>
+        <w:t xml:space="preserve">NEW Lesson 15 deliverable, fully scoped and decided (Robert), but explicitly DEFERRED - do not start building yet: a "Complete Codebase" document per engine, handed to students at Lesson 15 so they can check their own work over the semester break and come back ready for Semester 2. Scope, as decided: (1) Engines - the active 5 (Scratch, Godot, Unity C#, GameMaker Code, and GameMaker Visual), matching the existing active-engine-scope decision; the 4 paused engines (GDevelop, TIC-80, 001 Game Creator, Unreal) are explicitly out of scope for this deliverable. (2) Depth - NOT just the reliable Level 1/2 baseline; Level 3 "complete code" should be included wherever it exists, which means first BACKFILLING the known gap where several lessons' Keys only describe Level 3 in talking-point prose rather than full code (see the Rule 14 retrofit ToDo item), rather than skipping those lessons' Level 3 content. Robert's explicit reasoning for choosing the harder option: doing that backfill work now feeds forward into the book version too, so it isn't wasted effort scoped only to this one deliverable. (3) GameMaker Visual - represented as full node-flow diagrams per object, not prose description, extending the existing wireframe-diagram pilot (Lessons 5/7/8/9/11) to cover every GameMaker Visual object/script in the finished project completely, end to end. CRITICALLY: Robert explicitly said NOT to start this now - wait until the remaining lessons (through at least Lesson 15) have been reviewed first, because building this deliverable before that review is likely wasted effort (the reviewed lessons may still change, which would mean redoing the Complete Codebase work). Treat this as a planned, fully-scoped future task, not a current one - revisit once the remaining-lessons review is done.</w:t>
+      </w:r>
+      <w:r>
+        <w:rPr>
+          <w:i/>
+          <w:iCs/>
+          <w:color w:val="777777"/>
+          <w:sz w:val="18"/>
+          <w:szCs w:val="18"/>
+        </w:rPr>
+        <w:t xml:space="preserve">  (Robert's decision, fully scoped; explicitly deferred until the remaining lessons are reviewed - do not start early)</w:t>
+      </w:r>
+    </w:p>
+    <w:p>
+      <w:pPr>
+        <w:pStyle w:val="ListParagraph"/>
+        <w:numPr>
+          <w:ilvl w:val="0"/>
+          <w:numId w:val="2"/>
+        </w:numPr>
+        <w:spacing w:after="80"/>
+      </w:pPr>
+      <w:r>
+        <w:rPr>
+          <w:b/>
+          <w:bCs/>
+        </w:rPr>
+        <w:t xml:space="preserve">☐ </w:t>
+      </w:r>
+      <w:r>
+        <w:t xml:space="preserve">GameMaker naming inconsistency found and fixed: the drag-and-drop sound-playing block is called "Play Audio" (confirmed by Robert directly against his own installed GameMaker version). Several shipped Lessons (8, 10, 11, and the newly-added Lesson 12 content) had instead called it "Play Sound" or "Audio Play Sound" - genuine naming drift, not a deliberate choice. Fixed across build_lesson08/10/11/12_handouts_keys_checklist.js, build_lesson12_plan_teacher_script.js, and build_lesson12_slides_deck.js; rebuilt, PDF-verified (grep confirmed "Play Audio" present, no stale text remaining), and shipped to the Lesson 8/10/11/12 folders. Lesson 13's similar-looking "Play Sound"/"Play Sound 2D" references were checked and confirmed to belong to 001 Game Creator and Unreal Blueprint respectively - different engines' real terminology, correctly left untouched.</w:t>
+      </w:r>
+      <w:r>
+        <w:rPr>
+          <w:i/>
+          <w:iCs/>
+          <w:color w:val="777777"/>
+          <w:sz w:val="18"/>
+          <w:szCs w:val="18"/>
+        </w:rPr>
+        <w:t xml:space="preserve">  (Robert confirmed the correct block name at the keyboard; fix completed and shipped this session)</w:t>
+      </w:r>
+    </w:p>
+    <w:p>
+      <w:pPr>
+        <w:pStyle w:val="ListParagraph"/>
+        <w:numPr>
+          <w:ilvl w:val="0"/>
+          <w:numId w:val="2"/>
+        </w:numPr>
+        <w:spacing w:after="80"/>
+      </w:pPr>
+      <w:r>
+        <w:rPr>
+          <w:b/>
+          <w:bCs/>
+        </w:rPr>
+        <w:t xml:space="preserve">☐ </w:t>
+      </w:r>
+      <w:r>
+        <w:t xml:space="preserve">Book-only final chapter, decided (Robert): "Doing It the Doers of Stuff Way" - a dedicated, one-time refactoring walkthrough, taking the capstone's finished Semester 1 project and refactoring it end to end with full discussion of why and how, introducing Robert's own particular coding style and opinions explicitly as HIS style, not as a new ongoing requirement. This explicitly REPLACES an earlier, now-abandoned idea of a standing "Level 4" (refactoring + personal style, applied lesson by lesson alongside Levels 1-3 the same way Level 3/stretch goals and Sidebars already are). Robert's stated reason for rejecting the ongoing-Level-4 approach: it would force a choice between two bad options every single lesson going forward - either make refactoring-to-Robert's-style a mandatory part of every lesson (which he does not want), or maintain two parallel code paths per lesson (the plain Level 3 solution AND a separately-maintained "Refactored Level 3" solution) - and this project has already directly experienced how costly maintaining two divergent code paths for the same lesson can be (see the Script/Visual parity cleanup ToDo item and GameMaker's Code-vs-Visual drift problem elsewhere in this document) - a second one, chasing a moving personal-style target lesson by lesson, is explicitly something he does not want repeated. Instead, this becomes a single dedicated final chapter/lecture, intended to fall OUTSIDE the 30-lesson cadence entirely - delivered as a final micro-lecture, something students take home at the end of the course to study and experiment with on their own, explicitly framed as an invitation for students to develop their OWN opinions, form, and style rather than simply inheriting Robert's. Not yet scoped: which specific refactorings to walk through, how long the micro-lecture runs, or whether it's written as a live-delivered lecture, a stand-alone reading, or both.</w:t>
+      </w:r>
+      <w:r>
+        <w:rPr>
+          <w:i/>
+          <w:iCs/>
+          <w:color w:val="777777"/>
+          <w:sz w:val="18"/>
+          <w:szCs w:val="18"/>
+        </w:rPr>
+        <w:t xml:space="preserve">  (Robert's decision, supersedes the earlier unscoped Level 4/refactoring idea; book-only, falls outside the 30-lesson structure)</w:t>
+      </w:r>
+    </w:p>
+    <w:p>
+      <w:pPr>
+        <w:pStyle w:val="ListParagraph"/>
+        <w:numPr>
+          <w:ilvl w:val="0"/>
+          <w:numId w:val="2"/>
+        </w:numPr>
+        <w:spacing w:after="80"/>
+      </w:pPr>
+      <w:r>
+        <w:rPr>
+          <w:b/>
+          <w:bCs/>
+        </w:rPr>
+        <w:t xml:space="preserve">☐ </w:t>
+      </w:r>
+      <w:r>
+        <w:t xml:space="preserve">Robert's own test-project reconciliation (GameMaker, Godot, and now Scratch) surfaced a real pattern in GameMaker and Godot, but a CORRECTED finding for Scratch specifically: Robert repeatedly moved shared logic (bullet/enemy collision detection/response, the shoot sound's trigger point) to whichever object he personally felt should own it while exploring his own eventual refactoring preferences - confirmed genuine, self-introduced drift in GameMaker and Godot (both already logged above). For Scratch, Claude initially (wrongly) told Robert his Enemy-owns-collision code was the same kind of drift and should be reconciled back to a Bullet-owns-collision design - this was an error, caught and corrected in the same session: Scratch's OWN canonical Key design switches hit-detection from the Bullet (Lesson 3-4) to the Enemy (Lesson 5 onward, and every lesson through 12) on purpose, documented directly in the Lesson 5 Key: "Scratch clones have no unique ID, so a Bullet clone can't identify exactly which Enemy clone it's touching from the Bullet's side - that's why the check moved to each Enemy clone's own script." So Robert's Scratch Bullet's lack of a touching-check was already correct and needs no change - only the shoot-sound placement (Bullet's own clone script vs. the Key's Player-side placement) remains an open, genuine style question for Scratch, not a correctness bug. Net effect: the cross-engine ownership-reassignment pattern below is real for GameMaker and Godot, but Scratch's Enemy-owns-collision is the engine's actual canonical design, not Robert's drift - worth keeping both facts straight for the eventual Rule 12 pass and the refactoring chapter. Separately, Robert's Scratch Bullet also spawns offset 100 pixels from the Player's exact position (y + 100) rather than exactly on it, done consistently the same way across his other engines' projects too - a minor, deliberate, and apparently cross-engine-consistent deviation from the Keys' literal spawn position, not a mistake. Robert wants this one specifically noted and then removed when the book's canonical code is written, with the idea saved for the refactoring chapter rather than silently folded into the canonical design.</w:t>
+      </w:r>
+      <w:r>
+        <w:rPr>
+          <w:i/>
+          <w:iCs/>
+          <w:color w:val="777777"/>
+          <w:sz w:val="18"/>
+          <w:szCs w:val="18"/>
+        </w:rPr>
+        <w:t xml:space="preserve">  (Robert's explicit decision re: GameMaker/Godot ownership drift; Scratch correction found and caught within the same session after an initial wrong read by Claude)</w:t>
+      </w:r>
+    </w:p>
+    <w:p>
+      <w:pPr>
         <w:pStyle w:val="Heading1"/>
       </w:pPr>
       <w:r>
@@ -2309,6 +2759,348 @@
     </w:p>
     <w:p>
       <w:pPr>
+        <w:spacing w:after="200"/>
+      </w:pPr>
+      <w:r>
+        <w:rPr>
+          <w:b/>
+          <w:bCs/>
+          <w:color w:val="1C4A86"/>
+        </w:rPr>
+        <w:t xml:space="preserve">Lesson 12 compliance pass: a real cross-engine sound-architecture conflict, resolved in favor of Option 1: </w:t>
+      </w:r>
+      <w:r>
+        <w:t xml:space="preserve">Auditing Lesson 12's shipped materials (requested by Robert before review) surfaced a genuine design-decision conflict, not just a drift-style bug like Lessons 7-9's compliance passes found. The Handouts/Keys had Godot and Unity building a brand-new shared sound player this lesson - Godot's RoundSound AudioStreamPlayer2D swapping its .stream property between three clips, Unity's roundAudioSrc AudioSource with a brand-new GameManager.instance singleton calling PlayOneShot() - while Scratch and GameMaker simply added more one-shot sound calls to existing branches, no shared player at all. This wasn't a copy-paste typo: it directly contradicted the dedicated-per-event sound pattern Lessons 6 and 8 had already established and shipped in every engine (WinSound/LifeLostSound/GameOverSound as separate AudioStreamPlayer2D nodes in Godot; winSound/lifeLostSound/gameOverSound as separate Inspector-assigned AudioClip fields reached through the already-existing GameManager.instance in Unity). The Lesson 12 content also introduced a brand-new sfx_lose.wav asset, when sfx_gameover.wav already existed and served the identical game-over moment since Lesson 8 - an unnecessary and unexplained new asset, not a case where two legitimately different sounds were needed. Rather than resolve this unilaterally, Robert was asked directly: Option 1 was to retire the shared-player design and the new sfx_lose asset, folding Lesson 12's wave-clear sound into the existing per-event pattern (one more dedicated node/field, reusing sfx_gameover.wav for game-over exactly as Lesson 8 built it); Option 2 was to keep the shared-player design and treat it as this lesson's deliberate new teaching point (a legitimate, if different, architecture worth knowing), fixing only the naming/wrong-asset issues. Robert chose Option 1 for the live course - see the separate note below for Option 2's preserved reasoning for the book version. All four active engines' (Scratch, Godot, Unity, GameMaker) and all four paused engines' (GDevelop, TIC-80, 001 Game Creator, Unreal) Handouts and Keys were rewritten under Option 1: one new dedicated sound per engine for the wave-clear event (Godot's WaveSound node, Unity's waveClip field, GameMaker/Scratch/the rest's one new sfx_wave call), and sfx_gameover (and, where applicable, sfx_lifelost) made mandatory rather than optional, reusing the Lesson 8 assets rather than sfx_lose. The Prep Checklist, GDD sound-asset description, Plan, and Teacher's Script were all corrected to match (the Teacher's Script's featured-engine demo narrative, built entirely around the old shared-player idea, needed a full rewrite of its 0:15-0:35 segment). The Slide Deck's zero existing speaker notes (a separate Rule 8 gap, unrelated to the sound-architecture question) were filled in across all eight content slides while the deck was already being rebuilt for the wording fixes. The old Assets/sfx_lose.wav file in the Lesson 12 folder is now unused under Option 1 but was left in place rather than deleted unilaterally - flagged to Robert as an open cleanup decision.</w:t>
+      </w:r>
+      <w:r>
+        <w:t xml:space="preserve"/>
+      </w:r>
+    </w:p>
+    <w:p>
+      <w:pPr>
+        <w:spacing w:after="200"/>
+      </w:pPr>
+      <w:r>
+        <w:rPr>
+          <w:b/>
+          <w:bCs/>
+          <w:color w:val="1C4A86"/>
+        </w:rPr>
+        <w:t xml:space="preserve">Sound should have been its own dedicated lesson all along - a retrofit decision, and a sharper Level 1/Level 2 framing it surfaced: </w:t>
+      </w:r>
+      <w:r>
+        <w:t xml:space="preserve">While getting ready to start on the just-fixed Lesson 12 materials, Robert had a realization he wished he'd had much earlier: Lesson 12 - "Hearing It Happen" - is fundamentally a dedicated sound lesson, and in hindsight the course would have been better served treating sound as a genuine, deliberately-scoped topic from the start, rather than scattering it as a series of small optional Level 3 'add a sound' stretch ideas across Lessons 2, 3, 4, 6, and 8 the way it actually happened. His stated regret, in his own words: introducing sound piecemeal in the earlier lessons 'was a mistake.' His proposed fix for the book version: strip the sound-related optional Level 3 content out of those earlier lessons entirely, and let Lesson 12 be where sound is taught properly, as its own concept with real attention - not as a backlog of previously-half-built features finally getting formalized, which is closer to what the live course's current Lesson 12 does. He left the door open to keeping some sound ideas as earlier-lesson stretch goals if that still makes sense on reflection, but the explicit design principle either way is to make Lesson 12 a genuine 'pull it all together' moment rather than a cleanup lesson. Importantly, this is scoped as book-only: the live course's Lessons 2-11 keep their existing optional-sound Level 3 content as shipped, and this session's Lesson 12 fix (reusing Lesson 6/8's established sounds and adding one new wave-clear cue) remains exactly right for the live course regardless of what the book eventually does differently in the earlier lessons.</w:t>
+      </w:r>
+      <w:r>
+        <w:t xml:space="preserve"/>
+      </w:r>
+    </w:p>
+    <w:p>
+      <w:pPr>
+        <w:spacing w:after="200"/>
+      </w:pPr>
+      <w:r>
+        <w:rPr>
+          <w:b/>
+          <w:bCs/>
+          <w:color w:val="1C4A86"/>
+        </w:rPr>
+        <w:t xml:space="preserve">A "Sound Manager" as the book-version Lesson 12 refactor target - resolving the scatter-vs-strip question: </w:t>
+      </w:r>
+      <w:r>
+        <w:t xml:space="preserve">Robert, reviewing this session's Lesson 13-15 compliance work, raised a resolution to the open "strip sound out of early lessons" question above: "Sound Manager" (sometimes "Audio Manager") is a real, standard game-design pattern - a single dedicated object owning all audio playback (one or more reusable players, volume/mute controls, avoiding the same sound double-firing, sometimes music crossfading), the audio-specific instance of the general Service Locator pattern described in Robert Nystrom's Game Programming Patterns, and one of the most commonly taught "first singleton" concepts in Unity/Godot tutorials. His proposal: rather than stripping the scattered optional Level 3 sound stretch goals out of Lessons 2-8 for the book version (the earlier-recorded leaning), KEEP them - motivated students can experiment with sound early, nothing is lost - and instead make book-Lesson 12 the payoff lesson where whatever a student has scattered gets explicitly refactored into one formal SoundManager object/concept, rather than just adding more sounds to existing branches. Robert's stated reasoning: this gives Lesson 12 more pedagogical significance, turning it into a genuine 'extract into one reusable, centrally-owned thing' lesson - the same recurring teaching motif the course already uses elsewhere (GameManager under Rule 13; spawn_enemies() extracted into its own reusable function in Lessons 10-11; wave_cleared() consolidating two branches in the Lesson 10-11 Stalemate fix) - applied to audio instead of game state or spawning. This also directly revives and sharpens the already-preserved Option 2 reasoning (the shared sound-player design retired from the live course in favor of Option 1, see the dedicated preservation note above): a formal SoundManager IS essentially Option 2's shared-player idea, now framed explicitly as a deliberate mid-course refactoring lesson (built on top of Lessons 2-8's scattered attempts) rather than a same-lesson architecture choice with no before-state to refactor from. Not decided or scoped - Robert said he'll review this discussion later - but recorded here since it meaningfully resolves the tension between the two previously-recorded, not-yet-reconciled notes on this topic (strip-sound-out vs. preserve-Option-2), and because of its direct kinship with the Rule 13 GameManager pattern and the course's other extract-into-a-manager lessons, it is likely the strongest candidate for how the book ultimately handles Lesson 12.</w:t>
+      </w:r>
+      <w:r>
+        <w:t xml:space="preserve"/>
+      </w:r>
+    </w:p>
+    <w:p>
+      <w:pPr>
+        <w:spacing w:after="200"/>
+      </w:pPr>
+      <w:r>
+        <w:rPr>
+          <w:b/>
+          <w:bCs/>
+          <w:color w:val="1C4A86"/>
+        </w:rPr>
+        <w:t xml:space="preserve">A sharper Level 1 vs. Level 2 framing, surfaced by the same conversation: </w:t>
+      </w:r>
+      <w:r>
+        <w:t xml:space="preserve">Thinking through why scattering sound across early lessons felt wrong in hindsight led Robert to a broader, genuinely useful clarification of what Level 1 and Level 2 are actually FOR across the whole course - distinct from the existing 'Level 1/2/3 framework as the book's spine' note above, which covers the fractal MVP/Complete/Refined structure itself but doesn't address why a student would prefer one level over another. Robert's framing: Level 1 (Minimal/MVP) is specifically a classroom-pacing safety valve - its job is to give a student falling behind a fast, reachable floor so they don't fall so far behind the live class's cadence that they can no longer reasonably absorb the NEXT lesson, not to represent the course's actual intended destination for that week. Level 2 (Complete) is the real preferred target, especially for a self-paced or individually-studying reader (exactly the audience the book serves) - it's a more realistic, complete feature set, and it deliberately blends 'spoon-fed' instruction with 'figure it out yourself' challenge in a way Level 1 alone doesn't attempt to. This directly shapes the sound-consolidation decision above: Robert is fairly sure Level 2 goals should NOT include sound in the earlier lessons once sound is pulled out and consolidated into Lesson 12, since Level 2 is meant to be the realistic, preferred accomplishment for those lessons, and sound doesn't belong in that target picture until its own dedicated lesson actually earns it. Worth writing this Level 1-versus-Level 2 purpose distinction into the book's framework chapter explicitly, rather than leaving a reader to infer it from the numbering alone.</w:t>
+      </w:r>
+      <w:r>
+        <w:t xml:space="preserve"/>
+      </w:r>
+    </w:p>
+    <w:p>
+      <w:pPr>
+        <w:spacing w:after="200"/>
+      </w:pPr>
+      <w:r>
+        <w:rPr>
+          <w:b/>
+          <w:bCs/>
+          <w:color w:val="1C4A86"/>
+        </w:rPr>
+        <w:t xml:space="preserve">Lesson 15 Complete Codebase deliverable - scoped now, deliberately not built yet: </w:t>
+      </w:r>
+      <w:r>
+        <w:t xml:space="preserve">Robert asked for a new Lesson 15 deliverable: a complete, finished codebase per engine (at least the active engines), handed to students at the end of Semester 1 so they have something concrete to check their own work against over the break and come back ready for Semester 2 - distinct from, but a direct realization of, the already-logged "Complete Script Document" Final Deliverable idea. He also raised a second, related complaint while discussing it: GameMaker Visual's node-based logic has been represented as prose description throughout this course so far ("I don't feel like a textual description has been the best approach"), and asked for an actually diagrammatic representation instead. Three scoping questions were asked and answered directly: engines (the active 5: Scratch, Godot, Unity C#, GameMaker Code, GameMaker Visual - the 4 paused engines excluded), depth (Level 3 complete code included wherever it exists, which means backfilling the known Rule 14 Level-3-prose-only gap first rather than settling for the Level 1/2 baseline - chosen specifically because that backfill work also feeds the book), and GML Visual representation (full node-flow diagrams per object, extending the existing Lesson 5/7/8/9/11 wireframe-diagram pilot to cover every object completely, not selective/trivial-skipped). The one firm instruction layered on top of all three answers: don't start building this yet. Robert was explicit that doing it now, before the remaining lessons have been reviewed, would likely be wasted effort - the reviewed lessons could still change in ways that would require redoing the Complete Codebase work. Recorded here as a fully-scoped, ready-to-execute future task, deliberately not started.</w:t>
+      </w:r>
+      <w:r>
+        <w:t xml:space="preserve"/>
+      </w:r>
+    </w:p>
+    <w:p>
+      <w:pPr>
+        <w:spacing w:after="200"/>
+      </w:pPr>
+      <w:r>
+        <w:rPr>
+          <w:b/>
+          <w:bCs/>
+          <w:color w:val="1C4A86"/>
+        </w:rPr>
+        <w:t xml:space="preserve">"Doing It the Doers of Stuff Way" - why an ongoing Level 4 was abandoned in favor of one final chapter: </w:t>
+      </w:r>
+      <w:r>
+        <w:t xml:space="preserve">Robert originally envisioned a fourth tier alongside Level 1/2/3, stretch goals, and Sidebars: something focused on refactoring and on introducing his own particular coding style, applied on an ongoing basis lesson by lesson the way Level 3 and Sidebars already are. Reflecting on this project's own real experience with lesson drift and his own code drift (see the GameMaker Code-vs-Visual parity ToDo, and the general pattern of naming/structure drift this project has repeatedly caught and fixed via Standards Rules 11-13), he concluded an ongoing Level 4 isn't workable in practice, for a specific, practical reason rather than a philosophical one: it forces a choice, every single lesson, between two options he considers both bad. Option A is making the refactor-to-his-style pass a mandatory part of every lesson going forward, which he explicitly does not want - it would slow lesson production and tie every future lesson to keeping a second code path current. Option B is maintaining two genuinely separate, divergent code bases per lesson - the plain Level 3 solution, and a separately-maintained "Refactored Level 3" - which this project has already experienced is a real, recurring maintenance cost (not a hypothetical one), given how much effort has already gone into catching and fixing drift between a single lesson's own Code and Visual paths within ONE engine, let alone an entirely separate refactored version of every lesson across all 8. His resolution: drop the ongoing-Level-4 idea entirely, and instead write a single, dedicated final chapter - "Doing It the Doers of Stuff Way" (a direct reference to his own studio name) - that does the refactoring discussion once, thoroughly, as its own standalone unit, explicitly outside the 30-lesson weekly cadence. Framed as a take-home capstone-adjacent lecture rather than lesson content proper, with an explicit invitation for students to develop their own coding opinions and style rather than simply adopting his - the chapter teaches the ACT and REASONING of refactoring and personal style as a transferable skill, using Robert's own style as the worked example, not as the prescribed answer.</w:t>
+      </w:r>
+      <w:r>
+        <w:t xml:space="preserve"/>
+      </w:r>
+    </w:p>
+    <w:p>
+      <w:pPr>
+        <w:spacing w:after="200"/>
+      </w:pPr>
+      <w:r>
+        <w:rPr>
+          <w:b/>
+          <w:bCs/>
+          <w:color w:val="1C4A86"/>
+        </w:rPr>
+        <w:t xml:space="preserve">Lesson 13 compliance pass: a severe multi-engine regression, a real Godot/Unity timing bug, and the first Activity Diagram added by student request: </w:t>
+      </w:r>
+      <w:r>
+        <w:t xml:space="preserve">Robert asked for a full Standards Rule 1-15 audit and fix pass on Lesson 13, assuming it was "probably on the up and up" after Lesson 12's clean-up - instead, Lesson 13 turned out to carry the worst drift found in any compliance pass so far, likely because it was drafted before several of the GameManager-retrofit and naming conventions established by Lessons 7-12 existed. GameMaker's Level 1 code still called obj_spawner.enemies_remaining/obj_spawner.spawn_wave() throughout, months after Lesson 9's compliance pass had already routed enemies_remaining through obj_gamemanager and Lesson 10's spawn_enemies() rename; TIC-80 had the matching stale spawn_wave() call; GameMaker's altPath still used a generic Set Instance Variable block on sprite_index instead of the purpose-built Set Sprite block Rule 4 requires (the same category of gap the __dnd_lives/__dnd_score correction caught in Lessons 8-9). Scratch's broadcast naming had drifted to Title Case ([Enemy Hit] instead of the shipped convention's lowercase [enemy hit]) during the rewrite and was caught and corrected before shipping. More seriously, both Unity and Godot's Level 1 code had a genuine timing bug baked into the Key itself: GameManager.RegisterKill() (Unity) and destroyed.emit() (Godot) were sequenced AFTER the 0.1-second hit-reaction delay instead of before it, meaning score/wave/win-check would lag visibly behind every hit - directly contradicting this lesson's own central teaching point (the delay should affect ONLY how the enemy's removal looks, never when game state changes). Both were corrected to fire immediately, with only the enemy's actual destruction (Destroy(gameObject) / queue_free()) staying behind the delay. Rule 10: the Slide Deck's live-demo materials list still named Godot instead of Scratch (Lesson 13's actual assigned rotation engine). Rule 8: the deck had zero speaker notes; five were added (slides 5, 7, 9, 11, 13) carrying the Teacher's Script's matching timed sections verbatim. Rule 9: Lesson 13 had no diagrams at all, and Robert specifically asked for an Activity Diagram after students asked about them directly in class - a new generic Activity Diagram ("A Hit Happens - What Runs Now, What Waits," the first diagram this project has built in direct response to a student question rather than an author-driven audit finding) plus a GameMaker Visual Level 1 node diagram (obj_bullet's revised Collision event plus obj_enemy's new Alarm 0 event, the first diagram to show a GameMaker Visual object gaining a brand-new event rather than just new blocks in an existing one) were built and wired into every engine's Handout and Key, GameMaker's Handout and Key additionally getting the node diagram under its altPath/top-level per the established Lesson 8 placement convention. All affected build scripts (Handouts/Keys/Checklist, Slide Deck) were rebuilt, converted to PDF, and verified via pdftotext that no stale obj_spawner/spawn_wave/Title-Case-broadcast text remained and that both engines' corrected event ordering appears in the shipped text, before shipping to the Lesson 13 folder.</w:t>
+      </w:r>
+      <w:r>
+        <w:t xml:space="preserve"/>
+      </w:r>
+    </w:p>
+    <w:p>
+      <w:pPr>
+        <w:spacing w:after="200"/>
+      </w:pPr>
+      <w:r>
+        <w:rPr>
+          <w:b/>
+          <w:bCs/>
+          <w:color w:val="1C4A86"/>
+        </w:rPr>
+        <w:t xml:space="preserve">Lesson 14 compliance pass: a stale spawn-routine name drifted into five engines, a genuine Godot/GameMaker ordering bug, and a real Rule 12 discovery (TIC-80 legitimately calls it spawn_wave()): </w:t>
+      </w:r>
+      <w:r>
+        <w:t xml:space="preserve">Robert granted standing authorization to audit and fix Lessons 14 and 15 to the Lesson 13 standard while away from the keyboard, to be reviewed together as completed work on his return. Lesson 14's audit found the most widespread single naming bug of any compliance pass: the Handout/Key content called the enemy-spawning routine spawn_wave() in Scratch, Godot, GameMaker, and (correctly) TIC-80 alike - but Lessons 10-13 had already established spawn_enemies() as the real function name in Godot, GameMaker, and Scratch (Unity's SpawnEnemies() and GDevelop/001/Unreal's event-based names were already correct and needed no change). Scratch additionally used enemies_left instead of the shipped enemies_remaining, and - in a near-miss caught only by cross-checking Lesson 11/12's actual canonical broadcast casing - used [spawn wave] instead of the real lowercase [spawn enemies] broadcast name. Investigating TIC-80 specifically to confirm its correct name turned up a genuine, useful discovery: TIC-80 is NOT drifted at all, and actually does call its routine spawn_wave() - a real, pre-existing Rule 12 cross-engine naming inconsistency (TIC-80 says spawn_wave, four other engines say spawn_enemies, Unity says SpawnEnemies) that was sitting undocumented until this audit surfaced it by requiring a definitive per-engine check. Beyond naming, two real structural bugs were caught and fixed: Godot's start_game() resets enemies_remaining BEFORE wave = 1 runs (the opposite order from GameMaker's start_game(), which resets wave before enemies_remaining) - Lesson 14's new wave-dependent formula would have silently used the previous game's leftover wave number unless the Handout/Key explicitly flagged the ordering dependency, which they now do; and GameMaker's Level 1 content had briefly folded the enemies_remaining reset INSIDE spawn_enemies() itself (changing the function's long-established contract and collapsing the 'two places must agree' lesson into one place for GameMaker only) before being corrected to keep spawn_enemies() creating instances only, with enemies_remaining staying split across start_game() and obj_bullet's win-check else branch exactly as Lesson 11 originally built it. The Slide Deck's Rule 10 demo-engine reference (and its spawn_wave()/speed-already-exists content, both leftover from before this lesson's actual GameMaker-featured, GameMaker-needs-a-new-speed-variable design) was corrected to GameMaker throughout, the Teacher's Script's matching spawn_wave() reference was fixed, and five speaker-notes entries were added (Rule 8, zero existing). Rule 9: a new generic Activity Diagram ("One Formula, Two Places - They Must Always Agree") and a GameMaker Visual node diagram (spanning all three places that change: spawn_enemies(), start_game(), and obj_bullet's win-check else branch) were built and wired into every engine's Handout and Key. While fixing this lesson, two bugs were also found and corrected in the just-shipped Lesson 13: a wrongly Title-Cased Scratch broadcast name ([Spawn Enemies] instead of the real lowercase [spawn enemies], introduced during the Lesson 13 fix pass itself) and a TIC-80 regression where that same Lesson 13 pass had incorrectly renamed TIC-80's correct spawn_wave() to spawn_enemies() and used the wrong sfx slot number (sfx(4), Lesson 8's life-lost sound, instead of sfx(6), the actual wave-clear slot established in Lesson 12) - both corrected and reshipped before starting Lesson 14's own fixes.</w:t>
+      </w:r>
+      <w:r>
+        <w:t xml:space="preserve"/>
+      </w:r>
+    </w:p>
+    <w:p>
+      <w:pPr>
+        <w:spacing w:after="200"/>
+      </w:pPr>
+      <w:r>
+        <w:rPr>
+          <w:b/>
+          <w:bCs/>
+          <w:color w:val="1C4A86"/>
+        </w:rPr>
+        <w:t xml:space="preserve">Lesson 15 compliance pass: a stale obj_spawner reference, an abandoned Option-2 Unity field name, and the project's first process-only Activity Diagram: </w:t>
+      </w:r>
+      <w:r>
+        <w:t xml:space="preserve">Lesson 15 ("Ready to Show," the Semester 1 capstone workshop-and-presentation day) got the same compliance treatment as Lessons 13 and 14, completing the three-lesson review Robert authorized while away from the keyboard. Structurally this lesson is unlike every other audit so far - it introduces no new mechanic, has no featured lecture-demo engine, and its Handouts/Keys are a self-assessment checklist and a 'known remaining quirks' troubleshooting reference rather than a worked Level 1 solution, so most of Rules 4/7/14 (which govern new code content) simply did not apply. Two genuine drift bugs were still found and fixed: GameMaker's quirks/diagnostics referenced a missing obj_spawner. prefix as a common last-mile bug, when the actual shared-state owner has been obj_gamemanager since the Lesson 9 compliance pass - corrected in both the Handout's engine notes and the Key's quirks list. Unity's quirks referenced roundAudioSrc as an example of a commonly-unassigned Inspector field - roundAudioSrc was the shared-sound-player field name from Lesson 12's abandoned Option 2 design (see the dedicated Option 2 preservation note), retired in favor of per-event fields when Robert chose Option 1; corrected to reference waveClip, one of the actual current per-event fields. Rule 10 did not apply (no lecture-demo engine this week, confirmed against the Plan's own "No lecture demo this week" format note), but the Slide Deck's two milestone-framing sections (Welcome Back, Milestone Moment) were each separately tagged 10 minutes despite the Teacher's Script and Plan agenda treating them as one combined 10-minute block - corrected to 5 minutes each so the on-screen pacing matches the actual schedule. Rule 8: zero existing speaker notes; five were added (slides 5, 7, 9, 11, 14), split across the Teacher's Script's five timed sections by best content match rather than rigid slide-boundary alignment, since the deck's own section structure (adding a dedicated "Milestone Moment" section) doesn't map one-to-one onto the script's five written sections. Rule 9: although this lesson teaches no new mechanic, the Standards call for an Activity Diagram in every lesson, so a new generic diagram - "Today's Workflow - Checklist, Polish, Present" - was built depicting the day's actual process (work the checklist, loop back through "Fix It First" if anything's broken, then tune/polish, then present) rather than any code logic, the first diagram in this project built around a class-day workflow instead of a programming concept, and wired into every engine's Handout and Key (no engine-specific node diagram applies, since no engine has new Level 1 code this week).</w:t>
+      </w:r>
+      <w:r>
+        <w:t xml:space="preserve"/>
+      </w:r>
+    </w:p>
+    <w:p>
+      <w:pPr>
+        <w:spacing w:after="200"/>
+      </w:pPr>
+      <w:r>
+        <w:rPr>
+          <w:b/>
+          <w:bCs/>
+          <w:color w:val="1C4A86"/>
+        </w:rPr>
+        <w:t xml:space="preserve">Lesson 12's Option 2 (shared sound-player design) - preserved reasoning for the book version: </w:t>
+      </w:r>
+      <w:r>
+        <w:t xml:space="preserve">Recorded per Robert's explicit instruction, separate from the Option 1 implementation note above: even though Option 1 was chosen for the live course, the shared-sound-player idea the Lesson 12 content had already built (Godot's RoundSound swapping .stream between win/wave/lose clips; Unity's roundAudioSrc with PlayOneShot() layering three clips through one AudioSource) is a genuinely different, and genuinely teachable, architecture - not simply a mistake to discard. The case for reviving it in the book version: (1) it's a real-world pattern working game developers actually use - many shipped games route all short, mutually-exclusive one-shot UI/feedback sounds through a single pooled or shared AudioSource/AudioStreamPlayer rather than one dedicated node per sound, specifically to avoid the node/component count growing linearly with every new sound effect a game ever adds; (2) it's a natural, motivated moment to introduce the concept of a resource (an AudioClip/stream reference) being swapped at runtime rather than fixed at design time, which dedicated per-event nodes never require a student to think about; (3) PlayOneShot() (Unity) and a stream-swap-then-play() (Godot) are each worth teaching in their own right as engine-idiomatic answers to 'how do I play one of several interchangeable sounds from one player,' independent of whether this specific lesson's three sounds (win/wave/lose) technically need it; (4) it would make a clean point of comparison against Scratch and GameMaker's simpler per-branch sound calls, turning the cross-engine contrast itself into a teaching moment ('two valid architectures for the same problem, here's the tradeoff') rather than something to quietly reconcile away. The case against reviving it, for balance: it does contradict the dedicated-per-event pattern Lessons 6 and 8 spent two lessons establishing, so introducing it here reads as a late architecture change rather than a planned progression unless the book's Lesson 6/8 chapters are rewritten to set up the contrast deliberately in advance; it also adds genuine new vocabulary (resource swapping, PlayOneShot's layering semantics vs. .Play()'s replace semantics) in a lesson Robert designed to be lighter than most, which may not fit Lesson 12's intended pacing even in the book. If revived, the clean approach would likely be: keep Lessons 6/8 exactly as the live course now has them (dedicated per-event nodes, Option 1 style), then introduce the shared-player idea in Lesson 12 as a DELIBERATE architectural pivot with its own named rationale ('your game now has four round-ending sounds - here's a different way to organize that'), rather than retroactively implying Lessons 6/8 should have used it from the start. Not decided; purely preserved reasoning for whoever revisits this at book-writing time, per Robert's explicit request to keep it rather than let Option 1's implementation erase the alternative's thinking.</w:t>
+      </w:r>
+      <w:r>
+        <w:t xml:space="preserve"/>
+      </w:r>
+    </w:p>
+    <w:p>
+      <w:pPr>
+        <w:spacing w:after="200"/>
+      </w:pPr>
+      <w:r>
+        <w:rPr>
+          <w:b/>
+          <w:bCs/>
+          <w:color w:val="1C4A86"/>
+        </w:rPr>
+        <w:t xml:space="preserve">Robert's own Unity project reconciliation: a fourth engine with the ownership-reassignment pattern, plus two real incidental bugs: </w:t>
+      </w:r>
+      <w:r>
+        <w:t xml:space="preserve">Following the same process already used for GameMaker, Godot, and Scratch, Robert reconciled his own Unity Lesson 12-level project against canonical, starting with Bullet.cs and Enemy.cs. His Bullet.cs matched canonical's flash-on-spawn visual effect (color swap + scale pulse via a flashTimer countdown, structurally identical to Lesson 3's Complete Level 3 solution) but used Color.orange instead of canonical's Color.yellow - confirmed by Robert to compile and work fine (not flagged further). More significantly, Robert's project had moved bullet/enemy collision ownership onto Enemy.cs (OnTriggerEnter2D, the hit sound, and GameManager.RegisterKill() all living there) rather than Bullet.cs, matching the exact same deliberate-exploration pattern already tracked above for GameMaker and Godot - now a fourth confirmed data point, and the first one found in Unity specifically. Separately, Robert's Bullet.cs also played its own fire/shoot sound in Start() via a private AudioSource field, which he confirmed is a deliberate ownership choice (not a miss) and asked to be preserved as-is rather than reconciled to canonical's Player-owns-the-shot-sound placement - tracked as raw material for the 'Doing It the Doers of Stuff Way' chapter rather than fixed. Both files were rewritten to canonical for the current course version per Robert's explicit instruction: Bullet.cs regained OnTriggerEnter2D (checking the Enemy tag, playing hitSound via AudioSource.PlayClipAtPoint, calling GameManager.RegisterKill(), destroying both objects) and kept the flash effect (reverted to canonical's Color.yellow) and the fire-sound-in-Start() exactly as Robert wanted it kept; Enemy.cs was stripped back down to movement, the off-screen escape check, and GameManager.RegisterEscape() only. Two real, incidental bugs were caught along the way and flagged to Robert (not yet confirmed fixed in his project): Enemy.cs's OnTriggerEnter2D was checking other.CompareTag("Player") instead of "Bullet" - meaning hit detection likely wasn't registering via that path at all, since nothing in the game's design has the Player touching an Enemy register as a hit; and Enemy.cs carried a stray, unused using UnityEditor.UI; at the top, which compiles fine in the Editor but would break a standalone player build - Robert confirmed it was already greyed out as unused and wasn't sure how it got there. Robert separately confirmed his actual Bullet prefab is tagged "Player" rather than "Bullet", explaining the CompareTag("Player") bug directly - likely a copy-paste-from-Player-prefab origin rather than a code mistake, with the fix being a Tag dropdown change on the prefab itself (and a quick check that the Enemy prefab is actually tagged "Enemy" too), not a code change. Also worth flagging separately (not part of this reconciliation, not yet fixed in the shipped course materials): the shipped Lesson 13 Unity content incorrectly describes hit-detection as having always lived on 'the Enemy prefab's script,' when canonical Lessons 4-12 confirm it has always been Bullet.cs - missed during Lesson 13's own compliance pass, tracked here as a found-but-not-yet-fixed continuity bug in the live course materials.</w:t>
+      </w:r>
+      <w:r>
+        <w:t xml:space="preserve"/>
+      </w:r>
+    </w:p>
+    <w:p>
+      <w:pPr>
+        <w:spacing w:after="200"/>
+      </w:pPr>
+      <w:r>
+        <w:rPr>
+          <w:b/>
+          <w:bCs/>
+          <w:color w:val="1C4A86"/>
+        </w:rPr>
+        <w:t xml:space="preserve">CORRECTION: the delivered Bullet.cs rewrite dropped the fire sound it was supposed to keep: </w:t>
+      </w:r>
+      <w:r>
+        <w:t xml:space="preserve">The note above states the fire/shoot-sound-on-Bullet placement was 'kept as-is' per Robert's explicit instruction - that was wrong. Claude said it would keep it, then actually delivered a rewritten Bullet.cs with the audioSrc field and its Start()-time .Play() call removed entirely, directly contradicting Robert's stated intent and the record Claude had just written. Robert caught this by its real symptom (fire and hit sounds both gone) rather than by the code review itself. Hit sound was a separate, smaller issue layered on top: hitSound is a new field on Bullet (moved from Enemy's old enemyHit field as part of the collision-ownership reconciliation), so even with correct code the Inspector slot for it was never assigned on Robert's Bullet prefab - the old enemyHit assignment on Enemy doesn't carry over to a differently-named field on a different object. Both fixed: audioSrc and its Start() call restored to Bullet.cs, and Robert still needs to drag his hit-sound clip onto the new hitSound slot. Worth remembering for future reconciliation passes: double-check that delivered code actually matches what was promised in the same message, not just that the promise sounds right.</w:t>
+      </w:r>
+      <w:r>
+        <w:t xml:space="preserve"/>
+      </w:r>
+    </w:p>
+    <w:p>
+      <w:pPr>
+        <w:spacing w:after="200"/>
+      </w:pPr>
+      <w:r>
+        <w:rPr>
+          <w:b/>
+          <w:bCs/>
+          <w:color w:val="1C4A86"/>
+        </w:rPr>
+        <w:t xml:space="preserve">SECOND CORRECTION: Robert's hit sound wasn't actually missing, and his own fire-sound-ownership call changed too: </w:t>
+      </w:r>
+      <w:r>
+        <w:t xml:space="preserve">Following on directly from the correction above. Robert re-tested and found the hit sound was never actually gone - it was present but extremely quiet (had to turn his laptop volume up to hear it) - and separately decided, after thinking about it more, that he'd rather the fire sound live in the canonical place (Player's own script) after all, so cross-engine logic stays consistent; his original ownership argument is saved for the refactoring chapter instead of kept live now. Bullet.cs's fire-sound field and Start() call were removed again (this time deliberately, matching canonical, not by mistake). The quiet-hit-sound symptom turned out to be real and diagnosable: Claude's first suggested fix (bump the PlayClipAtPoint volumeScale argument) was wrong - Robert correctly identified that volumeScale is clamped 0-1, a percentage of the clip's own volume, not a boost, so it can never counteract 3D distance rolloff. The actual, confirmed-working fix is calling PlayClipAtPoint at Camera.main.transform.position instead of the hit location - which is exactly the pattern GameManager's own round-ending sounds already used, and which turned out to be a genuine, previously undocumented bug in the shipped Lesson 4 Unity materials (tracked separately as its own ToDo and Notes entry) as well as a real regression introduced into Lesson 13's HandleHit() Coroutine rewrite (hitSound was dropped from that function entirely - fixed and reshipped). Robert's own Bullet.cs's hitSound call was corrected to the camera-position pattern too. The canonical Player-side fire sound is still pending - Robert's actual fire/shoot script hasn't been reconciled yet, since PlayerMovement.cs (reviewed and fixed earlier) turned out to contain no shooting logic at all.</w:t>
+      </w:r>
+      <w:r>
+        <w:t xml:space="preserve"/>
+      </w:r>
+    </w:p>
+    <w:p>
+      <w:pPr>
+        <w:spacing w:after="200"/>
+      </w:pPr>
+      <w:r>
+        <w:rPr>
+          <w:b/>
+          <w:bCs/>
+          <w:color w:val="1C4A86"/>
+        </w:rPr>
+        <w:t xml:space="preserve">Robert's own Unity GameManager.cs reconciliation: one genuine gap (missing waveClip), one legitimate addition worth keeping: </w:t>
+      </w:r>
+      <w:r>
+        <w:t xml:space="preserve">Continuing the file-by-file Unity reconciliation after Bullet.cs/Enemy.cs, Robert's GameManager.cs turned out to already match canonical closely at the Level 3 Stalemate-fixed architecture - Update()'s new-Input-System restart check, ResetGame(), the EnemySpawner field, and RegisterKill()/RegisterEscape() all lined up with the shipped Lesson 10/11 Key almost exactly (matching formatting/commented-out-old-code noise aside). One genuine gap: Lesson 12's entire addition, the waveClip AudioClip field and its AudioSource.PlayClipAtPoint() call on wave-advance, was missing outright. Because Robert's WaveCleared() (the Lesson 11 Stalemate-fix architecture) already exists, ahead of where Lesson 12's own Level 1 instructions assume a project is (they show the call inline in RegisterKill()'s nested if/else, since Level 1 doesn't have WaveCleared() yet), the call was added inside WaveCleared()'s else branch instead, next to winSound - the correct integration point for a project already at this level of accomplishment, not a literal copy of the Level 1 snippet. Separately, Robert's Start() plays a gameStartSound via AudioSource.PlayClipAtPoint() - not canonical GameManager code, but not drift either: sfx_start.wav was shipped all the way back in Lesson 6's Assets folder explicitly as a general-use stinger, and Robert is using it exactly as intended. Recommended he keep it. The reconciled file also dropped a stray commented-out using Unity.VisualScripting.Antlr3.Runtime.Collections; at the top and several dead commented-out code blocks (pre-Stalemate-fix RegisterKill()/RegisterEscape() logic Robert had left in place rather than deleted) - cosmetic cleanup, not an architecture question.</w:t>
+      </w:r>
+      <w:r>
+        <w:t xml:space="preserve"/>
+      </w:r>
+    </w:p>
+    <w:p>
+      <w:pPr>
+        <w:spacing w:after="200"/>
+      </w:pPr>
+      <w:r>
+        <w:rPr>
+          <w:b/>
+          <w:bCs/>
+          <w:color w:val="1C4A86"/>
+        </w:rPr>
+        <w:t xml:space="preserve">HUD.cs as a live-classroom debugging technique - worth teaching on purpose, not just confessing to: </w:t>
+      </w:r>
+      <w:r>
+        <w:t xml:space="preserve">Reconciling Robert's HUD.cs (otherwise an exact match for canonical's scoreText/livesText/waveText) turned up one extra field: a Text displaying GameManager.gameActive.ToString() as raw True/False. Robert confirmed it was a debug leftover - but specifically one he'd used deliberately in class to demonstrate a technique: when printing to the console (or another normal debugging method) is inconvenient to show a room of students, temporarily wiring a bit of internal state straight onto the visible HUD is a legitimate, fast way to make it observable to everyone at once. Worth promoting from 'thing Robert happened to leave in' to an actual named technique/sidebar - 'abusing the HUD for debugging' - since it's a real, reusable classroom move, not just an artifact of one lesson's build. The field itself was still removed from Robert's reconciled HUD.cs as debug-only, not meant to ship in the finished game.</w:t>
+      </w:r>
+      <w:r>
+        <w:t xml:space="preserve"/>
+      </w:r>
+    </w:p>
+    <w:p>
+      <w:pPr>
+        <w:spacing w:after="200"/>
+      </w:pPr>
+      <w:r>
+        <w:rPr>
+          <w:b/>
+          <w:bCs/>
+          <w:color w:val="1C4A86"/>
+        </w:rPr>
+        <w:t xml:space="preserve">Robert's own Unity PlayerMovement.cs reconciliation: two real behavior gaps from splitting one combined check into four: </w:t>
+      </w:r>
+      <w:r>
+        <w:t xml:space="preserve">The last file in the Unity Bullet/Enemy/GameManager/EnemySpawner/HUD/PlayerMovement reconciliation sequence. Movement, the screen clamp, directional sprites, and the footstep blink/sound were all present and matched canonical's Lesson 2 Complete Level 3 solution in spirit, but Robert's version checked each arrow key in its own separate if block (each calling a shared ImWalkingNow() helper) rather than canonical's structure of computing h/v first, then doing blink/sound/sprite exactly once inside a single combined moving check. Two real, if subtle, behavioral differences fell out of that structural choice: holding two direction keys at once (diagonal movement) calls ImWalkingNow() twice in the same frame, and blinkTime += Time.deltaTime isn't guarded against that, so the blink rate quietly speeds up only during diagonal movement; and there was no walkingBeep.Stop() anywhere - canonical explicitly stops the AudioSource when idle, but Robert's version only ever calls .Play(), so if that AudioClip loops (likely, for a continuous footstep beep), the sound keeps looping forever after the player stops moving. Reconciled back to canonical's single-combined-check structure, which fixes both. Two legitimate keepers, not reconciled away: named xBoundary/yBoundary fields (8f/4.5f) instead of canonical's hardcoded literals - a genuine readability improvement; and sr wired via a [SerializeField] private Inspector reference instead of canonical's GetComponent&lt;SpriteRenderer&gt;() call in Start() - a valid alternative wiring style, same SerializeField-vs-public question already tracked as its own ToDo. Robert still needs to re-drag the Inspector field references and playtest before confirming this version works in his actual project - not yet verified at the keyboard.</w:t>
+      </w:r>
+      <w:r>
+        <w:t xml:space="preserve"/>
+      </w:r>
+    </w:p>
+    <w:p>
+      <w:pPr>
+        <w:spacing w:after="200"/>
+      </w:pPr>
+      <w:r>
+        <w:rPr>
+          <w:b/>
+          <w:bCs/>
+          <w:color w:val="1C4A86"/>
+        </w:rPr>
+        <w:t xml:space="preserve">Unity reconciliation closed out: Player.cs's fire sound, the last piece: </w:t>
+      </w:r>
+      <w:r>
+        <w:t xml:space="preserve">Robert had missed his own Player.cs in the file list - once found, it turned out to already match canonical almost exactly (fireCooldown decrement, space-key check, Instantiate, 0.2s cooldown reset). One pre-existing, already-tracked deviation: Player.cs spawns the bullet offset 0.7 units above the Player's own position (bulletYOffset, a named constant - nicer than the magic numbers used in his other engines' projects) rather than exactly on it, the same cross-engine-consistent deliberate offset already logged above for Scratch/GameMaker/Godot - now confirmed as a FOURTH engine with the same personal habit. The only real gap was the fire sound itself, entirely missing (no AudioSource field at all) - added as a SerializeField AudioSource, with audioSrc.Play() called right next to Instantiate(), exactly where canonical puts it. This one doesn't need the Camera.main.transform.position treatment hitSound needed - a persistent, Inspector-added AudioSource defaults to 2D spatial blend, so it was never subject to PlayClipAtPoint()'s 3D distance-rolloff problem in the first place. This closes out the full Unity reconciliation sequence: Bullet.cs, Enemy.cs, GameManager.cs, EnemySpawner.cs, HUD.cs, PlayerMovement.cs, and finally Player.cs, all now matching canonical per Robert's own assessment ('mostly' - the few remaining differences being his own confirmed, deliberate keepers: the bullet-spawn offset and the [SerializeField] private vs. public fields question, both already tracked above).</w:t>
+      </w:r>
+      <w:r>
+        <w:t xml:space="preserve"/>
+      </w:r>
+    </w:p>
+    <w:p>
+      <w:pPr>
+        <w:spacing w:after="200"/>
+      </w:pPr>
+      <w:r>
+        <w:rPr>
+          <w:b/>
+          <w:bCs/>
+          <w:color w:val="1C4A86"/>
+        </w:rPr>
+        <w:t xml:space="preserve">Robert's own marker, for himself: Lesson 12 is the Git checkpoint where his experimental Unity code was deliberately reconciled back to [mostly] canonical: </w:t>
+      </w:r>
+      <w:r>
+        <w:t xml:space="preserve">Robert asked for this recorded explicitly, mainly as a personal note rather than course content: the reconciliation pass that just finished (Bullet/Enemy/GameManager/EnemySpawner/HUD/PlayerMovement/Player) is the point where his own Unity project's accumulated experimentation - the bullet/enemy collision-ownership exploration, the fire-sound-placement question, the gameActive HUD debugging technique, the SerializeField/public style question, assorted dead/commented-out code - was deliberately stripped back out and the course code returned to [mostly] canonical, specifically so he can find his own pre-reconciliation experimental code again later in Git if he wants to revisit any of it (for the refactoring chapter, or just out of curiosity) without having to reconstruct it from memory. Treat this entry as a locator/bookmark, not a course-content item - the actual content of what was reconciled is already captured in the matching Notes &amp; Commentary entries above.</w:t>
+      </w:r>
+      <w:r>
+        <w:t xml:space="preserve"/>
+      </w:r>
+    </w:p>
+    <w:p>
+      <w:pPr>
         <w:pStyle w:val="Heading1"/>
       </w:pPr>
       <w:r>
@@ -2320,7 +3112,7 @@
         <w:spacing w:after="160"/>
       </w:pPr>
       <w:r>
-        <w:t xml:space="preserve">First entry, written the same week as the Unreal Lesson 2/3/4/13 rebuild and the first pass of Cross_Engine_Consistency_Reference.docx. Updated the same week to add Standards Rule 6 (SuperStretch/Refinement and Style/visual-scripting reuse) and scope, but not begin, the question of retrofitting it into Lessons 1-15. Updated again to add Standards Rule 13 (dedicated manager object for shared state), the Lesson 6 GameManager retrofit, and Lesson 7's full compliance pass (GameManager routing, Rule 11 naming-drift fixes, the new Rule 9 diagram set, and Unity Visual Scripting prose tightening). Updated again to add a GameManager mini-lecture to Lesson 7's live slide deck (placed at the start of the lab section, separate from the main lecture) plus the paired ToDo to relocate that discussion to Lecture 06 once the book manuscript reaches it. Updated again to add Lesson 8's own full compliance pass (the lives/has_lost GameManager retrofit, Rule 11/12 TIC-80 and Scratch naming fixes, Rule 7 visual-path explicitness fixes, a new Rule 9 diagram set with a newly-documented Handout-vs-Key placement convention for the three dual-track engines, and the Rule 10/Rule 8 slide deck fixes correcting a Godot-leftover demo reference and adding its first six speaker-notes entries), and to narrow the Rule 7/8/9/13 retrofit ToDo items' remaining scope accordingly. Updated again to add Lesson 9's own full compliance pass (a four-engine Rule 13 GameManager retrofit for score - GameMaker, Scratch, Godot, and Unreal - plus a Rule 11/12 Scratch naming fix, a Rule 7 Unity Visual Scripting explicitness fix, a new Rule 9 diagram set reusing the established Handout-vs-Key placement convention, and the Rule 10/Rule 8 slide deck fixes correcting a Godot-leftover demo reference and adding its six speaker-notes entries), and to narrow the Rule 7/8/9/13 retrofit ToDo items' remaining scope to Lessons 10-15 accordingly. Updated again to record the GameMaker __dnd_lives/__dnd_score correction (Lessons 8-9) and five follow-up To-Do items (Lessons 10-15 review, obj.variable vs. Target drop-down, an If Lives comparison sidebar, GameMaker Prefabs, and dropping asset-name prefixes). Updated again to record the Unity static-members items, the cross-engine name normalization To-Do and the canonical bug-hunt decision, plus the Lesson 10 compliance pass and the cross-engine design-drift To-Do (HUD object, prefabs). Updated again at the Lesson 11 review to point to the new Reflex Habits design-notes document and to record the name "the Stalemate" for the win/lose gap bug and the Lesson 11 compliance pass (active engines only). Updated again to record a spitballed new companion course family - Debugging 101, Testing 101, and a combined Testing/Debugging 201 - raised by Robert as a sideways idea, not yet scoped. Updated again to record the GML Visual "no Else If block" gotcha (not yet audited against shipped content) and to extend Standards Rule 12's scope to cross-engine pop-up/HUD text presentation (centering, placement, size), with reasonable shared defaults proposed but not yet decided or audited. Add to this document as the course continues; do a dedicated consolidation pass every so often rather than continuously.</w:t>
+        <w:t xml:space="preserve">First entry, written the same week as the Unreal Lesson 2/3/4/13 rebuild and the first pass of Cross_Engine_Consistency_Reference.docx. Updated the same week to add Standards Rule 6 (SuperStretch/Refinement and Style/visual-scripting reuse) and scope, but not begin, the question of retrofitting it into Lessons 1-15. Updated again to add Standards Rule 13 (dedicated manager object for shared state), the Lesson 6 GameManager retrofit, and Lesson 7's full compliance pass (GameManager routing, Rule 11 naming-drift fixes, the new Rule 9 diagram set, and Unity Visual Scripting prose tightening). Updated again to add a GameManager mini-lecture to Lesson 7's live slide deck (placed at the start of the lab section, separate from the main lecture) plus the paired ToDo to relocate that discussion to Lecture 06 once the book manuscript reaches it. Updated again to add Lesson 8's own full compliance pass (the lives/has_lost GameManager retrofit, Rule 11/12 TIC-80 and Scratch naming fixes, Rule 7 visual-path explicitness fixes, a new Rule 9 diagram set with a newly-documented Handout-vs-Key placement convention for the three dual-track engines, and the Rule 10/Rule 8 slide deck fixes correcting a Godot-leftover demo reference and adding its first six speaker-notes entries), and to narrow the Rule 7/8/9/13 retrofit ToDo items' remaining scope accordingly. Updated again to add Lesson 9's own full compliance pass (a four-engine Rule 13 GameManager retrofit for score - GameMaker, Scratch, Godot, and Unreal - plus a Rule 11/12 Scratch naming fix, a Rule 7 Unity Visual Scripting explicitness fix, a new Rule 9 diagram set reusing the established Handout-vs-Key placement convention, and the Rule 10/Rule 8 slide deck fixes correcting a Godot-leftover demo reference and adding its six speaker-notes entries), and to narrow the Rule 7/8/9/13 retrofit ToDo items' remaining scope to Lessons 10-15 accordingly. Updated again to record the GameMaker __dnd_lives/__dnd_score correction (Lessons 8-9) and five follow-up To-Do items (Lessons 10-15 review, obj.variable vs. Target drop-down, an If Lives comparison sidebar, GameMaker Prefabs, and dropping asset-name prefixes). Updated again to record the Unity static-members items, the cross-engine name normalization To-Do and the canonical bug-hunt decision, plus the Lesson 10 compliance pass and the cross-engine design-drift To-Do (HUD object, prefabs). Updated again at the Lesson 11 review to point to the new Reflex Habits design-notes document and to record the name "the Stalemate" for the win/lose gap bug and the Lesson 11 compliance pass (active engines only). Updated again to record a spitballed new companion course family - Debugging 101, Testing 101, and a combined Testing/Debugging 201 - raised by Robert as a sideways idea, not yet scoped. Updated again to record the GML Visual "no Else If block" gotcha (not yet audited against shipped content) and to extend Standards Rule 12's scope to cross-engine pop-up/HUD text presentation (centering, placement, size), with reasonable shared defaults proposed but not yet decided or audited. Updated again to record Lesson 12's compliance pass and its genuine sound-architecture conflict (a new shared sound-player design in Godot/Unity contradicting the Lesson 6/8 dedicated-per-event pattern, resolved for the live course as Option 1 - retire the shared player, reuse Lesson 8's sfx_gameover.wav instead of a new sfx_lose.wav asset), plus a separate note preserving Option 2's reasoning (the shared-player design) for reconsideration at book-writing time. Updated again to record Robert's book-retrofit decision to pull all scattered optional sound content out of Lessons 2-8 and consolidate it into a genuinely dedicated Lesson 12 (live course unaffected), plus the sharper Level 1-versus-Level 2 purpose framing it surfaced - Level 1 as a classroom-pacing safety valve, Level 2 as the real preferred target especially for self-paced study - with a leaning that Level 2 goals should exclude sound in the earlier lessons once consolidated. Updated again to record Robert's decision to abandon an ongoing Level 4 (refactoring/personal-style) concept in favor of a single dedicated final chapter, "Doing It the Doers of Stuff Way," delivered outside the 30-lesson cadence as a take-home capstone-adjacent lecture. Updated again to fully scope a new Lesson 15 Complete Codebase deliverable (active 5 engines, Level 3 code included via a Rule 14 backfill, GameMaker Visual represented as full per-object node-flow diagrams rather than prose) - explicitly deferred, not started, until the remaining lessons are reviewed. Updated again to record a GameMaker Lesson 12/wave_cleared() reconciliation note (Level 1 vs. the Lesson 10/11 Level 3 Stalemate-fix architecture), surfaced while Robert reconciled his own drifted GameMaker Script project - explicitly left as-is for now, earmarked for either a later explicit refactor or the planned final refactoring chapter. Updated again to record six candidate refactorings Robert spotted while bringing his own GameMaker project back into compliance (enemy-count self-reporting on Create, a named enemies-per-wave variable instead of a hardcoded count, consolidating enemies_remaining updates onto obj_enemy's Destroy event, moving the lives check off obj_enemy onto the player/manager, extracting player movement into its own script, and eventually retiring obj_spawner once its sole remaining job - a single start_game() call - moves onto obj_gamemanager's own Create event) - captured as raw material for the "Doing It the Doers of Stuff Way" chapter, not implemented now, with obj_spawner's own historical shrinkage across the course flagged as a good real example of incremental refactoring to walk through. Updated again to record a genuine GameMaker naming-drift fix: the drag-and-drop sound block is correctly called "Play Audio" (confirmed by Robert against his own GameMaker install), not "Play Sound"/"Audio Play Sound" as several shipped Lessons 8, 10, 11, and 12 materials had it - corrected across the affected build scripts and reshipped, while Lesson 13's similarly-worded references were checked and confirmed to be 001 Game Creator's and Unreal's own correct, different terminology. Updated again to add a new known case to the Rule 12 reconciliation list: bullet/enemy collision ownership is opposite between GameMaker (bullet's Collision event destroys the enemy) and Godot (enemy's Hitbox Area2D destroys the bullet), found while Robert reconciled his own Godot project against the Lesson 12 code; tracked only, not unwound now by Robert's explicit decision. Updated again to record the spawn_enemies() ownership asymmetry (GameMaker: free-standing global Script resource; Godot: owned by main.gd, reached from GameManager via get_parent()) and its tangled two-way obj_spawner/main.gd non-parallel, plus Robert's request to extend the eventual Rule 12 pass to Scratch's objects/events/broadcasts as well, likely via explicit Data Dictionary cross-references rather than literal renaming. Updated again to record a Godot-only, deferred decision: whether signal connections should be written explicitly in code (.connect(), as the Keys currently show) or wired through the Editor's Signals tab (Robert's own project uses this instead), found while Robert reconciled his enemy.gd - tracked only for now, no cross-engine parallel. Updated again to record Robert's own cross-engine ownership-reassignment pattern in GameMaker and Godot (shared collision/sound logic moved to whichever object Robert personally felt should own it, while determining his own eventual refactoring preferences) as raw material for the "Doing It the Doers of Stuff Way" chapter rather than a design to keep, plus Robert's own deliberate and cross-engine-consistent bullet-spawn-offset deviation, to be noted now and removed for the book's canonical code later. Updated again, same session, to CORRECT that entry: Scratch is not an example of Robert's drift the way GameMaker and Godot are - Claude initially misread Scratch's Bullet-owns-nothing design as drift, but Scratch's own shipped Key deliberately moves collision-ownership from Bullet (Lessons 3-4) to Enemy (Lesson 5 onward) on purpose, documented in the Lesson 5 Key itself (Scratch clones have no unique ID, so only the touched Enemy clone can identify and delete itself) - a genuine third Rule-12 data point and a worthwhile Scratch-specific teaching point, not drift to reconcile away. Updated again to record Robert's confirmation, while reconciling his Scratch GameManager, that the self-reporting enemies_remaining pattern (refactoring candidate 1 from the GameMaker list) was independently built in Scratch too and is being reconciled back to canonical, plus a personal reminder to retest two Scratch boundary values (escape y and spawn y) at full screen rather than only the editor's inset window. Updated again to record Lesson 13's compliance pass - the worst drift found in any pass to date (stale obj_spawner/spawn_wave references in GameMaker and TIC-80, a Rule 4 GameMaker Visual block-choice gap, a Scratch broadcast-casing slip caught before shipping, and a real Unity/Godot timing bug where score/win-check fired after the hit-reaction delay instead of before it) plus the project's first Rule 9 Activity Diagram built in direct response to a student question, and a new GameMaker Visual node diagram showing an object gaining a brand-new event. Robert then granted standing authorization to audit and fix Lessons 14 and 15 to the same standard while away from the keyboard, to be reviewed together as completed work on his return. Updated again to record Lesson 14's compliance pass - a stale spawn_wave()-vs-spawn_enemies() naming drift affecting Scratch, Godot, and GameMaker (plus a near-miss Scratch broadcast-casing catch), a genuine Godot/GameMaker start_game() ordering bug between wave and enemies_remaining, a brief GameMaker architecture regression (enemies_remaining reset folded into spawn_enemies() itself) caught and reverted to the established two-call-site split, a new Rule 9 diagram pair, Rule 8 speaker notes, and a Rule 10 demo-engine correction (GameMaker, not Godot) - plus a genuine Rule 12 discovery that TIC-80 legitimately uses a different name (spawn_wave) than the other engines, found only because fixing the other four engines required confirming TIC-80 was not itself drifted. Two bugs accidentally introduced during the Lesson 13 fix pass were also caught and corrected while working on Lesson 14: a wrongly Title-Cased Scratch broadcast name, and a TIC-80 regression (a wrong rename plus a wrong sfx slot number) - both reshipped before continuing. Updated again to record Lesson 15's compliance pass, completing the three-lesson Lesson 13/14/15 review Robert authorized while away from the keyboard: a stale obj_spawner reference (GameMaker, should be obj_gamemanager), a leftover reference to Lesson 12's abandoned Option 2 Unity field name (roundAudioSrc, corrected to the real waveClip), a slide-timing correction (two milestone-framing sections re-tagged from 10+10 minutes down to 5+5 to match the actual 10-minute combined block), five new Rule 8 speaker notes, and the project's first Activity Diagram built around a class-day workflow (checklist, fix, polish, present) rather than a programming concept, since this lesson introduces no new mechanic at all. All three lessons (13, 14, 15) are now fully audited, fixed, diagrammed, rebuilt, verified, and shipped, ready for Robert's review as completed work. Updated again to record Robert's "Sound Manager" proposal for the book version of Lesson 12: keep the scattered early Level 3 sound stretch goals in Lessons 2-8 (reversing the earlier strip-it-out leaning) and instead make Lesson 12 the lesson where a student's scattered sound gets explicitly refactored into one formal SoundManager object, reviving and sharpening the already-preserved Option 2 reasoning and matching the course's other extract-into-a-manager lessons (GameManager, spawn_enemies(), wave_cleared()). Updated again to record Robert's Unity Bullet.cs/Enemy.cs reconciliation - a fourth confirmed engine with the bullet/enemy collision-ownership-reassignment exploration pattern (added to the Rule 12 ToDo above), a deliberate fire-sound-on-Bullet placement choice kept as-is for the refactoring chapter, two real incidental bugs found and flagged (Enemy.cs checking CompareTag("Player") instead of "Bullet", traced to the Bullet prefab itself being tagged "Player"; and a stray, unused using UnityEditor.UI; that would break a standalone build), and a new tracked-but-not-yet-fixed continuity bug in the shipped Lesson 13 Unity materials (hit-detection wrongly described as always having lived on the Enemy's script). Updated again to record Robert's GameManager.cs reconciliation: one genuine gap (the Lesson 12 waveClip field/sound, missing entirely, added into the Stalemate-fix WaveCleared()'s else branch since his project is already past Level 1), and one legitimate kept addition (a gameStartSound played in Start(), using the sfx_start.wav asset shipped back in Lesson 6 for exactly this purpose). Updated again to record a new deferred-by-design ToDo: whether Unity's early lessons should teach [SerializeField] private over plain public fields, raised when Robert's own EnemySpawner.cs used the former while explicitly declining to request the same change in canonical - he wants this decided as its own intentional discussion, not defaulted either way, with a leaning toward keeping canonical on public fields for beginner simplicity. Updated again to record the close of the file-by-file Unity reconciliation: HUD.cs's one deviation (a GameManager.gameActive debug Text field) turned out to be a deliberate, reusable live-classroom debugging technique worth its own named sidebar - wiring internal state straight onto the visible HUD when the room can't easily see a console - not just an artifact to remove (removed from the reconciled file regardless, as debug-only). PlayerMovement.cs, the last file, had two real behavior gaps traceable to one structural choice (four separate per-key if blocks instead of canonical's single combined moving check): blinkTime could double-increment during diagonal movement, and walkingBeep.Stop() was missing entirely, meaning a looping footstep clip would never actually stop when the player went idle. Both fixed by reconciling to canonical's single-check structure; Robert's named xBoundary/yBoundary fields and Inspector-wired sr reference were both kept as legitimate improvements. Robert still needs to re-drag the Inspector references and playtest this file before it's confirmed working - not yet verified at the keyboard, unlike every other file in this reconciliation sequence. Updated again to record and correct a real error: the Bullet.cs rewrite Claude delivered had quietly dropped the audioSrc field and its Start()-time fire-sound .Play() call, directly contradicting Robert's explicit instruction to keep it and the note Claude had just written claiming it was kept - caught by Robert via the actual symptom (fire and hit sounds both missing in-game) rather than by review of the code itself. Fixed by restoring audioSrc/.Play() to Bullet.cs; separately, hitSound (moved from Enemy's old enemyHit field) needs its own fresh Inspector drag onto Bullet's prefab, since it's a new field with no carried-over assignment. Updated again to record the actual resolution: the hit sound was never missing, just very quiet, and Robert correctly diagnosed why (PlayClipAtPoint()'s 3D distance rolloff, not fixable via the volumeScale argument as Claude first suggested) and the real fix (play it at Camera.main.transform.position, matching GameManager's existing sounds) - which turned out to be a genuine, previously undocumented bug in the shipped Lesson 4 Unity materials (marked for book-only correction per Robert's decision) and a real regression in Lesson 13's HandleHit() Coroutine rewrite (the hit sound had been dropped entirely - fixed and reshipped, including a new troubleshooting note and a new Rule-9-adjacent sidebar candidate for the rolloff gotcha itself). Robert also settled his earlier fire-sound-ownership question in the other direction from his first instinct: keep it in the canonical Player-side location after all, for cross-engine consistency, saving his own ownership argument for the refactoring chapter instead - Bullet.cs's fire-sound field was removed again, this time intentionally. The canonical Player-side fire sound itself is still pending Robert's actual fire/shoot script, since PlayerMovement.cs turned out not to contain any shooting logic. Updated again to record Player.cs - the file Robert had initially missed - closing out the Unity reconciliation sequence: it already matched canonical almost exactly (one already-tracked deviation, the bulletYOffset spawn offset, now confirmed as a fourth engine with the same personal habit), with the fire sound itself the only real gap, added as a SerializeField AudioSource with audioSrc.Play() right next to Instantiate(), exactly where canonical puts it - no Camera.main.transform.position fix needed here, since a persistent Inspector-added AudioSource defaults to 2D spatial blend and was never subject to PlayClipAtPoint()'s rolloff problem. Robert considers Unity now returned to [mostly] canonical across all seven reconciled files (Bullet, Enemy, GameManager, EnemySpawner, HUD, PlayerMovement, Player). Also added, per Robert's explicit request, a personal marker note (not course content) recording Lesson 12 as the Git checkpoint where his own experimental Unity code was deliberately stripped back out in favor of canonical, so he can find his pre-reconciliation code again later if he wants to revisit it. Add to this document as the course continues; do a dedicated consolidation pass every so often rather than continuously.</w:t>
       </w:r>
     </w:p>
     <w:sectPr>

--- a/docs/Lessons/Lesson 00 - Standards/Book_Notes_and_ToDo.docx
+++ b/docs/Lessons/Lesson 00 - Standards/Book_Notes_and_ToDo.docx
@@ -333,17 +333,17 @@
         <w:t xml:space="preserve">☐ </w:t>
       </w:r>
       <w:r>
-        <w:t xml:space="preserve">Retrofit Standards Rule 14 (code completeness by level: Handout Level 1 complete code incl. initialization and display; Handout Levels 2-3 prose + diagrams; Teacher's Key complete code for all three levels) across Lessons 2-15 and all 8 engines. Lesson 8 GameMaker is the first case done (Handout Level 1 code box and Key Level 2/3 code). Known weak spot: most Keys describe Level 3 in talking-point prose only, and some Handouts show only the new lines. Audit lesson by lesson, starting with Lesson 8's other seven engines and Lesson 9. Scope note: Rule 14 requires COMPLETE code for every method a lesson adds or modifies (whole methods, not just the new lines), with the new lines highlighted; unchanged methods are not repeated, since the Complete Script Document (separate To-Do) covers the whole project, because showing only new code has already confused students. Lessons 8-15 are brought up to this standard as each is reviewed; Lessons 2-7 are deliberately deferred to the book retrofit (they currently show new code only), and Lessons 16-30 must follow it as authored.</w:t>
-      </w:r>
-      <w:r>
-        <w:rPr>
-          <w:i/>
-          <w:iCs/>
-          <w:color w:val="777777"/>
-          <w:sz w:val="18"/>
-          <w:szCs w:val="18"/>
-        </w:rPr>
-        <w:t xml:space="preserve">  (Standards Rule 14, added per Robert's direction; only Lesson 8 GameMaker complete; Lessons 2-7 deferred to the book retrofit)</w:t>
+        <w:t xml:space="preserve">Retrofit Standards Rule 14 (code completeness by level: Handout Level 1 complete code incl. initialization and display; Handout Levels 2-3 prose + diagrams; Teacher's Key complete code for all three levels) across Lessons 2-15 and all 8 engines. Lesson 8 (all 8 engines) and Lesson 13 (all 8 engines, Key only) are the cases done so far. Known weak spot: most other Keys describe Level 3 in talking-point prose only (or, as Lesson 13 turned out to have, no code block at all), and some Handouts show only the new lines. Audit lesson by lesson, starting with Lesson 9. Scope note: Rule 14 requires COMPLETE code for every method a lesson adds or modifies (whole methods, not just the new lines), with the new lines highlighted; unchanged methods are not repeated, since the Complete Script Document (separate To-Do) covers the whole project, because showing only new code has already confused students. Lessons 8-15 are brought up to this standard as each is reviewed; Lessons 2-7 are deliberately deferred to the book retrofit (they currently show new code only), and Lessons 16-30 must follow it as authored.</w:t>
+      </w:r>
+      <w:r>
+        <w:rPr>
+          <w:i/>
+          <w:iCs/>
+          <w:color w:val="777777"/>
+          <w:sz w:val="18"/>
+          <w:szCs w:val="18"/>
+        </w:rPr>
+        <w:t xml:space="preserve">  (Standards Rule 14, added per Robert's direction; Lesson 8 and Lesson 13 (Key) now complete; Lessons 2-7 deferred to the book retrofit)</w:t>
       </w:r>
     </w:p>
     <w:p>
@@ -1743,6 +1743,36 @@
         <w:t xml:space="preserve">☐ </w:t>
       </w:r>
       <w:r>
+        <w:t xml:space="preserve">Add gameActive = true; to Unity GameManager.cs's Start() in the shipped Lessons 10-12 Handouts/Keys (and anywhere else Start() resets score/lives/wave/hasWon/hasLost), alongside the existing resets already there. Confirmed, reproducible bug, found via Robert's own project: gameActive is currently only ever reset inside ResetGame() (the R-key restart), never in Start(). If a student's Unity Editor has "When entering Play Mode" set to "Reload Scene only" (Edit &gt; Project Settings &gt; Editor &gt; Enter Play Mode Settings - a single dropdown in current Unity versions, not the two checkboxes older instructions might describe) rather than the default full reload, the scene's GameObjects are destroyed and recreated fresh on every Play session (so Start() does run), but static fields like gameActive are NOT reset (no domain reload), so they keep whatever value the PREVIOUS Play session left them at. If that previous session ended in an actual win or loss, gameActive is left false, and the next Play session's enemies spawn via Start() (unaffected) but never move, since Enemy.cs's own Update() starts with if (!GameManager.gameActive) return; - a silent, total freeze, not a slowdown. Worth a dedicated troubleshooting-sidebar entry too: this is a legitimate, easy-to-enable Editor setting (students speeding up their own iteration time), not a mistake, so the gotcha is worth explaining on its own terms rather than just quietly patched away.</w:t>
+      </w:r>
+      <w:r>
+        <w:rPr>
+          <w:i/>
+          <w:iCs/>
+          <w:color w:val="777777"/>
+          <w:sz w:val="18"/>
+          <w:szCs w:val="18"/>
+        </w:rPr>
+        <w:t xml:space="preserve">  (confirmed via Robert's own project, diagnosed collaboratively over several messages; not yet fixed in shipped materials)</w:t>
+      </w:r>
+    </w:p>
+    <w:p>
+      <w:pPr>
+        <w:pStyle w:val="ListParagraph"/>
+        <w:numPr>
+          <w:ilvl w:val="0"/>
+          <w:numId w:val="2"/>
+        </w:numPr>
+        <w:spacing w:after="80"/>
+      </w:pPr>
+      <w:r>
+        <w:rPr>
+          <w:b/>
+          <w:bCs/>
+        </w:rPr>
+        <w:t xml:space="preserve">☐ </w:t>
+      </w:r>
+      <w:r>
         <w:t xml:space="preserve">Reminder for Robert, not a course-content item: re-drag the Inspector field references (spriteDefault/Left/Right/Up/Down, sr, walkingBeep, xBoundary, yBoundary) onto the reconciled PlayerMovement.cs and playtest - the restructured single-moving-check version (fixing the diagonal-movement blink-rate bug and the missing walkingBeep.Stop()) has not yet been verified at the keyboard.</w:t>
       </w:r>
       <w:r>
@@ -1833,36 +1863,6 @@
         <w:t xml:space="preserve">☐ </w:t>
       </w:r>
       <w:r>
-        <w:t xml:space="preserve">Fix a genuine continuity bug in the shipped Lesson 13 Unity materials: the content describes hit-detection as having always lived on "the Enemy prefab's script," but canonical Lessons 4-12 confirm it has always been on Bullet.cs. Missed during Lesson 13's own compliance pass; found while reconciling Robert's personal Unity project back to canonical (collision ownership there had also drifted onto Enemy, unrelated to this specific wording bug). Low priority - doesn't block any current work.</w:t>
-      </w:r>
-      <w:r>
-        <w:rPr>
-          <w:i/>
-          <w:iCs/>
-          <w:color w:val="777777"/>
-          <w:sz w:val="18"/>
-          <w:szCs w:val="18"/>
-        </w:rPr>
-        <w:t xml:space="preserve">  (found while reconciling Robert's Unity Bullet.cs/Enemy.cs against canonical; not yet fixed)</w:t>
-      </w:r>
-    </w:p>
-    <w:p>
-      <w:pPr>
-        <w:pStyle w:val="ListParagraph"/>
-        <w:numPr>
-          <w:ilvl w:val="0"/>
-          <w:numId w:val="2"/>
-        </w:numPr>
-        <w:spacing w:after="80"/>
-      </w:pPr>
-      <w:r>
-        <w:rPr>
-          <w:b/>
-          <w:bCs/>
-        </w:rPr>
-        <w:t xml:space="preserve">☐ </w:t>
-      </w:r>
-      <w:r>
         <w:t xml:space="preserve">Standards Rule 13 (dedicated manager object for shared/global state) has only been retrofitted into Lessons 6, 7, 8, and 9 so far (Scratch, Godot, GameMaker, and Unreal gained a GameManager-equivalent object; Unity already had one, which is what prompted the rule; Lesson 8 additionally retrofitted the lives/has_lost lose-condition state onto the same object, and Lesson 9 retrofitted score the same way across GameMaker, Scratch, Godot, and Unreal). Lessons 10-15 haven't been audited yet for the same pattern - any lesson whose Handouts/Keys have a spawner, player, or other object directly owning a shared counter (a win/lose flag, a score, a lives count) rather than routing it through a dedicated manager object is a Rule 13 candidate. Audit opportunistically, the same adopted workflow as Rule 11's naming retrofit, rather than as a dedicated sweep, unless Robert says otherwise.</w:t>
       </w:r>
       <w:r>
@@ -2268,6 +2268,66 @@
     </w:p>
     <w:p>
       <w:pPr>
+        <w:pStyle w:val="ListParagraph"/>
+        <w:numPr>
+          <w:ilvl w:val="0"/>
+          <w:numId w:val="2"/>
+        </w:numPr>
+        <w:spacing w:after="80"/>
+      </w:pPr>
+      <w:r>
+        <w:rPr>
+          <w:b/>
+          <w:bCs/>
+        </w:rPr>
+        <w:t xml:space="preserve">☐ </w:t>
+      </w:r>
+      <w:r>
+        <w:t xml:space="preserve">Audit every other Scratch lesson for "set [color] effect" used as if it were a white/brightness blend (a tint), not just a hue rotation. Lesson 13's own shipped flash code made exactly this mistake - set [color] effect to 100 was intended to read as "go white" but Scratch's color effect actually rotates hue around the color wheel, so it could never produce white on a colored sprite - confirmed via web search and fixed (switched to a genuine costume swap, matching the white-sprite-swap fix already used in the other seven engines). This is the same mistake Lesson 5's own Sidebar already correctly warns against in the abstract ("Scratch's 'set color effect' ... cyclically shifts hue rather than multiplying against a tint color"), which means the course's own documented understanding wasn't actually cross-checked against every place Scratch code uses that block. Needs a dedicated pass through Lessons 1-12's Scratch content specifically looking for any other "set [color] effect" usage that assumes it behaves like a tint/blend (going to, or away from, a specific target color) rather than a cyclical hue shift.</w:t>
+      </w:r>
+      <w:r>
+        <w:rPr>
+          <w:i/>
+          <w:iCs/>
+          <w:color w:val="777777"/>
+          <w:sz w:val="18"/>
+          <w:szCs w:val="18"/>
+        </w:rPr>
+        <w:t xml:space="preserve">  (found while fixing Lesson 13's Scratch flash mechanism; not yet audited elsewhere)</w:t>
+      </w:r>
+    </w:p>
+    <w:p>
+      <w:pPr>
+        <w:pStyle w:val="ListParagraph"/>
+        <w:numPr>
+          <w:ilvl w:val="0"/>
+          <w:numId w:val="2"/>
+        </w:numPr>
+        <w:spacing w:after="80"/>
+      </w:pPr>
+      <w:r>
+        <w:rPr>
+          <w:b/>
+          <w:bCs/>
+        </w:rPr>
+        <w:t xml:space="preserve">☐ </w:t>
+      </w:r>
+      <w:r>
+        <w:t xml:space="preserve">Book-version fix candidate: Scratch's Lesson 13 double-kill race condition. Robert reports occasionally destroying two enemy clones with a single bullet (rare, but reproducible), and when it happens, score/enemies_remaining only register ONE hit - the exact symptom of the Stalemate bug returning, caused by the Lesson 3 decision to let the bullet keep traveling up-screen rather than destroying it on its first hit (so one bullet can still be "touching" a second overlapping enemy clone on a later frame/tick before either clone has deleted itself). Robert does not want this fixed in the live course now - noted for the book version only. Likely easy fixes worth evaluating when the book retrofit reaches Lesson 13: disable the bullet's own hit-detection after its first hit (a per-bullet "already_hit" flag, or delete/hide the bullet on its first touch like most of the other 7 engines already do) so it physically cannot register a second kill; or, if keeping the travel-through behavior is load-bearing for some other lesson's design, have each Enemy clone disable its own hitbox/touching-check the instant it's hit (consistent with Unity's Lesson 13 fix for the analogous problem - other.enabled = false on the Collider2D - and Godot's Hitbox.set_deferred("monitoring", false)) rather than changing the bullet. Worth cross-checking whether any of the other 7 engines share this same exposure once the bullet is allowed to keep moving past a hit, or whether Scratch is uniquely vulnerable because of its clone-based, no-unique-ID collision model (already documented elsewhere in this file as the reason Scratch's hit-detection ownership differs from the other engines).</w:t>
+      </w:r>
+      <w:r>
+        <w:rPr>
+          <w:i/>
+          <w:iCs/>
+          <w:color w:val="777777"/>
+          <w:sz w:val="18"/>
+          <w:szCs w:val="18"/>
+        </w:rPr>
+        <w:t xml:space="preserve">  (reported by Robert during Lesson 13 Scratch wrap-up; explicitly deferred to the book version, not fixed now)</w:t>
+      </w:r>
+    </w:p>
+    <w:p>
+      <w:pPr>
         <w:pStyle w:val="Heading1"/>
       </w:pPr>
       <w:r>
@@ -3090,6 +3150,82 @@
           <w:bCs/>
           <w:color w:val="1C4A86"/>
         </w:rPr>
+        <w:t xml:space="preserve">Lesson 13 Unity fix: hit detection had actually drifted onto Enemy's script, not just been mis-described there - fixed by restoring Bullet-owns-detection and giving Enemy its own delayed-removal Coroutine: </w:t>
+      </w:r>
+      <w:r>
+        <w:t xml:space="preserve">The previously tracked 'continuity bug' (Lesson 13's text calling the hit-detecting script 'the Enemy prefab's script') turned out to be worse than a wording slip once actually checked: the shipped level1Code genuinely had OnTriggerEnter2D, checking other.CompareTag("Bullet"), living on Enemy.cs - a real architectural regression from the Bullet-owns-detection rule this course has enforced since Lesson 4 ('only Bullet's OnTriggerEnter2D calls GameManager.RegisterKill()'). Fixed by moving hit detection back onto Bullet.cs, unchanged in principle, while keeping the genuinely new idea this lesson needs - a delayed, flashing removal - on Enemy, where it belongs: Enemy gets its own public IEnumerator HandleHit() Coroutine (Instantiate explosion, swap flash sprite, yield 0.1s, Destroy self), and Bullet's OnTriggerEnter2D starts THAT Coroutine on the Enemy instance itself (enemy.StartCoroutine(enemy.HandleHit())), not on Bullet - a Coroutine always runs on whichever MonoBehaviour StartCoroutine() is called on, so starting it on Bullet would cancel it the moment Bullet destroys itself a line later. This also surfaced and fixed a second, previously unnoticed problem: once the Enemy no longer disappears instantly, it sits on screen collidable for the full 0.1 seconds, which meant a second overlapping bullet could double-trigger the same still-flashing enemy and double-register a kill - the original shipped content's own guard (destroying the bullet immediately) never actually prevented this, since it only stopped the SAME bullet from re-triggering, not a different one. Fixed with other.enabled = false, disabling the Enemy's Collider2D the instant it's hit, before the Coroutine even starts. Rebuilt, PDF-verified, and reshipped to the Lesson 13 folder - checked in alongside Robert's own Lesson 13 code validation.</w:t>
+      </w:r>
+      <w:r>
+        <w:t xml:space="preserve"/>
+      </w:r>
+    </w:p>
+    <w:p>
+      <w:pPr>
+        <w:spacing w:after="200"/>
+      </w:pPr>
+      <w:r>
+        <w:rPr>
+          <w:b/>
+          <w:bCs/>
+          <w:color w:val="1C4A86"/>
+        </w:rPr>
+        <w:t xml:space="preserve">Lesson 13 retrofitted with the new-code highlighting standard, across all 8 engines: </w:t>
+      </w:r>
+      <w:r>
+        <w:t xml:space="preserve">Robert asked for Lesson 13's Handouts and Keys to be recreated with the yellow-highlight-new-code convention (lines starting with "@@ " render on a yellow background with a legend line, established during the Lessons 8-10 compliance passes but never retrofitted into Lesson 12, 13, 14, or 15's build scripts - all four still used the older, unmarked code() helper). Checked and confirmed: Lessons 1-7 never had it either (it simply didn't exist yet), Lessons 8-10 use it heavily, Lesson 11 uses it only lightly (4 occurrences), and Lessons 12-15 have zero - so this is a real, previously unnoticed gap in the retrofit scope, not unique to Lesson 13. For this pass, Lesson 13's code() helper was updated to the highlighting version (copied from Lesson 10's), and every one of the 8 engines' level1Code blocks was hand-marked line by line: genuinely new or changed lines this lesson get @@ (the explosion-spawn/flash-swap/wait-or-delay lines, Unity's other.enabled = false/Coroutine-on-Enemy lines, GameMaker's new Alarm 0 event, TIC-80's flash-countdown update loop, etc.); lines that only moved position but kept identical text (Scratch's "delete this clone", Godot's queue_free()) were deliberately left unmarked, matching the precedent set by Lesson 10's own code - the convention marks new TEXT, not relocated-but-unchanged text. Rebuilt, PDF-verified (text-checked across all 8 engines, visually spot-checked on Unity's rendered highlighting), and reshipped to the correct Handouts/ and Keys/ subfolders.</w:t>
+      </w:r>
+      <w:r>
+        <w:t xml:space="preserve"/>
+      </w:r>
+    </w:p>
+    <w:p>
+      <w:pPr>
+        <w:spacing w:after="200"/>
+      </w:pPr>
+      <w:r>
+        <w:rPr>
+          <w:b/>
+          <w:bCs/>
+          <w:color w:val="1C4A86"/>
+        </w:rPr>
+        <w:t xml:space="preserve">New-code highlighting retrofit completed for Lessons 12 and 14; Lesson 15 confirmed not applicable: </w:t>
+      </w:r>
+      <w:r>
+        <w:t xml:space="preserve">Robert asked for the same new-code yellow-highlighting retrofit done on Lesson 13 to be extended to Lessons 12 and 15. Lesson 12 (the Sound lesson) and Lesson 14 (the wave-scaling-formula lesson) both got their code() helper updated to the highlighting version and every engine's level1Code hand-marked - Lesson 12's pattern across all 8 engines was consistently simple, since the lesson adds exactly one genuinely new sound (the wave-clear cue) per engine while every other sound line shown is pre-existing/optional-becoming-mandatory content, left unmarked per the precedent already set by Lesson 11's own winSound handling (new state/structure gets highlighted, pre-existing code shown for context does not, even inside a newly added branch). Lesson 14's pattern was the inverse - nearly every displayed line IS the week's change (the 5-to-(4+wave) formula, reused in 2-3 places per engine), so most lines in each code block ended up marked. A genuine, unrelated bug was caught and fixed along the way in 001 Game Creator's Lesson 14 content: the ResetGame code literally still read enemies_remaining, Set, 5, contradicting its own instructions to use 4 + wave - corrected to match. Lesson 15 was checked and confirmed to have no code() helper and no level1Code blocks at all - it's the Semester 1 capstone workshop day, introducing no new mechanic, built as a self-assessment checklist rather than worked code, so the highlighting rule genuinely has nothing to apply to there. All three lessons' Handouts and Keys rebuilt, PDF-verified, and reshipped to their correct Handouts/Keys subfolders.</w:t>
+      </w:r>
+      <w:r>
+        <w:t xml:space="preserve"/>
+      </w:r>
+    </w:p>
+    <w:p>
+      <w:pPr>
+        <w:spacing w:after="200"/>
+      </w:pPr>
+      <w:r>
+        <w:rPr>
+          <w:b/>
+          <w:bCs/>
+          <w:color w:val="1C4A86"/>
+        </w:rPr>
+        <w:t xml:space="preserve">Confirmed Unity gotcha: "Reload Scene only" leaves gameActive (and any other static) stuck from the previous Play session: </w:t>
+      </w:r>
+      <w:r>
+        <w:t xml:space="preserve">Robert hit a real, reproducible bug in his own Unity project: enemies would spawn but never move, intermittently, only after a session that had ended in an actual win or loss, and only fixable (for the rest of that Editor session) by playing through to a win/loss and pressing R. Diagnosed collaboratively: gameActive is only ever reset to true inside GameManager.cs's ResetGame(), never inside Start(). With Unity's "When entering Play Mode" setting (Edit &gt; Project Settings &gt; Editor &gt; Enter Play Mode Settings) set to "Reload Scene only" - a legitimate, common choice for faster Editor iteration, not a mistake - the scene's GameObjects ARE destroyed and recreated fresh each Play session (so Start() does run), but static fields are NOT reset (no domain reload), so gameActive quietly carries over whatever value the previous session left it at. A previous win/loss leaves it false; the next session's Enemy.cs then bails out of Update() immediately via if (!GameManager.gameActive) return; before ever reaching movement - a silent full freeze, not a slowdown, confirmed by Robert as the actual mechanism once he found the exact setting (shown in current Unity versions as a single "When entering Play Mode" dropdown with a "Reload Scene only" option, not the older two-checkbox UI; the dropdown's four exact options, confirmed directly from Robert's own Editor: "Reload Domain and Scene" - the default, full reload; "Reload Scene only" - Robert's setting, the one that causes this bug; "Reload Domain only"; and "Do not reload Domain or Scene" - the most aggressive speed-up, which would mask this specific bug differently, since Start() wouldn't even re-run). This is almost certainly also the reason Robert had a gameActive debug field on his HUD at one point (see the matching HUD-debugging-technique note above) - he'd already worked around this bug once before, just didn't remember how, and it resurfaced once that debug field was removed during reconciliation. Fix: add gameActive = true; to Start(), tracked as its own ToDo for the shipped Lessons 10-12 materials above.</w:t>
+      </w:r>
+      <w:r>
+        <w:t xml:space="preserve"/>
+      </w:r>
+    </w:p>
+    <w:p>
+      <w:pPr>
+        <w:spacing w:after="200"/>
+      </w:pPr>
+      <w:r>
+        <w:rPr>
+          <w:b/>
+          <w:bCs/>
+          <w:color w:val="1C4A86"/>
+        </w:rPr>
         <w:t xml:space="preserve">Robert's own marker, for himself: Lesson 12 is the Git checkpoint where his experimental Unity code was deliberately reconciled back to [mostly] canonical: </w:t>
       </w:r>
       <w:r>
@@ -3101,6 +3237,196 @@
     </w:p>
     <w:p>
       <w:pPr>
+        <w:spacing w:after="200"/>
+      </w:pPr>
+      <w:r>
+        <w:rPr>
+          <w:b/>
+          <w:bCs/>
+          <w:color w:val="1C4A86"/>
+        </w:rPr>
+        <w:t xml:space="preserve">Lesson 13's Teacher's Key brought up to Rule 14 (complete code for all three levels) - the gap turned out to be bigger than reported: </w:t>
+      </w:r>
+      <w:r>
+        <w:t xml:space="preserve">Robert reported the Key was missing worked solutions for Level 2/3. Investigation found the actual gap was larger: build_lesson13_handouts_keys_checklist.js's keyData array had never been wired to pull level1Code from handoutData at all (unlike Lesson 8's reference implementation), so the Key was rendering NO code block whatsoever - not Level 1, 2, or 3 - despite its prose (level1/why/mistakes bullets) reading as if it had one, which is almost certainly what made the gap easy to miss on a skim. Fixed by porting Lesson 8's full Rule 14 machinery: a keyData.forEach wiring step that copies level1Code from the matching Handout entry, a keyLevel2Default generator (Lesson 13's Level 2 is verification-only across all 8 engines - no new code, just confirming the flash/explosion/timing already works), and a keyLevel3 object with real, complete, working flicker-stretch code for all 8 engines, built on top of each engine's Level 1 code with @@ marking the Level 3-specific additions. buildKey() updated to render both new sections, matching Lesson 8's exact layout ("Level 2 - complete code:" / "Level 3 - complete code (all three goals combined):"). Verified via PDF text extraction that all 8 engines' Keys now show Level 1, 2, and 3 code blocks; rebuilt and reshipped.</w:t>
+      </w:r>
+      <w:r>
+        <w:t xml:space="preserve"/>
+      </w:r>
+    </w:p>
+    <w:p>
+      <w:pPr>
+        <w:spacing w:after="200"/>
+      </w:pPr>
+      <w:r>
+        <w:rPr>
+          <w:b/>
+          <w:bCs/>
+          <w:color w:val="1C4A86"/>
+        </w:rPr>
+        <w:t xml:space="preserve">Correction to the above: Lesson 13 Key's Level 3 code was only combining one of each engine's two code-bearing stretch goals: </w:t>
+      </w:r>
+      <w:r>
+        <w:t xml:space="preserve">Robert caught that the Unity Key's Level 3 code showed only the flicker (alternating flashSprite/normalSprite) and not the second Level 3 idea from the Handout - scaling the explosion prefab over its lifetime (Time.deltaTime). The header text ("Level 3 - complete code (all three goals combined)") promised all of a lesson's Level 3 goals combined, but the first pass had only ever written the flicker goal for every engine, silently dropping each engine's second, equally concrete stretch idea (Godot: Tween-scaling the explosion; GameMaker: growing obj_explosion's image_xscale/yscale; GDevelop: a scale Tween on Explosion; TIC-80: cycling the explosion through multiple sprite frames; 001 Game Creator: a second, brighter Graphics variant swapped in via Timer; Unreal: fading BP_Explosion's opacity via a second Timeline track). Each engine's keyLevel3 entry was rewritten to combine both code-bearing goals (the third goal in each engine's Level 3 list is always a "notice this object needs no help from score/lives/waves" structural observation, which needs no code and was correctly left out). Verified via PDF text extraction that both the flicker and the explosion-animation code now appear in all 8 engines' Keys; rebuilt and reshipped.</w:t>
+      </w:r>
+      <w:r>
+        <w:t xml:space="preserve"/>
+      </w:r>
+    </w:p>
+    <w:p>
+      <w:pPr>
+        <w:spacing w:after="200"/>
+      </w:pPr>
+      <w:r>
+        <w:rPr>
+          <w:b/>
+          <w:bCs/>
+          <w:color w:val="1C4A86"/>
+        </w:rPr>
+        <w:t xml:space="preserve">New GameMaker gotcha found live in Robert's own project: image_blend is a persistent instance property, independent of sprite_index, and keeps applying to whatever sprite is currently shown: </w:t>
+      </w:r>
+      <w:r>
+        <w:t xml:space="preserve">While building his own GameMaker Script project, Robert added a personal extension beyond the lesson - alternating enemy colors at spawn via image_blend (half c_white, half a dark red make_color_rgb(200, 25, 55)) - and then hit the Lesson 13 hit-flash code exactly as shipped (other.sprite_index = spr_enemy_flash; with image_blend untouched). Symptom: the white-tinted enemies flashed correctly (coincidentally, since multiplying by white is a no-op), but the dark-red-tinted enemies flashed to a lighter version of their own color instead of true white. Root cause, diagnosed collaboratively: image_blend is not tied to sprite_index at all - it is a persistent instance property that GameMaker multiplies against whatever sprite is currently showing, every frame, until explicitly reassigned. Swapping sprite_index to spr_enemy_flash (a sprite painted white specifically so it shows true white untinted) does nothing to clear a leftover image_blend value, so that sprite still gets tinted by whatever color the enemy spawned with. This is the same underlying multiply-tint trap the lesson already warns about for a single flash color, just compounding once a student adds their own per-instance tinting on top of it. Added as a teacher-only code comment plus a new Mistakes bullet in Lesson 13's GameMaker Key (NOT the Handout, since this only applies to students who've gone beyond the lesson with their own image_blend-based color variation) explaining the fix: also set other.image_blend = c_white; alongside the sprite swap; and, if a student later adds the Level 3 flicker (toggling back to the enemy's normal sprite mid-flash), they'd need to save/restore the enemy's original image_blend value too, since the normal frame needs the real tint back. Rebuilt and reshipped; Handout confirmed unaffected.</w:t>
+      </w:r>
+      <w:r>
+        <w:t xml:space="preserve"/>
+      </w:r>
+    </w:p>
+    <w:p>
+      <w:pPr>
+        <w:spacing w:after="200"/>
+      </w:pPr>
+      <w:r>
+        <w:rPr>
+          <w:b/>
+          <w:bCs/>
+          <w:color w:val="1C4A86"/>
+        </w:rPr>
+        <w:t xml:space="preserve">GameMaker sprite-origin design note (for the book): centered origin is the standard convention for a top-down mover, not a counter-culture change to the engine's default: </w:t>
+      </w:r>
+      <w:r>
+        <w:t xml:space="preserve">Robert hit a second, related artifact while testing Lesson 13's Level 3 growing-explosion stretch goal in his own GameMaker project: the explosion appeared to "travel" as it scaled up via image_xscale/image_yscale. Diagnosed as a sprite-origin problem - with the default top-left origin, GameMaker grows a scaled sprite by adding pixels only to the right and below the origin point, so the visible shape's apparent center drifts down-and-right as it grows, reading as movement. Setting the Explosion sprite's origin to Middle Center fixes this correctly (symmetric growth from the center), but then exposed a SECOND, compounding issue: with the explosion's origin now centered but obj_enemy's origin still at its top-left-corner default, spawning the explosion at other.x/other.y (the enemy's top-left corner, not its visual center) made the explosion appear up-and-left of the enemy. Robert asked whether to just center both objects' origins instead of patching around it, and whether doing so goes against some GameMaker cultural preference for the top-left default. Researched via web search: no such preference exists for moving/rotating/scaling objects - GameMaker's own default is purely a mechanical import default, kept mainly because it suits UI elements, HUD bars, and tile/background art that are naturally placed by a corner rather than a center. Multiple tutorial/course sources (a GameMaker Studio 2 Udemy course description, a Godalming College intro tutorial, GameMaker's own Sprite Editor documentation) consistently teach centering the origin specifically for characters and anything that rotates (image_angle) or scales, which describes this course's top-down enemies and effects exactly; the one documented exception is platformers, where a bottom-center origin is often preferred so a character's feet align with floor collisions - not relevant to a top-down shooter. Conclusion for the book retrofit: recommend centering BOTH the moving/scaling actor's origin AND any effect spawned relative to it, as the default teaching approach from whichever lesson first introduces rotation or scaling (a stronger candidate than Lesson 13, since Lesson 13's own Level 1/2 content never scales or rotates anything - this only surfaces once a student reaches a Level 3 stretch goal). Flagged concretely, since changing origin changes what x/y mean for that object and ripples into other code: any instance_create_layer spawn coordinates calibrated against the old corner-anchored position (they'll need retuning, since the same numbers will now place the object's center rather than its corner), any escape/boundary check comparing an enemy's y against a screen edge (tuned against the sprite's top edge touching that line, not its center), and any effect-spawn code written to compensate for a corner-anchored parent (which becomes simpler, or unnecessary, once the parent's own origin is centered). Added as a teacher-only comment in Lesson 13's GameMaker Key, attached to the Level 3 growing-explosion code, covering the recommendation and the retuning checklist; flagged here for the book version as a design-convention note to adopt proactively rather than something to re-discover lesson by lesson. References consulted: gamemaker.io/en/tutorials/sprite-editor (GameMaker's own Sprite Editor documentation); online.godalming.ac.uk's "Catch The Clown" intro tutorial (Godalming College), which has students click Center for a character sprite; and the course description for "Become a Game Maker with GameMaker Studio 2" (Udemy), which ties centered origins to image_angle rotation and notes platformers as the common bottom-center exception.</w:t>
+      </w:r>
+      <w:r>
+        <w:t xml:space="preserve"/>
+      </w:r>
+    </w:p>
+    <w:p>
+      <w:pPr>
+        <w:spacing w:after="200"/>
+      </w:pPr>
+      <w:r>
+        <w:rPr>
+          <w:b/>
+          <w:bCs/>
+          <w:color w:val="1C4A86"/>
+        </w:rPr>
+        <w:t xml:space="preserve">New Lesson 13 Sidebar added: "What Is an Alarm, Actually? (And Why '6' Isn't Seconds)": </w:t>
+      </w:r>
+      <w:r>
+        <w:t xml:space="preserve">Robert said he was genuinely unclear himself on what other.alarm[0] = 6; actually does in GameMaker, and asked for a sidebar on it - the same self-contained "textbook sidebar" format already used elsewhere in Lesson 13 (and Lessons 2, 3, 5, 7-10, 14). Researched and confirmed against GameMaker's own manual (manual.gamemaker.io's alarm instance-variable reference and its Set Alarm Drag-and-Drop reference) before writing: every instance has 12 built-in alarm slots (alarm[0] - alarm[11]), each tied to its own Alarm Event; the countdown is measured in STEPS (one step = one frame at the room's speed setting), not seconds - the detail Robert specifically flagged as the piece he'd been missing; GameMaker decrements every running alarm by 1 each step (checked after Begin Step, before the regular Step event), and the instant it hits exactly 0, the matching Alarm Event fires that same step, but only if that event actually exists on the object (ties directly into the Key's existing "forgetting to add the Alarm 0 event" Mistakes bullet); after firing, the alarm keeps counting down to -1 and sits there as its genuine "not running" idle state, which is why alarm[0] &gt; -1 is the idiomatic "is this active" check rather than comparing to 0. The sidebar also ties the number 6 back to the lesson's own cross-engine timing: at a common 60-steps-per-second room speed, 6 steps works out to roughly the same ~0.1 second pause Godot's await and Unity's yield return use for the identical hit-flash delay - and flags that changing a project's room speed changes what the same alarm[0] = 6 line actually produces in real time, a genuine GameMaker-specific gotcha. Added as a second sidebar entry in Lesson 13's existing Sidebars document (alongside "The White Flash That Wasn't"), rebuilt, verified via PDF text extraction, and reshipped; the other 8 lessons' Sidebar files were rebuilt as a side effect of running the shared build_sidebars.js script but are byte-for-byte unchanged, so only Lesson 13's file was actually reshipped.</w:t>
+      </w:r>
+      <w:r>
+        <w:t xml:space="preserve"/>
+      </w:r>
+    </w:p>
+    <w:p>
+      <w:pPr>
+        <w:spacing w:after="200"/>
+      </w:pPr>
+      <w:r>
+        <w:rPr>
+          <w:b/>
+          <w:bCs/>
+          <w:color w:val="1C4A86"/>
+        </w:rPr>
+        <w:t xml:space="preserve">Genuine, multi-part Godot regression found and fixed in the shipped Lesson 13 Handout and Key: a phantom group check, a queue_free() scoping bug, and silently dropped mandatory hit-sound code: </w:t>
+      </w:r>
+      <w:r>
+        <w:t xml:space="preserve">Robert reported the shipped Lesson 13 Godot code checks area.is_in_group("bullets") - a group that was never created anywhere in Lessons 1-12 - and pasted his own, correct working code as a comparison. Investigating turned up more than the one reported issue: (1) the phantom group check itself, which would silently always fail and mean the Enemy never responds to being hit at all if actually run as shipped; (2) the Level 1 code was built on a completely wrong function name, _on_area_entered, instead of the established _on_hitbox_area_entered used consistently since Lesson 4; (3) it called area.queue_free() instead of area.get_parent().queue_free() - a genuinely easy mistake, since area IS the bullet's own Hitbox child Area2D, not the Bullet scene's root, so this would destroy only the Hitbox and leave the actual Bullet (sprite, movement, everything) alive and uncollidable on screen forever; and (4) most significantly, the entire mandatory-since-Lesson-12 hit-sound block (hide(), $Hitbox.set_deferred("monitoring", false), $Hit.play(), await $Hit.finished - all made mandatory baseline by Lesson 12's own Handout text, "confirm its own AudioStreamPlayer2D plays sfx_hit.wav when destroyed... add it now if it's missing") had been silently dropped from Lesson 13's "revised" code entirely, rather than correctly carried forward and adapted. The real design tension Lesson 13 needed to resolve, and hadn't: Lesson 12's hide()-immediately technique (so the Enemy can keep playing its hit sound invisibly before queue_free()) directly conflicts with Lesson 13's new flash effect, which needs the Enemy to stay VISIBLE. Fixed by removing hide() (a genuine, deliberate reversal, called out explicitly in both the Handout and Key rather than silently), keeping $Hitbox.set_deferred("monitoring", false) and $Hit.play() as the still-needed double-hit guard and sound trigger, and replacing await $Hit.finished with the lesson's own new await get_tree().create_timer(0.1).timeout - which still keeps the Enemy alive long enough for a short hit sound to finish, just without the explicit protection against a longer one, a tradeoff now documented in both files' prose. Corrected across: the Handout's level1 prose, level1Code, level2, and trouble arrays; the Key's level1 prose, why, talkingPoints, and mistakes arrays (two new Mistakes bullets added specifically covering the queue_free scoping trap and the phantom group check, since both are plausible genuine student mistakes even though they originated here as shipped-content bugs); and the Key's Level 3 flicker code (keyLevel3.Godot), which had the identical bugs baked into its own combined-code block. Rebuilt, verified via PDF text extraction that no _on_area_entered/is_in_group references remain outside the explanatory Mistakes bullet, and reshipped both the Handout and Key.</w:t>
+      </w:r>
+      <w:r>
+        <w:t xml:space="preserve"/>
+      </w:r>
+    </w:p>
+    <w:p>
+      <w:pPr>
+        <w:spacing w:after="200"/>
+      </w:pPr>
+      <w:r>
+        <w:rPr>
+          <w:b/>
+          <w:bCs/>
+          <w:color w:val="1C4A86"/>
+        </w:rPr>
+        <w:t xml:space="preserve">Second Godot Lesson 13 gap found while Robert built the Level 1 fix live: the explosion scene's own script, and its Timer's Autostart, were never actually specified anywhere in the content: </w:t>
+      </w:r>
+      <w:r>
+        <w:t xml:space="preserve">After the regression fix above, Robert tested Level 1 and hit a new symptom: explosions spawn but never disappear, piling up on screen. Two real content gaps surfaced, not one: (1) the Setup steps told students to set the explosion Timer's Wait Time and One Shot, but never mentioned Autostart - without it, the Timer never begins counting down on its own, so timeout never fires, confirmed as part of the cause once Robert clarified he'd misread "One Shot On" as already covering it; (2) more significantly, Robert clarified "there is no explosion script - the changes were made to enemy.gd" - the content's own wording ("on the explosion scene's own script, connect the Timer's timeout signal...") implicitly assumed a script already existed on the explosion scene, without ever having a Setup step that says to actually create one and attach it. A screenshot of Robert's scene tree also surfaced a related structural trap: he'd built Explosion (wrapper root) &gt; ExplosionSprite &gt; Timer, nesting Timer two levels deep rather than as a direct child of the root - $NodeName in GDScript only resolves direct children, so even a correctly-scripted explosion would fail to find $Timer in that structure. Fixed by rewriting the Setup steps to be explicit and sequential: make the Sprite2D itself the scene's root (not a separate wrapper node), add Timer as its direct child with Wait Time/One Shot/Autostart all spelled out, then explicitly attach a new script to that root and write its _ready()/_on_timer_timeout() functions, shown in full for the first time (previously the explosion's own script was described in prose only, never actually shown as code). The full explosion-script code was added to the Handout's level1Code (auto-copied into the Key), the Key's Level 3 code was updated to carry the same _ready()/_on_timer_timeout() structure instead of assuming a script already existed, and a new Mistakes bullet plus a new Handout troubleshooting bullet were added covering both root causes (Autostart, and the missing/misattached script) plus the node-depth trap. Robert confirmed the corrected Level 1 steps worked once he rebuilt the node following this guidance. Rebuilt, verified via PDF text extraction, and reshipped both the Handout and Key.</w:t>
+      </w:r>
+      <w:r>
+        <w:t xml:space="preserve"/>
+      </w:r>
+    </w:p>
+    <w:p>
+      <w:pPr>
+        <w:spacing w:after="200"/>
+      </w:pPr>
+      <w:r>
+        <w:rPr>
+          <w:b/>
+          <w:bCs/>
+          <w:color w:val="1C4A86"/>
+        </w:rPr>
+        <w:t xml:space="preserve">Four genuine problems found in Scratch's Lesson 13 content - two were real architecture bugs, not just unclear wording: </w:t>
+      </w:r>
+      <w:r>
+        <w:t xml:space="preserve">Robert raised four issues while reviewing Scratch's Handout: (1) the Explosion sprite's "go to x/y of Enemy" instruction never actually said which block to use; (2) the Level 3 flicker's 0.03-second waits were too fast to perceive, 0.1 seconds tested better; (3) the Level 3 costume-cycle idea said "next costume" with no instructions for actually creating the extra costumes it needs; (4) why does the flash use "set [color] effect" instead of a sprite/costume swap the way a white-sprite fix would work elsewhere. Investigating (1) and (4) turned up real bugs, not just gaps. On (1): the Enemy is clone-based (an established fact from this course's own Lesson 5 Key), and Scratch broadcasts carry no data - so "go to [Enemy v]" would always go to the Enemy TEMPLATE sprite's own position, never the specific clone that was actually hit, meaning every explosion would appear in the same wrong spot regardless of which enemy died. Fixed with the standard Scratch technique for passing data through a broadcast: two new shared variables, hit_x/hit_y, set from the clone's own x position/y position immediately before broadcasting, read by Explosion's script instead of targeting the Enemy sprite directly. On (4): confirmed via web search that Scratch's "color effect" is a hue ROTATION around the color wheel, not a brightness/whiteness blend the way modulate/image_blend/spriteRenderer.color are in the other engines - "set [color] effect to 100" was never capable of producing a white flash on the enemy's red sprite at all, it would just shift its hue to some other color entirely. This directly validated Robert's instinct that a sprite/costume swap was the obviously correct approach. Fixed by importing enemy_invader_white.png (the same asset the other sprite-swap engines already use) as a second costume on the Enemy sprite itself, and switching the flash mechanism from "set [color] effect to 100" to "switch costume to [flash]" throughout Level 1, Level 3, the Handout, and the Key - also requiring a Setup step to add the costume and name both costumes clearly, and changing the spawn-reset step from "set [color] effect to 0" to "switch costume to [normal]". (2) and (3) were content-clarity fixes: Level 3's flicker timing changed from 0.03s to 0.1s waits per Robert's own testing, and a concrete costume-creation step (duplicate the existing costume in the Costumes tab, edit each copy in the Paint Editor) was added to the Level 3 prose and referenced in the Key's Level 3 code comments. Updated: the Handout's setup, level1 prose, level1Code, level2, level3, and trouble arrays; the Key's level1 prose, why, talkingPoints, and mistakes arrays; and keyLevel3.Scratch's combined code. Worth flagging for the book pass: Lesson 5's own sidebar already correctly described Scratch's color effect as a hue shift rather than a tint, which makes this Lesson 13 bug a case of the course's own documented understanding not actually being applied when the Scratch flash code was first written - worth a cross-check of any other Scratch "set [color] effect" usage elsewhere in the course for the same mistake. Rebuilt, verified via PDF text extraction, and reshipped both files.</w:t>
+      </w:r>
+      <w:r>
+        <w:t xml:space="preserve"/>
+      </w:r>
+    </w:p>
+    <w:p>
+      <w:pPr>
+        <w:spacing w:after="200"/>
+      </w:pPr>
+      <w:r>
+        <w:rPr>
+          <w:b/>
+          <w:bCs/>
+          <w:color w:val="1C4A86"/>
+        </w:rPr>
+        <w:t xml:space="preserve">Scratch's Level 3 explosion idea simplified: Robert's size-growth suggestion replaces costume-cycling as the primary recommendation: </w:t>
+      </w:r>
+      <w:r>
+        <w:t xml:space="preserve">Robert questioned why the Level 3 explosion animation needed new costumes at all, when "set size to ()%" stepped up across the same delays already used for the flicker (105%, then 110%, then 115%) looked just as good in his own testing - no extra art required. This is a genuine improvement, not just a simplification: every other engine's Level 3 explosion idea this lesson is already an EXPANDING-SCALE animation (Godot's Tween, Unity's Time.deltaTime growth, GameMaker's image_xscale/yscale, GDevelop's Tween, Unreal's Timeline), so Scratch's costume-cycling idea was actually the one outlier using a different technique for the same goal - Robert's suggestion brings Scratch into line with the other seven. Made size-growth the primary recommendation in the Handout's Level 3 prose (costume-cycling kept as a secondary, optional "if you'd rather hand-animate" mention, still with its creation instructions, since it remains a legitimate technique for a student who wants genuinely different frames rather than a single scaling image) and swapped the Key's demonstrated Level 3 code from the costume-cycle version to the size-growth version. One real catch worth keeping in the Key: Explosion is the SAME sprite reused on every hit, not a fresh clone, so without an explicit "set size to (100) %" reset at the start of each explosion, size would carry over and compound across a round (each explosion starting bigger than the last) - this reset is included and called out in the Key's code comment. Rebuilt, verified via PDF text extraction, and reshipped both files.</w:t>
+      </w:r>
+      <w:r>
+        <w:t xml:space="preserve"/>
+      </w:r>
+    </w:p>
+    <w:p>
+      <w:pPr>
+        <w:spacing w:after="200"/>
+      </w:pPr>
+      <w:r>
+        <w:rPr>
+          <w:b/>
+          <w:bCs/>
+          <w:color w:val="1C4A86"/>
+        </w:rPr>
+        <w:t xml:space="preserve">Canonical Scratch Level 3 code updated to match Robert's own tested build, plus a new Mistakes bullet and a real double-kill bug flagged for the book: </w:t>
+      </w:r>
+      <w:r>
+        <w:t xml:space="preserve">Robert shared two screenshots of his own working Level 3 Scratch project - Explosion's scripts and Enemy's full touching-Bullet branch - and asked for the canonical Key to be updated to match what he'd actually built and tested, rather than what was previously shipped. Three real differences, all adopted: (1) Explosion gained a separate "when green flag clicked -&gt; hide" script, more robust than the previous vague "hide it by default" Setup wording (which only meant toggling the Sprite pane's eye icon) - this was folded into Level 1 as well as Level 3, since a reliably-hidden Explosion at game start matters from the first hit onward, not just once Level 3's stretch goals are added. (2) The Level 3 flicker now uses three "next costume" blocks instead of three explicit "switch costume to [flash]"/"[normal]" blocks - Robert confirmed this works because Enemy's two costumes (normal, flash - the white enemy sprite imported back in Setup) are exactly two, in that order, so a fresh clone starting on normal just toggles back and forth each call. A new Mistakes bullet was added explaining the fragility this introduces: the toggle only works with exactly two costumes in that order, and breaks (cycling through all costumes instead of flashing) if Enemy ever gains a third. (3) Explosion's size-reset now happens before show/position ("set size to 100%" -&gt; show -&gt; go to x/y -&gt; 105%...) rather than after, matching Robert's exact tested order - functionally identical either way since Scratch runs synchronously to the next wait/yield point, but canonicalized to match what he built. Updated: the Handout's level1/level1Code/level3 arrays, and the Key's keyLevel3.Scratch code block and mistakes array. Rebuilt, PDF text-verified against the screenshots line by line, and reshipped both files. Separately, Robert flagged a genuine bug he's hit occasionally in his own Scratch project, explicitly NOT to be fixed in the live course: a bullet traveling through two overlapping enemy clones can destroy both, but score/enemies_remaining only register one hit, recreating the Stalemate bug - traced to the Lesson 3 decision to let bullets keep traveling rather than destroying them on first hit, combined with no per-bullet or per-clone guard against a second overlapping touch before either clone finishes deleting itself. Logged as a book-only ToDo with candidate fixes (a per-bullet already_hit flag, or disabling each clone's own touching-check immediately on hit, the same pattern Unity and Godot already use for their own Lesson 13 double-hit guards) rather than changed now.</w:t>
+      </w:r>
+      <w:r>
+        <w:t xml:space="preserve"/>
+      </w:r>
+    </w:p>
+    <w:p>
+      <w:pPr>
         <w:pStyle w:val="Heading1"/>
       </w:pPr>
       <w:r>
@@ -3112,7 +3438,7 @@
         <w:spacing w:after="160"/>
       </w:pPr>
       <w:r>
-        <w:t xml:space="preserve">First entry, written the same week as the Unreal Lesson 2/3/4/13 rebuild and the first pass of Cross_Engine_Consistency_Reference.docx. Updated the same week to add Standards Rule 6 (SuperStretch/Refinement and Style/visual-scripting reuse) and scope, but not begin, the question of retrofitting it into Lessons 1-15. Updated again to add Standards Rule 13 (dedicated manager object for shared state), the Lesson 6 GameManager retrofit, and Lesson 7's full compliance pass (GameManager routing, Rule 11 naming-drift fixes, the new Rule 9 diagram set, and Unity Visual Scripting prose tightening). Updated again to add a GameManager mini-lecture to Lesson 7's live slide deck (placed at the start of the lab section, separate from the main lecture) plus the paired ToDo to relocate that discussion to Lecture 06 once the book manuscript reaches it. Updated again to add Lesson 8's own full compliance pass (the lives/has_lost GameManager retrofit, Rule 11/12 TIC-80 and Scratch naming fixes, Rule 7 visual-path explicitness fixes, a new Rule 9 diagram set with a newly-documented Handout-vs-Key placement convention for the three dual-track engines, and the Rule 10/Rule 8 slide deck fixes correcting a Godot-leftover demo reference and adding its first six speaker-notes entries), and to narrow the Rule 7/8/9/13 retrofit ToDo items' remaining scope accordingly. Updated again to add Lesson 9's own full compliance pass (a four-engine Rule 13 GameManager retrofit for score - GameMaker, Scratch, Godot, and Unreal - plus a Rule 11/12 Scratch naming fix, a Rule 7 Unity Visual Scripting explicitness fix, a new Rule 9 diagram set reusing the established Handout-vs-Key placement convention, and the Rule 10/Rule 8 slide deck fixes correcting a Godot-leftover demo reference and adding its six speaker-notes entries), and to narrow the Rule 7/8/9/13 retrofit ToDo items' remaining scope to Lessons 10-15 accordingly. Updated again to record the GameMaker __dnd_lives/__dnd_score correction (Lessons 8-9) and five follow-up To-Do items (Lessons 10-15 review, obj.variable vs. Target drop-down, an If Lives comparison sidebar, GameMaker Prefabs, and dropping asset-name prefixes). Updated again to record the Unity static-members items, the cross-engine name normalization To-Do and the canonical bug-hunt decision, plus the Lesson 10 compliance pass and the cross-engine design-drift To-Do (HUD object, prefabs). Updated again at the Lesson 11 review to point to the new Reflex Habits design-notes document and to record the name "the Stalemate" for the win/lose gap bug and the Lesson 11 compliance pass (active engines only). Updated again to record a spitballed new companion course family - Debugging 101, Testing 101, and a combined Testing/Debugging 201 - raised by Robert as a sideways idea, not yet scoped. Updated again to record the GML Visual "no Else If block" gotcha (not yet audited against shipped content) and to extend Standards Rule 12's scope to cross-engine pop-up/HUD text presentation (centering, placement, size), with reasonable shared defaults proposed but not yet decided or audited. Updated again to record Lesson 12's compliance pass and its genuine sound-architecture conflict (a new shared sound-player design in Godot/Unity contradicting the Lesson 6/8 dedicated-per-event pattern, resolved for the live course as Option 1 - retire the shared player, reuse Lesson 8's sfx_gameover.wav instead of a new sfx_lose.wav asset), plus a separate note preserving Option 2's reasoning (the shared-player design) for reconsideration at book-writing time. Updated again to record Robert's book-retrofit decision to pull all scattered optional sound content out of Lessons 2-8 and consolidate it into a genuinely dedicated Lesson 12 (live course unaffected), plus the sharper Level 1-versus-Level 2 purpose framing it surfaced - Level 1 as a classroom-pacing safety valve, Level 2 as the real preferred target especially for self-paced study - with a leaning that Level 2 goals should exclude sound in the earlier lessons once consolidated. Updated again to record Robert's decision to abandon an ongoing Level 4 (refactoring/personal-style) concept in favor of a single dedicated final chapter, "Doing It the Doers of Stuff Way," delivered outside the 30-lesson cadence as a take-home capstone-adjacent lecture. Updated again to fully scope a new Lesson 15 Complete Codebase deliverable (active 5 engines, Level 3 code included via a Rule 14 backfill, GameMaker Visual represented as full per-object node-flow diagrams rather than prose) - explicitly deferred, not started, until the remaining lessons are reviewed. Updated again to record a GameMaker Lesson 12/wave_cleared() reconciliation note (Level 1 vs. the Lesson 10/11 Level 3 Stalemate-fix architecture), surfaced while Robert reconciled his own drifted GameMaker Script project - explicitly left as-is for now, earmarked for either a later explicit refactor or the planned final refactoring chapter. Updated again to record six candidate refactorings Robert spotted while bringing his own GameMaker project back into compliance (enemy-count self-reporting on Create, a named enemies-per-wave variable instead of a hardcoded count, consolidating enemies_remaining updates onto obj_enemy's Destroy event, moving the lives check off obj_enemy onto the player/manager, extracting player movement into its own script, and eventually retiring obj_spawner once its sole remaining job - a single start_game() call - moves onto obj_gamemanager's own Create event) - captured as raw material for the "Doing It the Doers of Stuff Way" chapter, not implemented now, with obj_spawner's own historical shrinkage across the course flagged as a good real example of incremental refactoring to walk through. Updated again to record a genuine GameMaker naming-drift fix: the drag-and-drop sound block is correctly called "Play Audio" (confirmed by Robert against his own GameMaker install), not "Play Sound"/"Audio Play Sound" as several shipped Lessons 8, 10, 11, and 12 materials had it - corrected across the affected build scripts and reshipped, while Lesson 13's similarly-worded references were checked and confirmed to be 001 Game Creator's and Unreal's own correct, different terminology. Updated again to add a new known case to the Rule 12 reconciliation list: bullet/enemy collision ownership is opposite between GameMaker (bullet's Collision event destroys the enemy) and Godot (enemy's Hitbox Area2D destroys the bullet), found while Robert reconciled his own Godot project against the Lesson 12 code; tracked only, not unwound now by Robert's explicit decision. Updated again to record the spawn_enemies() ownership asymmetry (GameMaker: free-standing global Script resource; Godot: owned by main.gd, reached from GameManager via get_parent()) and its tangled two-way obj_spawner/main.gd non-parallel, plus Robert's request to extend the eventual Rule 12 pass to Scratch's objects/events/broadcasts as well, likely via explicit Data Dictionary cross-references rather than literal renaming. Updated again to record a Godot-only, deferred decision: whether signal connections should be written explicitly in code (.connect(), as the Keys currently show) or wired through the Editor's Signals tab (Robert's own project uses this instead), found while Robert reconciled his enemy.gd - tracked only for now, no cross-engine parallel. Updated again to record Robert's own cross-engine ownership-reassignment pattern in GameMaker and Godot (shared collision/sound logic moved to whichever object Robert personally felt should own it, while determining his own eventual refactoring preferences) as raw material for the "Doing It the Doers of Stuff Way" chapter rather than a design to keep, plus Robert's own deliberate and cross-engine-consistent bullet-spawn-offset deviation, to be noted now and removed for the book's canonical code later. Updated again, same session, to CORRECT that entry: Scratch is not an example of Robert's drift the way GameMaker and Godot are - Claude initially misread Scratch's Bullet-owns-nothing design as drift, but Scratch's own shipped Key deliberately moves collision-ownership from Bullet (Lessons 3-4) to Enemy (Lesson 5 onward) on purpose, documented in the Lesson 5 Key itself (Scratch clones have no unique ID, so only the touched Enemy clone can identify and delete itself) - a genuine third Rule-12 data point and a worthwhile Scratch-specific teaching point, not drift to reconcile away. Updated again to record Robert's confirmation, while reconciling his Scratch GameManager, that the self-reporting enemies_remaining pattern (refactoring candidate 1 from the GameMaker list) was independently built in Scratch too and is being reconciled back to canonical, plus a personal reminder to retest two Scratch boundary values (escape y and spawn y) at full screen rather than only the editor's inset window. Updated again to record Lesson 13's compliance pass - the worst drift found in any pass to date (stale obj_spawner/spawn_wave references in GameMaker and TIC-80, a Rule 4 GameMaker Visual block-choice gap, a Scratch broadcast-casing slip caught before shipping, and a real Unity/Godot timing bug where score/win-check fired after the hit-reaction delay instead of before it) plus the project's first Rule 9 Activity Diagram built in direct response to a student question, and a new GameMaker Visual node diagram showing an object gaining a brand-new event. Robert then granted standing authorization to audit and fix Lessons 14 and 15 to the same standard while away from the keyboard, to be reviewed together as completed work on his return. Updated again to record Lesson 14's compliance pass - a stale spawn_wave()-vs-spawn_enemies() naming drift affecting Scratch, Godot, and GameMaker (plus a near-miss Scratch broadcast-casing catch), a genuine Godot/GameMaker start_game() ordering bug between wave and enemies_remaining, a brief GameMaker architecture regression (enemies_remaining reset folded into spawn_enemies() itself) caught and reverted to the established two-call-site split, a new Rule 9 diagram pair, Rule 8 speaker notes, and a Rule 10 demo-engine correction (GameMaker, not Godot) - plus a genuine Rule 12 discovery that TIC-80 legitimately uses a different name (spawn_wave) than the other engines, found only because fixing the other four engines required confirming TIC-80 was not itself drifted. Two bugs accidentally introduced during the Lesson 13 fix pass were also caught and corrected while working on Lesson 14: a wrongly Title-Cased Scratch broadcast name, and a TIC-80 regression (a wrong rename plus a wrong sfx slot number) - both reshipped before continuing. Updated again to record Lesson 15's compliance pass, completing the three-lesson Lesson 13/14/15 review Robert authorized while away from the keyboard: a stale obj_spawner reference (GameMaker, should be obj_gamemanager), a leftover reference to Lesson 12's abandoned Option 2 Unity field name (roundAudioSrc, corrected to the real waveClip), a slide-timing correction (two milestone-framing sections re-tagged from 10+10 minutes down to 5+5 to match the actual 10-minute combined block), five new Rule 8 speaker notes, and the project's first Activity Diagram built around a class-day workflow (checklist, fix, polish, present) rather than a programming concept, since this lesson introduces no new mechanic at all. All three lessons (13, 14, 15) are now fully audited, fixed, diagrammed, rebuilt, verified, and shipped, ready for Robert's review as completed work. Updated again to record Robert's "Sound Manager" proposal for the book version of Lesson 12: keep the scattered early Level 3 sound stretch goals in Lessons 2-8 (reversing the earlier strip-it-out leaning) and instead make Lesson 12 the lesson where a student's scattered sound gets explicitly refactored into one formal SoundManager object, reviving and sharpening the already-preserved Option 2 reasoning and matching the course's other extract-into-a-manager lessons (GameManager, spawn_enemies(), wave_cleared()). Updated again to record Robert's Unity Bullet.cs/Enemy.cs reconciliation - a fourth confirmed engine with the bullet/enemy collision-ownership-reassignment exploration pattern (added to the Rule 12 ToDo above), a deliberate fire-sound-on-Bullet placement choice kept as-is for the refactoring chapter, two real incidental bugs found and flagged (Enemy.cs checking CompareTag("Player") instead of "Bullet", traced to the Bullet prefab itself being tagged "Player"; and a stray, unused using UnityEditor.UI; that would break a standalone build), and a new tracked-but-not-yet-fixed continuity bug in the shipped Lesson 13 Unity materials (hit-detection wrongly described as always having lived on the Enemy's script). Updated again to record Robert's GameManager.cs reconciliation: one genuine gap (the Lesson 12 waveClip field/sound, missing entirely, added into the Stalemate-fix WaveCleared()'s else branch since his project is already past Level 1), and one legitimate kept addition (a gameStartSound played in Start(), using the sfx_start.wav asset shipped back in Lesson 6 for exactly this purpose). Updated again to record a new deferred-by-design ToDo: whether Unity's early lessons should teach [SerializeField] private over plain public fields, raised when Robert's own EnemySpawner.cs used the former while explicitly declining to request the same change in canonical - he wants this decided as its own intentional discussion, not defaulted either way, with a leaning toward keeping canonical on public fields for beginner simplicity. Updated again to record the close of the file-by-file Unity reconciliation: HUD.cs's one deviation (a GameManager.gameActive debug Text field) turned out to be a deliberate, reusable live-classroom debugging technique worth its own named sidebar - wiring internal state straight onto the visible HUD when the room can't easily see a console - not just an artifact to remove (removed from the reconciled file regardless, as debug-only). PlayerMovement.cs, the last file, had two real behavior gaps traceable to one structural choice (four separate per-key if blocks instead of canonical's single combined moving check): blinkTime could double-increment during diagonal movement, and walkingBeep.Stop() was missing entirely, meaning a looping footstep clip would never actually stop when the player went idle. Both fixed by reconciling to canonical's single-check structure; Robert's named xBoundary/yBoundary fields and Inspector-wired sr reference were both kept as legitimate improvements. Robert still needs to re-drag the Inspector references and playtest this file before it's confirmed working - not yet verified at the keyboard, unlike every other file in this reconciliation sequence. Updated again to record and correct a real error: the Bullet.cs rewrite Claude delivered had quietly dropped the audioSrc field and its Start()-time fire-sound .Play() call, directly contradicting Robert's explicit instruction to keep it and the note Claude had just written claiming it was kept - caught by Robert via the actual symptom (fire and hit sounds both missing in-game) rather than by review of the code itself. Fixed by restoring audioSrc/.Play() to Bullet.cs; separately, hitSound (moved from Enemy's old enemyHit field) needs its own fresh Inspector drag onto Bullet's prefab, since it's a new field with no carried-over assignment. Updated again to record the actual resolution: the hit sound was never missing, just very quiet, and Robert correctly diagnosed why (PlayClipAtPoint()'s 3D distance rolloff, not fixable via the volumeScale argument as Claude first suggested) and the real fix (play it at Camera.main.transform.position, matching GameManager's existing sounds) - which turned out to be a genuine, previously undocumented bug in the shipped Lesson 4 Unity materials (marked for book-only correction per Robert's decision) and a real regression in Lesson 13's HandleHit() Coroutine rewrite (the hit sound had been dropped entirely - fixed and reshipped, including a new troubleshooting note and a new Rule-9-adjacent sidebar candidate for the rolloff gotcha itself). Robert also settled his earlier fire-sound-ownership question in the other direction from his first instinct: keep it in the canonical Player-side location after all, for cross-engine consistency, saving his own ownership argument for the refactoring chapter instead - Bullet.cs's fire-sound field was removed again, this time intentionally. The canonical Player-side fire sound itself is still pending Robert's actual fire/shoot script, since PlayerMovement.cs turned out not to contain any shooting logic. Updated again to record Player.cs - the file Robert had initially missed - closing out the Unity reconciliation sequence: it already matched canonical almost exactly (one already-tracked deviation, the bulletYOffset spawn offset, now confirmed as a fourth engine with the same personal habit), with the fire sound itself the only real gap, added as a SerializeField AudioSource with audioSrc.Play() right next to Instantiate(), exactly where canonical puts it - no Camera.main.transform.position fix needed here, since a persistent Inspector-added AudioSource defaults to 2D spatial blend and was never subject to PlayClipAtPoint()'s rolloff problem. Robert considers Unity now returned to [mostly] canonical across all seven reconciled files (Bullet, Enemy, GameManager, EnemySpawner, HUD, PlayerMovement, Player). Also added, per Robert's explicit request, a personal marker note (not course content) recording Lesson 12 as the Git checkpoint where his own experimental Unity code was deliberately stripped back out in favor of canonical, so he can find his pre-reconciliation code again later if he wants to revisit it. Add to this document as the course continues; do a dedicated consolidation pass every so often rather than continuously.</w:t>
+        <w:t xml:space="preserve">First entry, written the same week as the Unreal Lesson 2/3/4/13 rebuild and the first pass of Cross_Engine_Consistency_Reference.docx. Updated the same week to add Standards Rule 6 (SuperStretch/Refinement and Style/visual-scripting reuse) and scope, but not begin, the question of retrofitting it into Lessons 1-15. Updated again to add Standards Rule 13 (dedicated manager object for shared state), the Lesson 6 GameManager retrofit, and Lesson 7's full compliance pass (GameManager routing, Rule 11 naming-drift fixes, the new Rule 9 diagram set, and Unity Visual Scripting prose tightening). Updated again to add a GameManager mini-lecture to Lesson 7's live slide deck (placed at the start of the lab section, separate from the main lecture) plus the paired ToDo to relocate that discussion to Lecture 06 once the book manuscript reaches it. Updated again to add Lesson 8's own full compliance pass (the lives/has_lost GameManager retrofit, Rule 11/12 TIC-80 and Scratch naming fixes, Rule 7 visual-path explicitness fixes, a new Rule 9 diagram set with a newly-documented Handout-vs-Key placement convention for the three dual-track engines, and the Rule 10/Rule 8 slide deck fixes correcting a Godot-leftover demo reference and adding its first six speaker-notes entries), and to narrow the Rule 7/8/9/13 retrofit ToDo items' remaining scope accordingly. Updated again to add Lesson 9's own full compliance pass (a four-engine Rule 13 GameManager retrofit for score - GameMaker, Scratch, Godot, and Unreal - plus a Rule 11/12 Scratch naming fix, a Rule 7 Unity Visual Scripting explicitness fix, a new Rule 9 diagram set reusing the established Handout-vs-Key placement convention, and the Rule 10/Rule 8 slide deck fixes correcting a Godot-leftover demo reference and adding its six speaker-notes entries), and to narrow the Rule 7/8/9/13 retrofit ToDo items' remaining scope to Lessons 10-15 accordingly. Updated again to record the GameMaker __dnd_lives/__dnd_score correction (Lessons 8-9) and five follow-up To-Do items (Lessons 10-15 review, obj.variable vs. Target drop-down, an If Lives comparison sidebar, GameMaker Prefabs, and dropping asset-name prefixes). Updated again to record the Unity static-members items, the cross-engine name normalization To-Do and the canonical bug-hunt decision, plus the Lesson 10 compliance pass and the cross-engine design-drift To-Do (HUD object, prefabs). Updated again at the Lesson 11 review to point to the new Reflex Habits design-notes document and to record the name "the Stalemate" for the win/lose gap bug and the Lesson 11 compliance pass (active engines only). Updated again to record a spitballed new companion course family - Debugging 101, Testing 101, and a combined Testing/Debugging 201 - raised by Robert as a sideways idea, not yet scoped. Updated again to record the GML Visual "no Else If block" gotcha (not yet audited against shipped content) and to extend Standards Rule 12's scope to cross-engine pop-up/HUD text presentation (centering, placement, size), with reasonable shared defaults proposed but not yet decided or audited. Updated again to record Lesson 12's compliance pass and its genuine sound-architecture conflict (a new shared sound-player design in Godot/Unity contradicting the Lesson 6/8 dedicated-per-event pattern, resolved for the live course as Option 1 - retire the shared player, reuse Lesson 8's sfx_gameover.wav instead of a new sfx_lose.wav asset), plus a separate note preserving Option 2's reasoning (the shared-player design) for reconsideration at book-writing time. Updated again to record Robert's book-retrofit decision to pull all scattered optional sound content out of Lessons 2-8 and consolidate it into a genuinely dedicated Lesson 12 (live course unaffected), plus the sharper Level 1-versus-Level 2 purpose framing it surfaced - Level 1 as a classroom-pacing safety valve, Level 2 as the real preferred target especially for self-paced study - with a leaning that Level 2 goals should exclude sound in the earlier lessons once consolidated. Updated again to record Robert's decision to abandon an ongoing Level 4 (refactoring/personal-style) concept in favor of a single dedicated final chapter, "Doing It the Doers of Stuff Way," delivered outside the 30-lesson cadence as a take-home capstone-adjacent lecture. Updated again to fully scope a new Lesson 15 Complete Codebase deliverable (active 5 engines, Level 3 code included via a Rule 14 backfill, GameMaker Visual represented as full per-object node-flow diagrams rather than prose) - explicitly deferred, not started, until the remaining lessons are reviewed. Updated again to record a GameMaker Lesson 12/wave_cleared() reconciliation note (Level 1 vs. the Lesson 10/11 Level 3 Stalemate-fix architecture), surfaced while Robert reconciled his own drifted GameMaker Script project - explicitly left as-is for now, earmarked for either a later explicit refactor or the planned final refactoring chapter. Updated again to record six candidate refactorings Robert spotted while bringing his own GameMaker project back into compliance (enemy-count self-reporting on Create, a named enemies-per-wave variable instead of a hardcoded count, consolidating enemies_remaining updates onto obj_enemy's Destroy event, moving the lives check off obj_enemy onto the player/manager, extracting player movement into its own script, and eventually retiring obj_spawner once its sole remaining job - a single start_game() call - moves onto obj_gamemanager's own Create event) - captured as raw material for the "Doing It the Doers of Stuff Way" chapter, not implemented now, with obj_spawner's own historical shrinkage across the course flagged as a good real example of incremental refactoring to walk through. Updated again to record a genuine GameMaker naming-drift fix: the drag-and-drop sound block is correctly called "Play Audio" (confirmed by Robert against his own GameMaker install), not "Play Sound"/"Audio Play Sound" as several shipped Lessons 8, 10, 11, and 12 materials had it - corrected across the affected build scripts and reshipped, while Lesson 13's similarly-worded references were checked and confirmed to be 001 Game Creator's and Unreal's own correct, different terminology. Updated again to add a new known case to the Rule 12 reconciliation list: bullet/enemy collision ownership is opposite between GameMaker (bullet's Collision event destroys the enemy) and Godot (enemy's Hitbox Area2D destroys the bullet), found while Robert reconciled his own Godot project against the Lesson 12 code; tracked only, not unwound now by Robert's explicit decision. Updated again to record the spawn_enemies() ownership asymmetry (GameMaker: free-standing global Script resource; Godot: owned by main.gd, reached from GameManager via get_parent()) and its tangled two-way obj_spawner/main.gd non-parallel, plus Robert's request to extend the eventual Rule 12 pass to Scratch's objects/events/broadcasts as well, likely via explicit Data Dictionary cross-references rather than literal renaming. Updated again to record a Godot-only, deferred decision: whether signal connections should be written explicitly in code (.connect(), as the Keys currently show) or wired through the Editor's Signals tab (Robert's own project uses this instead), found while Robert reconciled his enemy.gd - tracked only for now, no cross-engine parallel. Updated again to record Robert's own cross-engine ownership-reassignment pattern in GameMaker and Godot (shared collision/sound logic moved to whichever object Robert personally felt should own it, while determining his own eventual refactoring preferences) as raw material for the "Doing It the Doers of Stuff Way" chapter rather than a design to keep, plus Robert's own deliberate and cross-engine-consistent bullet-spawn-offset deviation, to be noted now and removed for the book's canonical code later. Updated again, same session, to CORRECT that entry: Scratch is not an example of Robert's drift the way GameMaker and Godot are - Claude initially misread Scratch's Bullet-owns-nothing design as drift, but Scratch's own shipped Key deliberately moves collision-ownership from Bullet (Lessons 3-4) to Enemy (Lesson 5 onward) on purpose, documented in the Lesson 5 Key itself (Scratch clones have no unique ID, so only the touched Enemy clone can identify and delete itself) - a genuine third Rule-12 data point and a worthwhile Scratch-specific teaching point, not drift to reconcile away. Updated again to record Robert's confirmation, while reconciling his Scratch GameManager, that the self-reporting enemies_remaining pattern (refactoring candidate 1 from the GameMaker list) was independently built in Scratch too and is being reconciled back to canonical, plus a personal reminder to retest two Scratch boundary values (escape y and spawn y) at full screen rather than only the editor's inset window. Updated again to record Lesson 13's compliance pass - the worst drift found in any pass to date (stale obj_spawner/spawn_wave references in GameMaker and TIC-80, a Rule 4 GameMaker Visual block-choice gap, a Scratch broadcast-casing slip caught before shipping, and a real Unity/Godot timing bug where score/win-check fired after the hit-reaction delay instead of before it) plus the project's first Rule 9 Activity Diagram built in direct response to a student question, and a new GameMaker Visual node diagram showing an object gaining a brand-new event. Robert then granted standing authorization to audit and fix Lessons 14 and 15 to the same standard while away from the keyboard, to be reviewed together as completed work on his return. Updated again to record Lesson 14's compliance pass - a stale spawn_wave()-vs-spawn_enemies() naming drift affecting Scratch, Godot, and GameMaker (plus a near-miss Scratch broadcast-casing catch), a genuine Godot/GameMaker start_game() ordering bug between wave and enemies_remaining, a brief GameMaker architecture regression (enemies_remaining reset folded into spawn_enemies() itself) caught and reverted to the established two-call-site split, a new Rule 9 diagram pair, Rule 8 speaker notes, and a Rule 10 demo-engine correction (GameMaker, not Godot) - plus a genuine Rule 12 discovery that TIC-80 legitimately uses a different name (spawn_wave) than the other engines, found only because fixing the other four engines required confirming TIC-80 was not itself drifted. Two bugs accidentally introduced during the Lesson 13 fix pass were also caught and corrected while working on Lesson 14: a wrongly Title-Cased Scratch broadcast name, and a TIC-80 regression (a wrong rename plus a wrong sfx slot number) - both reshipped before continuing. Updated again to record Lesson 15's compliance pass, completing the three-lesson Lesson 13/14/15 review Robert authorized while away from the keyboard: a stale obj_spawner reference (GameMaker, should be obj_gamemanager), a leftover reference to Lesson 12's abandoned Option 2 Unity field name (roundAudioSrc, corrected to the real waveClip), a slide-timing correction (two milestone-framing sections re-tagged from 10+10 minutes down to 5+5 to match the actual 10-minute combined block), five new Rule 8 speaker notes, and the project's first Activity Diagram built around a class-day workflow (checklist, fix, polish, present) rather than a programming concept, since this lesson introduces no new mechanic at all. All three lessons (13, 14, 15) are now fully audited, fixed, diagrammed, rebuilt, verified, and shipped, ready for Robert's review as completed work. Updated again to record Robert's "Sound Manager" proposal for the book version of Lesson 12: keep the scattered early Level 3 sound stretch goals in Lessons 2-8 (reversing the earlier strip-it-out leaning) and instead make Lesson 12 the lesson where a student's scattered sound gets explicitly refactored into one formal SoundManager object, reviving and sharpening the already-preserved Option 2 reasoning and matching the course's other extract-into-a-manager lessons (GameManager, spawn_enemies(), wave_cleared()). Updated again to record Robert's Unity Bullet.cs/Enemy.cs reconciliation - a fourth confirmed engine with the bullet/enemy collision-ownership-reassignment exploration pattern (added to the Rule 12 ToDo above), a deliberate fire-sound-on-Bullet placement choice kept as-is for the refactoring chapter, two real incidental bugs found and flagged (Enemy.cs checking CompareTag("Player") instead of "Bullet", traced to the Bullet prefab itself being tagged "Player"; and a stray, unused using UnityEditor.UI; that would break a standalone build), and a new tracked-but-not-yet-fixed continuity bug in the shipped Lesson 13 Unity materials (hit-detection wrongly described as always having lived on the Enemy's script). Updated again to record Robert's GameManager.cs reconciliation: one genuine gap (the Lesson 12 waveClip field/sound, missing entirely, added into the Stalemate-fix WaveCleared()'s else branch since his project is already past Level 1), and one legitimate kept addition (a gameStartSound played in Start(), using the sfx_start.wav asset shipped back in Lesson 6 for exactly this purpose). Updated again to record a new deferred-by-design ToDo: whether Unity's early lessons should teach [SerializeField] private over plain public fields, raised when Robert's own EnemySpawner.cs used the former while explicitly declining to request the same change in canonical - he wants this decided as its own intentional discussion, not defaulted either way, with a leaning toward keeping canonical on public fields for beginner simplicity. Updated again to record the close of the file-by-file Unity reconciliation: HUD.cs's one deviation (a GameManager.gameActive debug Text field) turned out to be a deliberate, reusable live-classroom debugging technique worth its own named sidebar - wiring internal state straight onto the visible HUD when the room can't easily see a console - not just an artifact to remove (removed from the reconciled file regardless, as debug-only). PlayerMovement.cs, the last file, had two real behavior gaps traceable to one structural choice (four separate per-key if blocks instead of canonical's single combined moving check): blinkTime could double-increment during diagonal movement, and walkingBeep.Stop() was missing entirely, meaning a looping footstep clip would never actually stop when the player went idle. Both fixed by reconciling to canonical's single-check structure; Robert's named xBoundary/yBoundary fields and Inspector-wired sr reference were both kept as legitimate improvements. Robert still needs to re-drag the Inspector references and playtest this file before it's confirmed working - not yet verified at the keyboard, unlike every other file in this reconciliation sequence. Updated again to record and correct a real error: the Bullet.cs rewrite Claude delivered had quietly dropped the audioSrc field and its Start()-time fire-sound .Play() call, directly contradicting Robert's explicit instruction to keep it and the note Claude had just written claiming it was kept - caught by Robert via the actual symptom (fire and hit sounds both missing in-game) rather than by review of the code itself. Fixed by restoring audioSrc/.Play() to Bullet.cs; separately, hitSound (moved from Enemy's old enemyHit field) needs its own fresh Inspector drag onto Bullet's prefab, since it's a new field with no carried-over assignment. Updated again to record the actual resolution: the hit sound was never missing, just very quiet, and Robert correctly diagnosed why (PlayClipAtPoint()'s 3D distance rolloff, not fixable via the volumeScale argument as Claude first suggested) and the real fix (play it at Camera.main.transform.position, matching GameManager's existing sounds) - which turned out to be a genuine, previously undocumented bug in the shipped Lesson 4 Unity materials (marked for book-only correction per Robert's decision) and a real regression in Lesson 13's HandleHit() Coroutine rewrite (the hit sound had been dropped entirely - fixed and reshipped, including a new troubleshooting note and a new Rule-9-adjacent sidebar candidate for the rolloff gotcha itself). Robert also settled his earlier fire-sound-ownership question in the other direction from his first instinct: keep it in the canonical Player-side location after all, for cross-engine consistency, saving his own ownership argument for the refactoring chapter instead - Bullet.cs's fire-sound field was removed again, this time intentionally. The canonical Player-side fire sound itself is still pending Robert's actual fire/shoot script, since PlayerMovement.cs turned out not to contain any shooting logic. Updated again to record Player.cs - the file Robert had initially missed - closing out the Unity reconciliation sequence: it already matched canonical almost exactly (one already-tracked deviation, the bulletYOffset spawn offset, now confirmed as a fourth engine with the same personal habit), with the fire sound itself the only real gap, added as a SerializeField AudioSource with audioSrc.Play() right next to Instantiate(), exactly where canonical puts it - no Camera.main.transform.position fix needed here, since a persistent Inspector-added AudioSource defaults to 2D spatial blend and was never subject to PlayClipAtPoint()'s rolloff problem. Robert considers Unity now returned to [mostly] canonical across all seven reconciled files (Bullet, Enemy, GameManager, EnemySpawner, HUD, PlayerMovement, Player). Updated again to record Robert's request to recreate Lesson 13's Handouts and Keys with the new-code yellow-highlighting convention applied - a retrofit gap discovered along the way: Lessons 12, 13, 14, and 15 had all shipped using the older, unmarked code() helper, never updated after the highlighting convention was established during Lessons 8-10's compliance passes. Lesson 13 was fully retrofitted this pass, hand-marking genuinely new/changed lines across all 8 engines' code blocks (moved-but-unchanged text, like Scratch's relocated "delete this clone", was deliberately left unmarked, matching Lesson 10's own precedent); Lessons 12, 14, and 15 are now tracked as a new ToDo for the same treatment. Updated again to record Lesson 12 and Lesson 14's own new-code highlighting retrofits, completing Robert's follow-up request: Lesson 12's eight engines each needed only their one genuinely new wave-clear sound line marked, Lesson 14's eight engines needed nearly every line marked (the whole lesson is the 5-to-(4+wave) formula), and Lesson 15 was confirmed to have no code blocks at all - a capstone workshop day with nothing for the rule to apply to. A genuine, unrelated bug was also caught and fixed in 001 Game Creator's Lesson 14 ResetGame code, which still read enemies_remaining, Set, 5 despite its own instructions saying 4 + wave. Updated again to record a confirmed, reproducible Unity gotcha found in Robert's own project: gameActive is never reset in GameManager.cs's Start(), only in ResetGame(), which silently freezes all enemy movement (though not spawning) on any Play session following a win/loss, specifically when the Unity Editor's "When entering Play Mode" setting is "Reload Scene only" - diagnosed collaboratively over several messages, confirmed by Robert finding the exact setting, and tracked as both a ToDo (add gameActive = true; to Start() in the shipped Lessons 10-12 materials) and a troubleshooting-sidebar candidate, since it's a legitimate Editor setting choice, not a mistake. Updated again to record a genuine fix to the shipped Lesson 13 Unity materials: the previously tracked "continuity bug" turned out to be a real architecture regression, not just mis-described text - hit detection had actually moved onto Enemy.cs's OnTriggerEnter2D, breaking the Bullet-owns-detection rule enforced since Lesson 4. Fixed by restoring detection to Bullet.cs while giving Enemy its own delayed-removal Coroutine, started on the Enemy instance specifically (not Bullet, which would cancel it on self-destruction) - which also surfaced and fixed a second, previously unnoticed double-hit bug (the Enemy no longer disappears instantly, so a second overlapping bullet could double-register a kill; fixed via other.enabled = false). Rebuilt, verified, and reshipped for Robert to check in alongside his own Lesson 13 code validation. Also added, per Robert's explicit request, a personal marker note (not course content) recording Lesson 12 as the Git checkpoint where his own experimental Unity code was deliberately stripped back out in favor of canonical, so he can find his pre-reconciliation code again later if he wants to revisit it. Updated again to record Lesson 13's Teacher's Key Rule 14 fix: what Robert flagged as a missing Level 2/3 worked solution turned out, on investigation, to be a Key with no code block at all (Level 1, 2, or 3), because its keyData array had never been wired to pull level1Code from the Handout the way Lesson 8's reference implementation does - fixed by porting that wiring plus a new keyLevel2Default verification-only note and a keyLevel3 object with real, complete flicker-stretch code for all 8 engines, rebuilt and reshipped. Updated again to correct that same fix: Robert caught that the Unity Key's Level 3 code combined only the flicker goal, silently dropping each engine's second Level 3 idea (an expanding/animated explosion) despite the section header promising all goals combined - every engine's keyLevel3 entry was rewritten to include both code-bearing stretch goals, rebuilt and reshipped. Updated again to record a new GameMaker gotcha found live in Robert's own project: image_blend is a persistent instance property independent of sprite_index, so his own per-enemy color variation (added via image_blend in spawn_enemies()) survived straight through the Lesson 13 hit-flash untouched, making the flash render as a lighter version of each enemy's own spawn color instead of true white for any non-white-tinted enemy - fixed with a teacher-only code comment and Mistakes bullet added to the GameMaker Key specifically (Handout confirmed unaffected), explaining that other.image_blend = c_white; must be set alongside the sprite_index swap. Updated again to record a related GameMaker sprite-origin design note, researched and confirmed via web search: a scaling object's apparent "travel" is caused by a non-centered origin, and centering both the scaling object's and its parent's origin is the standard, uncontroversial convention for a top-down mover/rotator/scaler (not a counter-culture change to GameMaker's default, which exists mainly for corner-anchored UI/tile art) - added as a teacher-only comment on Lesson 13's GameMaker Key Level 3 code, with a checklist of what else needs retuning (spawn coordinates, boundary checks, dependent effect-spawn code) if a teacher or student makes the change. Updated again to record a new Lesson 13 Sidebar, researched against GameMaker's own manual and written at Robert's request after he found he genuinely wasn't sure what other.alarm[0] = 6; does: alarms are 12 per-instance countdown timers measured in steps (not seconds, the detail Robert specifically missed), decremented automatically each step, firing their matching Alarm Event only if one exists, then idling at -1 until reset - added as a second sidebar entry in Lesson 13's existing Sidebars document, rebuilt and reshipped. Updated again to record a genuine, multi-part Godot regression caught by Robert in the shipped Lesson 13 Handout and Key: a phantom area.is_in_group("bullets") check (that group was never created anywhere in the course), the wrong function name (_on_area_entered instead of the established _on_hitbox_area_entered), a queue_free() scoping bug (area.queue_free() destroys only the bullet's Hitbox child, not the Bullet itself, via area.get_parent().queue_free()), and the complete silent loss of the mandatory-since-Lesson-12 hit-sound/double-hit-guard code, which needed to be reconciled against a real design conflict (Lesson 12's hide()-immediately sound technique directly fights Lesson 13's need to keep the Enemy visible for its flash) rather than just dropped. Fixed across the Handout's and Key's prose and code, including the Key's Level 3 combined code, which had the same bugs baked in; rebuilt, verified, and reshipped both files. Updated again to record a second Godot Lesson 13 gap, found live while Robert tested the fix: explosions spawned but never disappeared, traced to two real content gaps - the explosion Timer's Autostart was never specified in Setup (only Wait Time and One Shot were), and the explosion scene's own cleanup script was never actually shown or explicitly instructed to be created/attached anywhere, only implied in prose - Robert had put the changes in enemy.gd instead, which has no way to reach back into a spawned explosion later. A screenshot also caught a node-depth trap (Timer nested two levels under an extra wrapper node, where $Timer can't resolve it). Fixed with explicit, sequential Setup steps, the explosion script shown in full code for the first time, and new Mistakes/troubleshooting entries; Robert confirmed Level 1 works now. Updated again to record four Scratch issues Robert raised, two of which were genuine architecture bugs rather than unclear wording: "go to x/y of Enemy" could never have worked correctly against a clone-based Enemy (fixed with shared hit_x/hit_y variables, the standard Scratch technique for passing data through a broadcast), and "set [color] effect to 100" was never capable of producing a white flash at all, since Scratch's color effect rotates hue rather than blending toward white (fixed with a genuine costume swap, confirmed via web search and consistent with the white-sprite-swap fix already used in the other seven engines) - plus a flicker-timing adjustment (0.03s to 0.1s, per Robert's own testing) and new costume-creation instructions for the Level 3 explosion animation. A new ToDo was added to audit the rest of the course's Scratch content for the same color-effect-as-tint mistake. Updated again to record Robert's own improvement to Scratch's Level 3 explosion idea: his tested "set size to ()% " growth approach (105%, 110%, 115%, same delays as the flicker) replaced costume-cycling as the primary recommendation, bringing Scratch in line with every other engine's explosion-scaling Level 3 idea rather than being the one outlier using a different technique - with a genuine catch caught and documented (Explosion is a reused sprite, not a fresh clone, so size needs an explicit reset each time or it compounds across a round). Add to this document as the course continues; do a dedicated consolidation pass every so often rather than continuously.</w:t>
       </w:r>
     </w:p>
     <w:sectPr>

--- a/docs/Lessons/Lesson 00 - Standards/Book_Notes_and_ToDo.docx
+++ b/docs/Lessons/Lesson 00 - Standards/Book_Notes_and_ToDo.docx
@@ -2163,17 +2163,17 @@
         <w:t xml:space="preserve">☐ </w:t>
       </w:r>
       <w:r>
-        <w:t xml:space="preserve">NEW Lesson 15 deliverable, fully scoped and decided (Robert), but explicitly DEFERRED - do not start building yet: a "Complete Codebase" document per engine, handed to students at Lesson 15 so they can check their own work over the semester break and come back ready for Semester 2. Scope, as decided: (1) Engines - the active 5 (Scratch, Godot, Unity C#, GameMaker Code, and GameMaker Visual), matching the existing active-engine-scope decision; the 4 paused engines (GDevelop, TIC-80, 001 Game Creator, Unreal) are explicitly out of scope for this deliverable. (2) Depth - NOT just the reliable Level 1/2 baseline; Level 3 "complete code" should be included wherever it exists, which means first BACKFILLING the known gap where several lessons' Keys only describe Level 3 in talking-point prose rather than full code (see the Rule 14 retrofit ToDo item), rather than skipping those lessons' Level 3 content. Robert's explicit reasoning for choosing the harder option: doing that backfill work now feeds forward into the book version too, so it isn't wasted effort scoped only to this one deliverable. (3) GameMaker Visual - represented as full node-flow diagrams per object, not prose description, extending the existing wireframe-diagram pilot (Lessons 5/7/8/9/11) to cover every GameMaker Visual object/script in the finished project completely, end to end. CRITICALLY: Robert explicitly said NOT to start this now - wait until the remaining lessons (through at least Lesson 15) have been reviewed first, because building this deliverable before that review is likely wasted effort (the reviewed lessons may still change, which would mean redoing the Complete Codebase work). Treat this as a planned, fully-scoped future task, not a current one - revisit once the remaining-lessons review is done.</w:t>
-      </w:r>
-      <w:r>
-        <w:rPr>
-          <w:i/>
-          <w:iCs/>
-          <w:color w:val="777777"/>
-          <w:sz w:val="18"/>
-          <w:szCs w:val="18"/>
-        </w:rPr>
-        <w:t xml:space="preserve">  (Robert's decision, fully scoped; explicitly deferred until the remaining lessons are reviewed - do not start early)</w:t>
+        <w:t xml:space="preserve">NEW Lesson 15 deliverable, fully scoped and decided (Robert): a "Complete Codebase" document per engine, handed to students at Lesson 15 so they can check their own work over the semester break and come back ready for Semester 2. Scope, as decided: (1) Engines - the active 5 (Scratch, Godot, Unity C#, GameMaker Code, and GameMaker Visual), matching the existing active-engine-scope decision; the 4 paused engines (GDevelop, TIC-80, 001 Game Creator, Unreal) are explicitly out of scope for this deliverable. (2) Depth - NOT just the reliable Level 1/2 baseline; Level 3 "complete code" should be included wherever it exists, which means first BACKFILLING the known gap where several lessons' Keys only describe Level 3 in talking-point prose rather than full code (see the Rule 14 retrofit ToDo item), rather than skipping those lessons' Level 3 content. Robert's explicit reasoning for choosing the harder option: doing that backfill work now feeds forward into the book version too, so it isn't wasted effort scoped only to this one deliverable. Updated during the Lesson 14 review: Lesson 14's own Level 3 (a "choose ONE of five" menu, deliberately left prose-only in that lesson's own Key, see the matching Notes &amp; Commentary entry) is explicitly folded into this deliverable's scope too - Robert wants all five stretch-feature options fully worked here, not just the usual combined-goals code. (3) GameMaker Visual - represented as full node-flow diagrams per object, not prose description, extending the existing wireframe-diagram pilot (Lessons 5/7/8/9/11) to cover every GameMaker Visual object/script in the finished project completely, end to end. Originally Robert said NOT to start this until the remaining lessons (through at least Lesson 15) had been reviewed, because building it early risked wasted rework. That review is now effectively done - Lessons 1-14 have all had their compliance passes, and only Lesson 15 itself remains - so this deliverable is ready to move from "scoped, not started" to active prep; see the matching task tracked this session.</w:t>
+      </w:r>
+      <w:r>
+        <w:rPr>
+          <w:i/>
+          <w:iCs/>
+          <w:color w:val="777777"/>
+          <w:sz w:val="18"/>
+          <w:szCs w:val="18"/>
+        </w:rPr>
+        <w:t xml:space="preserve">  (Robert's decision, fully scoped; remaining-lessons review is now essentially complete (only Lesson 15 left) - ready to start prepping, no longer blocked)</w:t>
       </w:r>
     </w:p>
     <w:p>
@@ -2313,6 +2313,36 @@
         <w:t xml:space="preserve">☐ </w:t>
       </w:r>
       <w:r>
+        <w:t xml:space="preserve">Code cleanup + Teacher's Notes candidate: replace every engine's ad hoc enemy spawn-position literal with a real, explainable centering formula, once wave-dependent enemy counts exist (Lesson 14 onward). Every engine's spawn code since Lesson 5 places enemies with a hand-picked starting offset and a hand-picked fixed spacing per engine (examples: GameMaker's 80 + enemy_count * 96, Godot's Vector2(150 + enemy_count * 200, 50), Unity's -4f + enemyIndex * 2f, and similar literals in GDevelop/TIC-80/Unreal/001GC) - fine when the count was always a fixed 5, but Lesson 14 lets wave-dependent counts grow past that without ever revisiting these numbers, so the line silently drifts off-center or off-screen as more enemies are added, and Lesson 14's own materials glossed over this (positions were guessed per engine rather than derived, by Robert's own description). Robert's proposed fix, a named formula rather than more guessing: enemy_x = starting_point + spacing, where (1) starting_point = [a chosen center x] - [a calculation based on the wave's enemy count] - shifting the line's start point left as the count grows so the whole row stays centered rather than just getting wider to one side; (2) spacing = enemy_index * (sprite_size + separation) - placing each new enemy an equal distance to the right of the previous one; and (3) separation = a fixed base spacing * [a calculation based on wave] - an explicit, named slot for shrinking the gap between enemies on later, more-crowded waves if needed, rather than a second guessed literal. The concrete win over the current approach: every number in the formula has a stated purpose (center point, per-enemy pitch, wave-based crowding adjustment), so a teacher or a student extending the game has an actual place to reason about and adjust spacing, instead of reverse-engineering what a semi-random literal was trying to do. Scope for the eventual pass: derive this formula once, verify it centers correctly for both wave 1's count (5) and a later wave's higher count, then retrofit it into Lesson 5's original spawn code and Lesson 14's wave-scaling code across all active engines (and ideally all 8, for the book), replacing the per-engine guessed literals. Worth a dedicated Teacher's Notes/Sidebar explaining the formula itself, since "why does the line start further left on later waves" is a very natural student question once counts visibly scale. Not done now - explicitly a future cleanup item, flagged by Robert after noticing Lesson 14's materials shipped with unexamined, non-scaling spawn positions.</w:t>
+      </w:r>
+      <w:r>
+        <w:rPr>
+          <w:i/>
+          <w:iCs/>
+          <w:color w:val="777777"/>
+          <w:sz w:val="18"/>
+          <w:szCs w:val="18"/>
+        </w:rPr>
+        <w:t xml:space="preserve">  (raised by Robert after the Lesson 14 review; code cleanup + new Teacher's Notes/Sidebar content, not yet started)</w:t>
+      </w:r>
+    </w:p>
+    <w:p>
+      <w:pPr>
+        <w:pStyle w:val="ListParagraph"/>
+        <w:numPr>
+          <w:ilvl w:val="0"/>
+          <w:numId w:val="2"/>
+        </w:numPr>
+        <w:spacing w:after="80"/>
+      </w:pPr>
+      <w:r>
+        <w:rPr>
+          <w:b/>
+          <w:bCs/>
+        </w:rPr>
+        <w:t xml:space="preserve">☐ </w:t>
+      </w:r>
+      <w:r>
         <w:t xml:space="preserve">Book-version fix candidate: Scratch's Lesson 13 double-kill race condition. Robert reports occasionally destroying two enemy clones with a single bullet (rare, but reproducible), and when it happens, score/enemies_remaining only register ONE hit - the exact symptom of the Stalemate bug returning, caused by the Lesson 3 decision to let the bullet keep traveling up-screen rather than destroying it on its first hit (so one bullet can still be "touching" a second overlapping enemy clone on a later frame/tick before either clone has deleted itself). Robert does not want this fixed in the live course now - noted for the book version only. Likely easy fixes worth evaluating when the book retrofit reaches Lesson 13: disable the bullet's own hit-detection after its first hit (a per-bullet "already_hit" flag, or delete/hide the bullet on its first touch like most of the other 7 engines already do) so it physically cannot register a second kill; or, if keeping the travel-through behavior is load-bearing for some other lesson's design, have each Enemy clone disable its own hitbox/touching-check the instant it's hit (consistent with Unity's Lesson 13 fix for the analogous problem - other.enabled = false on the Collider2D - and Godot's Hitbox.set_deferred("monitoring", false)) rather than changing the bullet. Worth cross-checking whether any of the other 7 engines share this same exposure once the bullet is allowed to keep moving past a hit, or whether Scratch is uniquely vulnerable because of its clone-based, no-unique-ID collision model (already documented elsewhere in this file as the reason Scratch's hit-detection ownership differs from the other engines).</w:t>
       </w:r>
       <w:r>
@@ -3420,6 +3450,82 @@
       </w:r>
       <w:r>
         <w:t xml:space="preserve">Robert shared two screenshots of his own working Level 3 Scratch project - Explosion's scripts and Enemy's full touching-Bullet branch - and asked for the canonical Key to be updated to match what he'd actually built and tested, rather than what was previously shipped. Three real differences, all adopted: (1) Explosion gained a separate "when green flag clicked -&gt; hide" script, more robust than the previous vague "hide it by default" Setup wording (which only meant toggling the Sprite pane's eye icon) - this was folded into Level 1 as well as Level 3, since a reliably-hidden Explosion at game start matters from the first hit onward, not just once Level 3's stretch goals are added. (2) The Level 3 flicker now uses three "next costume" blocks instead of three explicit "switch costume to [flash]"/"[normal]" blocks - Robert confirmed this works because Enemy's two costumes (normal, flash - the white enemy sprite imported back in Setup) are exactly two, in that order, so a fresh clone starting on normal just toggles back and forth each call. A new Mistakes bullet was added explaining the fragility this introduces: the toggle only works with exactly two costumes in that order, and breaks (cycling through all costumes instead of flashing) if Enemy ever gains a third. (3) Explosion's size-reset now happens before show/position ("set size to 100%" -&gt; show -&gt; go to x/y -&gt; 105%...) rather than after, matching Robert's exact tested order - functionally identical either way since Scratch runs synchronously to the next wait/yield point, but canonicalized to match what he built. Updated: the Handout's level1/level1Code/level3 arrays, and the Key's keyLevel3.Scratch code block and mistakes array. Rebuilt, PDF text-verified against the screenshots line by line, and reshipped both files. Separately, Robert flagged a genuine bug he's hit occasionally in his own Scratch project, explicitly NOT to be fixed in the live course: a bullet traveling through two overlapping enemy clones can destroy both, but score/enemies_remaining only register one hit, recreating the Stalemate bug - traced to the Lesson 3 decision to let bullets keep traveling rather than destroying them on first hit, combined with no per-bullet or per-clone guard against a second overlapping touch before either clone finishes deleting itself. Logged as a book-only ToDo with candidate fixes (a per-bullet already_hit flag, or disabling each clone's own touching-check immediately on hit, the same pattern Unity and Godot already use for their own Lesson 13 double-hit guards) rather than changed now.</w:t>
+      </w:r>
+      <w:r>
+        <w:t xml:space="preserve"/>
+      </w:r>
+    </w:p>
+    <w:p>
+      <w:pPr>
+        <w:spacing w:after="200"/>
+      </w:pPr>
+      <w:r>
+        <w:rPr>
+          <w:b/>
+          <w:bCs/>
+          <w:color w:val="1C4A86"/>
+        </w:rPr>
+        <w:t xml:space="preserve">Lesson 14 Rule 14 gap fixed (Keys had zero code for any level), plus three real content bugs found along the way - two by Claude's own audit, one caught by Robert directly against his own GameMaker project: </w:t>
+      </w:r>
+      <w:r>
+        <w:t xml:space="preserve">Robert asked for a Lesson 14 compliance sanity check and specifically flagged that none of the Keys had code blocks for any level. Investigation confirmed the gap was the full Lesson-13-style bug, not a partial one: keyData had no level1Code field at all and no wiring step copying it from handoutData, so every Lesson 14 Key rendered zero code for Level 1, 2, or 3. Fixed by porting the Lesson 13 wiring pattern (a keyData.forEach copying level1Code from the matching Handout entry) and writing real Level 2 code for all 8 engines (001 Game Creator stays verification-only in the Key, matching its own Handout, since this engine's confirmed action set has no verified runtime movement-speed control). Level 3 this lesson is structurally different from every other lesson - a "choose ONE of five independent stretch features" menu, not the usual small combinable stretch goals - so a single "all goals combined" Rule 14 code block doesn't fit. Asked Robert directly rather than deciding unilaterally; his answer: keep Level 3 prose-only in the Lesson 14 Key with an explicit documented-exception note (added), and build full worked solutions for all five options later as part of the Lesson 15 wrap-up "Complete Codebase" send-home materials - tracked as a new ToDo. While writing the Level 1/2 code, the same audit caught two more real issues on its own: Unity's shown code had regressed to generic i/e loop-variable names where Lesson 5 deliberately established enemyIndex/newEnemy specifically to avoid shadowing GameManager.enemyCount (fixed in the Handout and Key, both code and prose); and Unity's Visual Scripting altPath told students to target "the enemy's own EnemyMover script" - a name that appears nowhere else anywhere in the project, almost certainly fabricated rather than real, corrected to reference the actual Enemy component. GameMaker also got a Rule 11/12 naming-drift fix in the same pass: a new `inst` variable name had been introduced for the created instance, where Lesson 5 established `new_enemy` - renamed throughout.</w:t>
+      </w:r>
+      <w:r>
+        <w:t xml:space="preserve"/>
+      </w:r>
+    </w:p>
+    <w:p>
+      <w:pPr>
+        <w:spacing w:after="200"/>
+      </w:pPr>
+      <w:r>
+        <w:rPr>
+          <w:b/>
+          <w:bCs/>
+          <w:color w:val="1C4A86"/>
+        </w:rPr>
+        <w:t xml:space="preserve">Robert caught a genuine GameMaker architecture regression in the Lesson 14 materials Claude had just shipped - a real miss, not a style difference: </w:t>
+      </w:r>
+      <w:r>
+        <w:t xml:space="preserve">After the Rule 14 fix above shipped, Robert asked directly: his own GameMaker project doesn't have a repeat loop in spawn_enemies() (it's a for loop), and his win-check lives in wave_cleared(), not in obj_bullet - were these regressions, or legitimate Level 2/3 differences? Checked against Lesson 5 and Lesson 11's own canonical content directly: both of Robert's observations were correct, and both were genuine bugs Claude introduced while writing Lesson 14's GameMaker code, not acceptable variations. (1) GameMaker's GML CODE path has used a for loop ("for (var enemy_count = 0; enemy_count &lt; N; enemy_count++)") since Lesson 5 - Lesson 14's shipped code used "repeat (4 + obj_gamemanager.wave)" instead, a block-style construct that was never canonical for the Code path (repeat IS correctly used on the separate GML VISUAL path, established the same way since Lesson 5 - that part was fine and was deliberately left alone). (2) Since the Lesson 10/11 Stalemate fix, the win-check and enemies_remaining reset for a cleared wave live inside a dedicated wave_cleared() function (called from both obj_bullet's Collision event and obj_enemy's escape branch), not inline in obj_bullet itself - Lesson 14's shipped content called this "obj_bullet's win-check else branch" throughout, a description that predates the Lesson 11 refactor and was never updated. Both bugs were isolated to the GameMaker Handout/Key content Claude had just written (not something Robert introduced) - likely because the Lesson 14 GameMaker code was drafted from memory/pattern-matching against what a GameMaker spawn routine "usually" looks like, rather than rechecked line-by-line against Lesson 5 and Lesson 11's actual shipped code before writing it. Fixed everywhere the bugs appeared: the Handout's level1/level1Code/trouble/altPath arrays, the Key's level1/level2Code/mistakes/teaches text, the ENGINE_DIAGRAMS caption, and - less obviously but just as real - the actual GML Visual node diagram SVG/PNG itself (diagram_gml_visual_l14_level1), which had baked the same wrong "obj_bullet's win-check Else branch" label AND the same inst-instead-of-new_enemy naming slip directly into the image, not just the surrounding prose; corrected via direct SVG text edit and regenerated to PNG with cairosvg (no original diagram-generator script survived in Build_Scripts to rerun). Lesson for the book pass: when writing a later lesson's code for an engine whose architecture already went through a mid-course refactor (GameMaker's Stalemate-fix wave_cleared() consolidation at Lesson 10/11 is the clearest example so far), explicitly re-read that engine's most recent canonical state before drafting new code, rather than relying on the general shape of the mechanic - this is the second time this project has shipped content describing a pre-refactor architecture as if it were still current (the first being Lesson 13's Godot regression to a stale function name/group check). Rebuilt, PDF-verified (text-grepped for any remaining "repeat (4 + obj_gamemanager" or "obj_bullet's win-check" or bare "inst" - none found), and reshipped both files plus the corrected diagram.</w:t>
+      </w:r>
+      <w:r>
+        <w:t xml:space="preserve"/>
+      </w:r>
+    </w:p>
+    <w:p>
+      <w:pPr>
+        <w:spacing w:after="200"/>
+      </w:pPr>
+      <w:r>
+        <w:rPr>
+          <w:b/>
+          <w:bCs/>
+          <w:color w:val="1C4A86"/>
+        </w:rPr>
+        <w:t xml:space="preserve">End-of-semester GDD template decision: single engine-agnostic document, not one per engine: </w:t>
+      </w:r>
+      <w:r>
+        <w:t xml:space="preserve">With Lesson 15 confirmed clean and the Complete Codebase send-home deliverable about to start, Robert raised a real open question for the matching GDD piece of that same send-home packet: since Semester 2 students will be designing and building their own games largely on their own, should the example GDD they're handed be one single document, or does it need to be split per engine to stay genuinely usable? Recommended, and Robert agreed: a single, engine-agnostic GDD. Reasoning checked against the project's own existing precedent before answering - the current Semester_01_Capstone_GDD.docx (build_semester01_capstone_gdd.js, 323 lines) was grepped for every engine name, and turned up exactly one incidental mention (a Design Notes bullet explaining why TIC-80 deliberately kept its original palette-tint recolor approach instead of switching to sprite-swap like the other seven engines) - meaning the existing, already-in-use capstone GDD has effectively been engine-agnostic all along, by construction rather than by accident, and that's worked. The underlying principle: a GDD properly describes WHAT a game is - mechanics, feel, progression, win/lose conditions, asset list, systems - not HOW it's implemented in a specific engine; that second question is exactly what the separate per-engine Complete Codebase deliverable (tracked above) already exists to answer, so splitting the GDD per engine would duplicate work the Codebase piece already covers. It's also a better teaching example for the stated goal: since Semester 2 students may pick any of the 8 engines - possibly a different one than they used in Semester 1 - a single, polished, best-practice example models a transferable design-writing skill, where 5-8 near-identical clones would dilute one very solid example into several merely-good ones, and would need maintaining in parallel going forward. Any genuinely engine-specific consideration (a technical feasibility note, an asset-pipeline quirk) gets a short appendix/sidebar section within the one document, the same pattern the existing capstone GDD already uses for its TIC-80 exception, rather than full per-engine duplication. Not yet started - this decision sets the shape of the deliverable before building begins.</w:t>
+      </w:r>
+      <w:r>
+        <w:t xml:space="preserve"/>
+      </w:r>
+    </w:p>
+    <w:p>
+      <w:pPr>
+        <w:spacing w:after="200"/>
+      </w:pPr>
+      <w:r>
+        <w:rPr>
+          <w:b/>
+          <w:bCs/>
+          <w:color w:val="1C4A86"/>
+        </w:rPr>
+        <w:t xml:space="preserve">Semester 1 GDD worked example built: mirrors the blank student template section-for-section, filled out completely, plus a new in-fiction backstory at Robert's request: </w:t>
+      </w:r>
+      <w:r>
+        <w:t xml:space="preserve">Robert first asked whether the existing Semester_01_Capstone_GDD.docx was sufficient as the send-home example, or needed more depth. Checked it directly: it's explicitly instructor-only ("Instructor Reference &amp; Target Spec - not distributed to students... it's the answer key, not a student handout") and built around a deliberately-staged reveal conceit, so handing it to students as-is would both contradict its own stated purpose and spoil that structure. Content coverage was confirmed complete (all Level 1/2/3 items and all five Lesson 14 stretch options present and accurate), but verbosity was lopsided - the feature lists are terse one-liners, while only two "Design Notes" entries modeled real design reasoning. Robert chose the thorough option: a full rewrite, reasoning-rich throughout, rather than a light reframe. He also asked, separately, whether a light in-fiction backstory (named player, named enemy, a setting, a reason they're fighting) could be added, specifically because he's emphasized to students that backstory helps guide consistent feature/mechanic decisions - explicitly not asking for prose quality, just real names and a working reason. Building the actual document surfaced the better structural choice: rather than inventing a new document shape, the existing blank Game_Design_Document_Template.docx (build_game_design_document.js) - the exact notebook students already fill in themselves, section by section, all year - was the right skeleton to mirror, so the worked example can sit side-by-side with a student's own blank copy and show them what each identical section looks like genuinely filled in. Built as a new file, Semester_01_GDD_Worked_Example.docx (build_semester01_gdd_worked_example.js), matching the template's exact sections (The Big Picture, Core Gameplay, World &amp; Characters, Levels/Structure, Visual Art Plan, Audio Plan, Scope &amp; Milestones, The Five Disciplines, Design Journal/Change Log) plus two new sections appended specifically for the worked example (not added to the blank student template itself): a short, honest retrospective naming three real things that could have gone better (consolidating shared state earlier, the never-revisited Lesson 5 spawn-position literals flagged in the matching code-cleanup ToDo, prototyping a long stretch with no audio feedback before Lesson 12), and a closing bridge explicitly naming what changes once it's a student's own design in Semester 2. The backstory: a frontier sector ("the Halcyon Verge"), a lightly-staffed listening outpost ("Relay Station Kestrel"), a named ordinary pilot (callsign Vega, flying "the Lance") deliberately NOT written as a chosen-one or flagship to match the course's light/arcade-y tone, and an enemy faction ("the Drift," a self-replicating probe swarm, individual units called "driftlings") whose fiction directly explains two real mechanical choices rather than just decorating them: each wave is described as a recalibrated "brood," which is the in-story reason enemy count AND speed both scale with wave number (Lesson 14), and the Level 3 stretch feature actually built for this worked example - formation-marching movement, chosen as the ONE pick from Lesson 14's five-option menu rather than attempting several - is framed as a more coordinated, evolved brood type. One real inconsistency was caught and fixed during PDF review before shipping: an early draft hedged the formation-marching feature as something that "would show up if a student builds it" in one table while the Design Journal simultaneously described it as already chosen and built - reconciled to consistently treat it as actually built throughout (World &amp; Characters, the wave-tier table, the Design Journal, and the Five Disciplines notes all now agree). Rebuilt, PDF-verified (10 pages, visually spot-checked the cover, World &amp; Characters, and Design Journal pages; text-grepped for the old hedging language - none remained), and shipped to the Lessons folder alongside the existing template and master GDD.</w:t>
       </w:r>
       <w:r>
         <w:t xml:space="preserve"/>

--- a/docs/Lessons/Lesson 00 - Standards/Book_Notes_and_ToDo.docx
+++ b/docs/Lessons/Lesson 00 - Standards/Book_Notes_and_ToDo.docx
@@ -2313,17 +2313,47 @@
         <w:t xml:space="preserve">☐ </w:t>
       </w:r>
       <w:r>
-        <w:t xml:space="preserve">Code cleanup + Teacher's Notes candidate: replace every engine's ad hoc enemy spawn-position literal with a real, explainable centering formula, once wave-dependent enemy counts exist (Lesson 14 onward). Every engine's spawn code since Lesson 5 places enemies with a hand-picked starting offset and a hand-picked fixed spacing per engine (examples: GameMaker's 80 + enemy_count * 96, Godot's Vector2(150 + enemy_count * 200, 50), Unity's -4f + enemyIndex * 2f, and similar literals in GDevelop/TIC-80/Unreal/001GC) - fine when the count was always a fixed 5, but Lesson 14 lets wave-dependent counts grow past that without ever revisiting these numbers, so the line silently drifts off-center or off-screen as more enemies are added, and Lesson 14's own materials glossed over this (positions were guessed per engine rather than derived, by Robert's own description). Robert's proposed fix, a named formula rather than more guessing: enemy_x = starting_point + spacing, where (1) starting_point = [a chosen center x] - [a calculation based on the wave's enemy count] - shifting the line's start point left as the count grows so the whole row stays centered rather than just getting wider to one side; (2) spacing = enemy_index * (sprite_size + separation) - placing each new enemy an equal distance to the right of the previous one; and (3) separation = a fixed base spacing * [a calculation based on wave] - an explicit, named slot for shrinking the gap between enemies on later, more-crowded waves if needed, rather than a second guessed literal. The concrete win over the current approach: every number in the formula has a stated purpose (center point, per-enemy pitch, wave-based crowding adjustment), so a teacher or a student extending the game has an actual place to reason about and adjust spacing, instead of reverse-engineering what a semi-random literal was trying to do. Scope for the eventual pass: derive this formula once, verify it centers correctly for both wave 1's count (5) and a later wave's higher count, then retrofit it into Lesson 5's original spawn code and Lesson 14's wave-scaling code across all active engines (and ideally all 8, for the book), replacing the per-engine guessed literals. Worth a dedicated Teacher's Notes/Sidebar explaining the formula itself, since "why does the line start further left on later waves" is a very natural student question once counts visibly scale. Not done now - explicitly a future cleanup item, flagged by Robert after noticing Lesson 14's materials shipped with unexamined, non-scaling spawn positions.</w:t>
-      </w:r>
-      <w:r>
-        <w:rPr>
-          <w:i/>
-          <w:iCs/>
-          <w:color w:val="777777"/>
-          <w:sz w:val="18"/>
-          <w:szCs w:val="18"/>
-        </w:rPr>
-        <w:t xml:space="preserve">  (raised by Robert after the Lesson 14 review; code cleanup + new Teacher's Notes/Sidebar content, not yet started)</w:t>
+        <w:t xml:space="preserve">Semester 2 lesson flag: revisit Unity's title/game-over screen and explain the OnGUI-to-Canvas tradeoff. The Unity Complete Codebase deliverable kept the Lesson 14 title/game-over stretch feature on OnGUI (immediate-mode), matching the win/lose banner already established in Lesson 10, rather than moving to a UI Canvas as Lesson 14's original Handout hint suggested - a deliberate simplicity call for Semester 1, confirmed by Robert. Flag a specific Semester 2 lesson (once UI/Canvas work is actually introduced) to come back to this exact file and explain explicitly why a real project would eventually move off OnGUI - more flexible layout, proper UI event handling, better performance with many elements, designer-editable UI without touching code - framed as a genuine 'simple now, here's what you'd reach for once requirements grow' teaching moment, the same kind of before/after contrast the course has used elsewhere (e.g. GameMaker's obj_spawner retirement, the static-vs-instance GameManager discussion).</w:t>
+      </w:r>
+      <w:r>
+        <w:rPr>
+          <w:i/>
+          <w:iCs/>
+          <w:color w:val="777777"/>
+          <w:sz w:val="18"/>
+          <w:szCs w:val="18"/>
+        </w:rPr>
+        <w:t xml:space="preserve">  (raised by Robert during the Unity Complete Codebase review; needs a specific Semester 2 lesson slot once Canvas is taught)</w:t>
+      </w:r>
+    </w:p>
+    <w:p>
+      <w:pPr>
+        <w:pStyle w:val="ListParagraph"/>
+        <w:numPr>
+          <w:ilvl w:val="0"/>
+          <w:numId w:val="2"/>
+        </w:numPr>
+        <w:spacing w:after="80"/>
+      </w:pPr>
+      <w:r>
+        <w:rPr>
+          <w:b/>
+          <w:bCs/>
+        </w:rPr>
+        <w:t xml:space="preserve">☐ </w:t>
+      </w:r>
+      <w:r>
+        <w:t xml:space="preserve">Code cleanup + Teacher's Notes candidate: replace every engine's ad hoc enemy spawn-position literal with a real, explainable centering formula, once wave-dependent enemy counts exist (Lesson 14 onward). Every engine's spawn code since Lesson 5 places enemies with a hand-picked starting offset and a hand-picked fixed spacing per engine (examples: GameMaker's 80 + enemy_count * 96, Godot's Vector2(150 + enemy_count * 200, 50), Unity's -4f + enemyIndex * 2f, and similar literals in GDevelop/TIC-80/Unreal/001GC) - fine when the count was always a fixed 5, but Lesson 14 lets wave-dependent counts grow past that without ever revisiting these numbers, so the line silently drifts off-center or off-screen as more enemies are added, and Lesson 14's own materials glossed over this (positions were guessed per engine rather than derived, by Robert's own description). Robert's proposed fix, a named formula rather than more guessing: enemy_x = starting_point + spacing, where (1) starting_point = [a chosen center x] - [a calculation based on the wave's enemy count] - shifting the line's start point left as the count grows so the whole row stays centered rather than just getting wider to one side; (2) spacing = enemy_index * (sprite_size + separation) - placing each new enemy an equal distance to the right of the previous one; and (3) separation = a fixed base spacing * [a calculation based on wave] - an explicit, named slot for shrinking the gap between enemies on later, more-crowded waves if needed, rather than a second guessed literal. The concrete win over the current approach: every number in the formula has a stated purpose (center point, per-enemy pitch, wave-based crowding adjustment), so a teacher or a student extending the game has an actual place to reason about and adjust spacing, instead of reverse-engineering what a semi-random literal was trying to do. Scope for the eventual pass: derive this formula once, verify it centers correctly for both wave 1's count (5) and a later wave's higher count, then retrofit it into Lesson 5's original spawn code and Lesson 14's wave-scaling code across all active engines (and ideally all 8, for the book), replacing the per-engine guessed literals. Worth a dedicated Teacher's Notes/Sidebar explaining the formula itself, since "why does the line start further left on later waves" is a very natural student question once counts visibly scale. RESOLVED (formula found, not yet retrofitted into Lessons 5/14's live course materials): while reconciling Robert's own Unity project for the Complete Codebase deliverable, his actual EnemySpawner.cs turned out to already contain exactly this kind of formula, independently arrived at: pos.x = (-3f - GameManager.wave) + enemyIndex * 2f. Verified algebraically that this centers the row at x = 0 for ANY wave's enemy count: the row's center = start + (count-1)*spacing/2 = (-3-wave) + ((4+wave)-1)*2/2 = (-3-wave) + (3+wave) = 0, always - so it satisfies the "stays centered as count grows" goal with a simpler two-term formula than originally envisioned (a fixed per-enemy spacing of 2, no separate wave-based crowding/shrink term was needed for this course's wave range). Robert confirmed this formula as canonical going forward. Scope still open: retrofit into Lesson 5's original spawn code and Lesson 14's wave-scaling code (currently still the old guessed literals) across all 5 active engines, translated into each engine's own coordinate system/units, plus the planned Teacher's Notes/Sidebar explaining the derivation. Currently applied only in the new Unity Complete Codebase send-home deliverable (EnemySpawner.cs); the live Lesson 5/14 Unity Handout/Key still show the older guessed literal and have not yet been retrofitted either.</w:t>
+      </w:r>
+      <w:r>
+        <w:rPr>
+          <w:i/>
+          <w:iCs/>
+          <w:color w:val="777777"/>
+          <w:sz w:val="18"/>
+          <w:szCs w:val="18"/>
+        </w:rPr>
+        <w:t xml:space="preserve">  (raised by Robert after the Lesson 14 review; formula found and confirmed canonical during the Unity Complete Codebase build - retrofit into live Lessons 5/14 (all engines) and the Sidebar still open)</w:t>
       </w:r>
     </w:p>
     <w:p>
@@ -3526,6 +3556,25 @@
       </w:r>
       <w:r>
         <w:t xml:space="preserve">Robert first asked whether the existing Semester_01_Capstone_GDD.docx was sufficient as the send-home example, or needed more depth. Checked it directly: it's explicitly instructor-only ("Instructor Reference &amp; Target Spec - not distributed to students... it's the answer key, not a student handout") and built around a deliberately-staged reveal conceit, so handing it to students as-is would both contradict its own stated purpose and spoil that structure. Content coverage was confirmed complete (all Level 1/2/3 items and all five Lesson 14 stretch options present and accurate), but verbosity was lopsided - the feature lists are terse one-liners, while only two "Design Notes" entries modeled real design reasoning. Robert chose the thorough option: a full rewrite, reasoning-rich throughout, rather than a light reframe. He also asked, separately, whether a light in-fiction backstory (named player, named enemy, a setting, a reason they're fighting) could be added, specifically because he's emphasized to students that backstory helps guide consistent feature/mechanic decisions - explicitly not asking for prose quality, just real names and a working reason. Building the actual document surfaced the better structural choice: rather than inventing a new document shape, the existing blank Game_Design_Document_Template.docx (build_game_design_document.js) - the exact notebook students already fill in themselves, section by section, all year - was the right skeleton to mirror, so the worked example can sit side-by-side with a student's own blank copy and show them what each identical section looks like genuinely filled in. Built as a new file, Semester_01_GDD_Worked_Example.docx (build_semester01_gdd_worked_example.js), matching the template's exact sections (The Big Picture, Core Gameplay, World &amp; Characters, Levels/Structure, Visual Art Plan, Audio Plan, Scope &amp; Milestones, The Five Disciplines, Design Journal/Change Log) plus two new sections appended specifically for the worked example (not added to the blank student template itself): a short, honest retrospective naming three real things that could have gone better (consolidating shared state earlier, the never-revisited Lesson 5 spawn-position literals flagged in the matching code-cleanup ToDo, prototyping a long stretch with no audio feedback before Lesson 12), and a closing bridge explicitly naming what changes once it's a student's own design in Semester 2. The backstory: a frontier sector ("the Halcyon Verge"), a lightly-staffed listening outpost ("Relay Station Kestrel"), a named ordinary pilot (callsign Vega, flying "the Lance") deliberately NOT written as a chosen-one or flagship to match the course's light/arcade-y tone, and an enemy faction ("the Drift," a self-replicating probe swarm, individual units called "driftlings") whose fiction directly explains two real mechanical choices rather than just decorating them: each wave is described as a recalibrated "brood," which is the in-story reason enemy count AND speed both scale with wave number (Lesson 14), and the Level 3 stretch feature actually built for this worked example - formation-marching movement, chosen as the ONE pick from Lesson 14's five-option menu rather than attempting several - is framed as a more coordinated, evolved brood type. One real inconsistency was caught and fixed during PDF review before shipping: an early draft hedged the formation-marching feature as something that "would show up if a student builds it" in one table while the Design Journal simultaneously described it as already chosen and built - reconciled to consistently treat it as actually built throughout (World &amp; Characters, the wave-tier table, the Design Journal, and the Five Disciplines notes all now agree). Rebuilt, PDF-verified (10 pages, visually spot-checked the cover, World &amp; Characters, and Design Journal pages; text-grepped for the old hedging language - none remained), and shipped to the Lessons folder alongside the existing template and master GDD.</w:t>
+      </w:r>
+      <w:r>
+        <w:t xml:space="preserve"/>
+      </w:r>
+    </w:p>
+    <w:p>
+      <w:pPr>
+        <w:spacing w:after="200"/>
+      </w:pPr>
+      <w:r>
+        <w:rPr>
+          <w:b/>
+          <w:bCs/>
+          <w:color w:val="1C4A86"/>
+        </w:rPr>
+        <w:t xml:space="preserve">Unity Complete Codebase built: all five Lesson 14 stretch options implemented together, plus a wave-parity design decision worth reusing in the other 4 engines: </w:t>
+      </w:r>
+      <w:r>
+        <w:t xml:space="preserve">First of the 5-engine Complete Codebase send-home deliverable (Robert's 12-guideline scope for this project: active engines only, canonical-first with gentle refinement, all stretch options built together rather than one choice, cross-engine naming consistency, no diff-style highlighting, a companion Setup Guide, deferred Test Plan and Publish guide). Unity went first since Robert knows it best. Assembled from Robert's own (already-reconciled) MiniGame project plus every lesson's canonical Teacher's Key content, with a handful of further deviations found and resolved in his project along the way (a hardcoded enemiesRemaining = 5 that should have been 4 + wave in three spots, an untaught per-frame speed recompute, a cosmetic tint alternation and bullet flash with no lesson tie, a leftover HUD debug field, a stray using). Two of his deviations were deliberately KEPT as the canonical basis going forward rather than reverted (see the matching ToDo entry): his flicker-based hit timing, and critically his enemy spawn-position formula, which resolved the open spawn-position-formula ToDo outright. Four new scripts (Shield.cs, PowerUp.cs, PowerUpSpawner.cs, FormationController.cs) implement all five of Lesson 14's stretch options at once rather than Lesson 14's original "choose ONE" framing - Robert's explicit instruction for this deliverable, which does supersede the Lesson 14 Handout/Key's own framing for THIS document only (the live Lesson 14 materials are unchanged; students still pick one during the actual lesson). The one real design conflict - formation-marching movement and Enemy.cs's own independent lane descent can't both own movement for the same enemy at once - was first resolved as a static on/off switch, then upgraded at Robert's direction to a wave-parity rule: formationModeActive is now computed as GameManager.wave % 2 == 0, so even waves march in formation and odd waves use lane descent. Robert's own framing for why: this turns a conflict-resolution mechanism into an actual wave-to-wave variety feature (wave 1: 5 enemies, lane descent; wave 2: 6 enemies, formation march; wave 3: 7 enemies, faster lane descent) rather than just picking one mode and leaving it fixed for the whole run - worth carrying the same wave-parity idea into the other 4 engines' Complete Codebase builds for consistency, not just resolving their version of the same conflict a different way. The title/game-over screen stayed on OnGUI (matching the Lesson 10 win/lose banner already in place) rather than moving to a UI Canvas as Lesson 14's original hint suggested - Robert's call, confirmed, with a new ToDo (below) to revisit WHY in a Semester 2 lesson once Canvas is actually taught. Shipped to Lessons/Complete_Codebase/Unity.docx and .pdf. Next in the engine order: Godot, then GameMaker (script), then GameMaker (Visual), then Scratch - one at a time, each paused for Robert's review before the next begins, per his explicit direction to limit wasted effort if a design call needs revisiting.</w:t>
       </w:r>
       <w:r>
         <w:t xml:space="preserve"/>
